--- a/clients/petra/Petra_3Day_Virtual_Training_Plan.docx
+++ b/clients/petra/Petra_3Day_Virtual_Training_Plan.docx
@@ -2187,6 +2187,7 @@
           <w:rFonts w:ascii="Arial" w:cs="Arial" w:eastAsia="Arial" w:hAnsi="Arial"/>
           <w:b/>
           <w:bCs/>
+          <w:color w:val="C9A227"/>
           <w:sz w:val="17"/>
           <w:szCs w:val="17"/>
         </w:rPr>
@@ -6286,6 +6287,7 @@
           <w:rFonts w:ascii="Arial" w:cs="Arial" w:eastAsia="Arial" w:hAnsi="Arial"/>
           <w:b/>
           <w:bCs/>
+          <w:color w:val="43A047"/>
           <w:sz w:val="17"/>
           <w:szCs w:val="17"/>
         </w:rPr>
@@ -10300,6 +10302,7 @@
           <w:rFonts w:ascii="Arial" w:cs="Arial" w:eastAsia="Arial" w:hAnsi="Arial"/>
           <w:b/>
           <w:bCs/>
+          <w:color w:val="E53935"/>
           <w:sz w:val="17"/>
           <w:szCs w:val="17"/>
         </w:rPr>

--- a/clients/petra/Petra_3Day_Virtual_Training_Plan.docx
+++ b/clients/petra/Petra_3Day_Virtual_Training_Plan.docx
@@ -11139,7 +11139,7 @@
                 <w:sz w:val="18"/>
                 <w:szCs w:val="18"/>
               </w:rPr>
-              <w:t xml:space="preserve">KB Clean (to Rack Position)</w:t>
+              <w:t xml:space="preserve">KB Goblet Squat (Pulse at Bottom)</w:t>
             </w:r>
           </w:p>
         </w:tc>
@@ -11205,7 +11205,7 @@
                 <w:sz w:val="15"/>
                 <w:szCs w:val="15"/>
               </w:rPr>
-              <w:t xml:space="preserve">6 ea side</w:t>
+              <w:t xml:space="preserve">10 + 5 pulse</w:t>
             </w:r>
           </w:p>
         </w:tc>
@@ -11271,7 +11271,7 @@
                 <w:sz w:val="15"/>
                 <w:szCs w:val="15"/>
               </w:rPr>
-              <w:t xml:space="preserve">Explosive</w:t>
+              <w:t xml:space="preserve">3-1-1+pulse</w:t>
             </w:r>
           </w:p>
         </w:tc>
@@ -11304,7 +11304,7 @@
                 <w:sz w:val="15"/>
                 <w:szCs w:val="15"/>
               </w:rPr>
-              <w:t xml:space="preserve">75s</w:t>
+              <w:t xml:space="preserve">60s</w:t>
             </w:r>
           </w:p>
         </w:tc>
@@ -11334,7 +11334,7 @@
                 <w:sz w:val="17"/>
                 <w:szCs w:val="17"/>
               </w:rPr>
-              <w:t xml:space="preserve">Hinge back, pull KB up close to body, punch elbow under to rack at shoulder. Explosive pull from the floor. Builds power and shoulder stability simultaneously.</w:t>
+              <w:t xml:space="preserve">Full squat, then pulse 3 inches at bottom for 5 reps. The pulse creates time under tension at the most mechanically demanding position.</w:t>
             </w:r>
           </w:p>
         </w:tc>
@@ -11368,7 +11368,7 @@
                 <w:sz w:val="18"/>
                 <w:szCs w:val="18"/>
               </w:rPr>
-              <w:t xml:space="preserve">KB Goblet Squat (Pulse at Bottom)</w:t>
+              <w:t xml:space="preserve">KB Clean (to Rack Position)</w:t>
             </w:r>
           </w:p>
         </w:tc>
@@ -11434,7 +11434,7 @@
                 <w:sz w:val="15"/>
                 <w:szCs w:val="15"/>
               </w:rPr>
-              <w:t xml:space="preserve">10 + 5 pulse</w:t>
+              <w:t xml:space="preserve">6 ea side</w:t>
             </w:r>
           </w:p>
         </w:tc>
@@ -11500,7 +11500,7 @@
                 <w:sz w:val="15"/>
                 <w:szCs w:val="15"/>
               </w:rPr>
-              <w:t xml:space="preserve">3-1-1+pulse</w:t>
+              <w:t xml:space="preserve">Explosive</w:t>
             </w:r>
           </w:p>
         </w:tc>
@@ -11533,7 +11533,7 @@
                 <w:sz w:val="15"/>
                 <w:szCs w:val="15"/>
               </w:rPr>
-              <w:t xml:space="preserve">60s</w:t>
+              <w:t xml:space="preserve">75s</w:t>
             </w:r>
           </w:p>
         </w:tc>
@@ -11563,7 +11563,7 @@
                 <w:sz w:val="17"/>
                 <w:szCs w:val="17"/>
               </w:rPr>
-              <w:t xml:space="preserve">Full squat, then pulse 3 inches at bottom for 5 reps. The pulse creates time under tension at the most mechanically demanding position.</w:t>
+              <w:t xml:space="preserve">Hinge back, pull KB up close to body, punch elbow under to rack at shoulder. Explosive pull from the floor. Builds power and shoulder stability simultaneously.</w:t>
             </w:r>
           </w:p>
         </w:tc>

--- a/clients/petra/Petra_3Day_Virtual_Training_Plan.docx
+++ b/clients/petra/Petra_3Day_Virtual_Training_Plan.docx
@@ -13242,7 +13242,7 @@
                 <w:sz w:val="15"/>
                 <w:szCs w:val="15"/>
               </w:rPr>
-              <w:t xml:space="preserve">Heavy DB</w:t>
+              <w:t xml:space="preserve">Wk1: 80 lbs → Wk4: 100 lbs (per hand, total)</w:t>
             </w:r>
           </w:p>
         </w:tc>
@@ -13338,7 +13338,7 @@
                 <w:sz w:val="17"/>
                 <w:szCs w:val="17"/>
               </w:rPr>
-              <w:t xml:space="preserve">Hip hinge, one DB each side like a suitcase. Heavy — close to Day 1 deadlift loads. Then 15s rest, straight into C2.</w:t>
+              <w:t xml:space="preserve">Hip hinge, one DB each side like a suitcase. Heavy — near Day 1's Hex Bar Deadlift load. Then 15s rest, straight into C2.</w:t>
             </w:r>
           </w:p>
         </w:tc>
@@ -13700,7 +13700,7 @@
                 <w:sz w:val="15"/>
                 <w:szCs w:val="15"/>
               </w:rPr>
-              <w:t xml:space="preserve">Heavy KB or DB</w:t>
+              <w:t xml:space="preserve">Wk1: 40 lbs → Wk4: 50 lbs</w:t>
             </w:r>
           </w:p>
         </w:tc>
@@ -13796,7 +13796,7 @@
                 <w:sz w:val="17"/>
                 <w:szCs w:val="17"/>
               </w:rPr>
-              <w:t xml:space="preserve">Heaviest goblet squat of the week. Push load here. Then 15s, into D2.</w:t>
+              <w:t xml:space="preserve">Heaviest goblet squat of the week — above Day 1's working load. Push load here. Then 15s, into D2.</w:t>
             </w:r>
           </w:p>
         </w:tc>

--- a/clients/petra/Petra_3Day_Virtual_Training_Plan.docx
+++ b/clients/petra/Petra_3Day_Virtual_Training_Plan.docx
@@ -6366,7 +6366,7 @@
           <w:sz w:val="17"/>
           <w:szCs w:val="17"/>
         </w:rPr>
-        <w:t xml:space="preserve">15 lbs/hand for both chest press and OHP. Wk1 keeps that load for 10–12 reps. Progress +2.5 lbs/hand every 2 weeks. Chest press target is 22.5 lbs/hand by Week 4. OHP target is 22.5 lbs/hand by Week 4. These are realistic intermediary jumps from a 15 lb working weight.</w:t>
+        <w:t xml:space="preserve">15 lbs/hand for the DB bench press. Wk1 keeps that load for 10–12 reps. Progress +2.5 lbs/hand every 2 weeks toward a 22.5 lbs/hand target by Week 4 — a realistic intermediary jump from a 15 lb working weight. Incline press runs slightly lighter to build the upper chest and anterior delt alongside the flat press.</w:t>
       </w:r>
     </w:p>
     <w:tbl>
@@ -7124,7 +7124,20 @@
                 <w:sz w:val="18"/>
                 <w:szCs w:val="18"/>
               </w:rPr>
-              <w:t xml:space="preserve">DB Overhead Press</w:t>
+              <w:t xml:space="preserve">DB Single-Arm Row</w:t>
+            </w:r>
+          </w:p>
+          <w:p>
+            <w:r>
+              <w:rPr>
+                <w:rFonts w:ascii="Arial" w:cs="Arial" w:eastAsia="Arial" w:hAnsi="Arial"/>
+                <w:i/>
+                <w:iCs/>
+                <w:color w:val="B71C1C"/>
+                <w:sz w:val="14"/>
+                <w:szCs w:val="14"/>
+              </w:rPr>
+              <w:t xml:space="preserve">Right arm leads — 14.8% neural delay protocol</w:t>
             </w:r>
           </w:p>
         </w:tc>
@@ -7190,7 +7203,7 @@
                 <w:sz w:val="15"/>
                 <w:szCs w:val="15"/>
               </w:rPr>
-              <w:t xml:space="preserve">10–12</w:t>
+              <w:t xml:space="preserve">8–10 ea</w:t>
             </w:r>
           </w:p>
         </w:tc>
@@ -7223,7 +7236,7 @@
                 <w:sz w:val="15"/>
                 <w:szCs w:val="15"/>
               </w:rPr>
-              <w:t xml:space="preserve">Wk1: 15 → Wk4: 22.5 lbs/hand</w:t>
+              <w:t xml:space="preserve">R: 30 lbs / L: 35 lbs Wk1</w:t>
             </w:r>
           </w:p>
         </w:tc>
@@ -7256,7 +7269,7 @@
                 <w:sz w:val="15"/>
                 <w:szCs w:val="15"/>
               </w:rPr>
-              <w:t xml:space="preserve">2-1-1</w:t>
+              <w:t xml:space="preserve">3-1-2</w:t>
             </w:r>
           </w:p>
         </w:tc>
@@ -7289,7 +7302,7 @@
                 <w:sz w:val="15"/>
                 <w:szCs w:val="15"/>
               </w:rPr>
-              <w:t xml:space="preserve">75s</w:t>
+              <w:t xml:space="preserve">60s</w:t>
             </w:r>
           </w:p>
         </w:tc>
@@ -7319,7 +7332,7 @@
                 <w:sz w:val="17"/>
                 <w:szCs w:val="17"/>
               </w:rPr>
-              <w:t xml:space="preserve">Baseline 15 lbs/hand. Seated or standing. Press overhead, arms alongside ears. Core rigid. Progress same rate as bench press.</w:t>
+              <w:t xml:space="preserve">Force data: LEFT grip 78 lb (98th %ile), RIGHT 55 lb (65th %ile), 29.5% asymmetry. RIGHT arm leads each set and starts 5 lbs lighter than left. RIGHT arm: 3s isometric squeeze at top every rep to address the 14.8% neural delay. Left arm: normal tempo. Add 2.5 lbs/hand every 2 weeks.</w:t>
             </w:r>
           </w:p>
         </w:tc>
@@ -7573,6 +7586,31 @@
           <w:szCs w:val="17"/>
         </w:rPr>
         <w:t xml:space="preserve">B — PRIMARY PULL STRENGTH</w:t>
+      </w:r>
+    </w:p>
+    <w:p>
+      <w:pPr>
+        <w:spacing w:after="80"/>
+      </w:pPr>
+      <w:r>
+        <w:rPr>
+          <w:rFonts w:ascii="Arial" w:cs="Arial" w:eastAsia="Arial" w:hAnsi="Arial"/>
+          <w:b/>
+          <w:bCs/>
+          <w:color w:val="43A047"/>
+          <w:sz w:val="17"/>
+          <w:szCs w:val="17"/>
+        </w:rPr>
+        <w:t xml:space="preserve">Pull Baseline:  </w:t>
+      </w:r>
+      <w:r>
+        <w:rPr>
+          <w:rFonts w:ascii="Arial" w:cs="Arial" w:eastAsia="Arial" w:hAnsi="Arial"/>
+          <w:color w:val="2C2C2C"/>
+          <w:sz w:val="17"/>
+          <w:szCs w:val="17"/>
+        </w:rPr>
+        <w:t xml:space="preserve">OHP baseline is 15 lbs/hand, progressing +2.5 lbs/hand every 2 weeks toward 22.5 lbs/hand by Week 4 — same rate as the bench press. Force data shows right grip 29.5% weaker (55 lb vs 78 lb) and 14.8% slower time-to-peak — right arm leads sequencing on every pulling exercise below and starts each load lighter than left. Row baseline: L 35 / R 30 lbs Wk1, adding 2.5 lbs/hand every 2 weeks toward symmetry. Renegade row and rear delt fly reinforce the same pull pattern and neural-delay protocol without a cable machine.</w:t>
       </w:r>
     </w:p>
     <w:tbl>
@@ -7872,20 +7910,7 @@
                 <w:sz w:val="18"/>
                 <w:szCs w:val="18"/>
               </w:rPr>
-              <w:t xml:space="preserve">DB Single-Arm Row</w:t>
-            </w:r>
-          </w:p>
-          <w:p>
-            <w:r>
-              <w:rPr>
-                <w:rFonts w:ascii="Arial" w:cs="Arial" w:eastAsia="Arial" w:hAnsi="Arial"/>
-                <w:i/>
-                <w:iCs/>
-                <w:color w:val="B71C1C"/>
-                <w:sz w:val="14"/>
-                <w:szCs w:val="14"/>
-              </w:rPr>
-              <w:t xml:space="preserve">Right arm leads — 14.8% neural delay protocol</w:t>
+              <w:t xml:space="preserve">DB Overhead Press</w:t>
             </w:r>
           </w:p>
         </w:tc>
@@ -7951,7 +7976,7 @@
                 <w:sz w:val="15"/>
                 <w:szCs w:val="15"/>
               </w:rPr>
-              <w:t xml:space="preserve">8–10 ea</w:t>
+              <w:t xml:space="preserve">10–12</w:t>
             </w:r>
           </w:p>
         </w:tc>
@@ -7984,7 +8009,7 @@
                 <w:sz w:val="15"/>
                 <w:szCs w:val="15"/>
               </w:rPr>
-              <w:t xml:space="preserve">R: 30 lbs / L: 35 lbs Wk1</w:t>
+              <w:t xml:space="preserve">Wk1: 15 → Wk4: 22.5 lbs/hand</w:t>
             </w:r>
           </w:p>
         </w:tc>
@@ -8017,7 +8042,7 @@
                 <w:sz w:val="15"/>
                 <w:szCs w:val="15"/>
               </w:rPr>
-              <w:t xml:space="preserve">3-1-2</w:t>
+              <w:t xml:space="preserve">2-1-1</w:t>
             </w:r>
           </w:p>
         </w:tc>
@@ -8050,7 +8075,7 @@
                 <w:sz w:val="15"/>
                 <w:szCs w:val="15"/>
               </w:rPr>
-              <w:t xml:space="preserve">60s</w:t>
+              <w:t xml:space="preserve">75s</w:t>
             </w:r>
           </w:p>
         </w:tc>
@@ -8080,7 +8105,7 @@
                 <w:sz w:val="17"/>
                 <w:szCs w:val="17"/>
               </w:rPr>
-              <w:t xml:space="preserve">Force data: LEFT grip 78 lb (98th %ile), RIGHT 55 lb (65th %ile), 29.5% asymmetry. RIGHT arm leads each set and starts 5 lbs lighter than left. RIGHT arm: 3s isometric squeeze at top every rep to address the 14.8% neural delay. Left arm: normal tempo. Add 2.5 lbs/hand every 2 weeks.</w:t>
+              <w:t xml:space="preserve">Baseline 15 lbs/hand. Seated or standing. Press overhead, arms alongside ears. Core rigid. Progress same rate as bench press.</w:t>
             </w:r>
           </w:p>
         </w:tc>

--- a/clients/petra/Petra_3Day_Virtual_Training_Plan.docx
+++ b/clients/petra/Petra_3Day_Virtual_Training_Plan.docx
@@ -9383,7 +9383,20 @@
                 <w:sz w:val="18"/>
                 <w:szCs w:val="18"/>
               </w:rPr>
-              <w:t xml:space="preserve">Suitcase Carry (Single Arm, alternating)</w:t>
+              <w:t xml:space="preserve">Suitcase Carry (Single Arm)</w:t>
+            </w:r>
+          </w:p>
+          <w:p>
+            <w:r>
+              <w:rPr>
+                <w:rFonts w:ascii="Arial" w:cs="Arial" w:eastAsia="Arial" w:hAnsi="Arial"/>
+                <w:i/>
+                <w:iCs/>
+                <w:color w:val="B71C1C"/>
+                <w:sz w:val="14"/>
+                <w:szCs w:val="14"/>
+              </w:rPr>
+              <w:t xml:space="preserve">RIGHT arm leads — grip asymmetry protocol</w:t>
             </w:r>
           </w:p>
         </w:tc>
@@ -9578,7 +9591,7 @@
                 <w:sz w:val="17"/>
                 <w:szCs w:val="17"/>
               </w:rPr>
-              <w:t xml:space="preserve">One arm at a time. Resist lateral lean. Anti-lateral flexion core. Reveals left-right imbalance under load. Alternate starting arm each set.</w:t>
+              <w:t xml:space="preserve">RIGHT arm carries first each set, per the right-arm-priority protocol. Resist lateral lean. Anti-lateral flexion core. Reveals left-right imbalance under load.</w:t>
             </w:r>
           </w:p>
         </w:tc>

--- a/clients/petra/Petra_3Day_Virtual_Training_Plan.docx
+++ b/clients/petra/Petra_3Day_Virtual_Training_Plan.docx
@@ -1825,7 +1825,7 @@
           <w:sz w:val="17"/>
           <w:szCs w:val="17"/>
         </w:rPr>
-        <w:t xml:space="preserve">For strength and muscle building at an intermediate level, primary compound lifts run at 70–85% of working weight for 3–5 sets of 5–10 reps. Last 2 reps of every work set should be hard but achievable. Reps in Reserve (RIR): always leave 1–2 reps in the tank on sets 1–3. Final set can go closer to failure.</w:t>
+        <w:t xml:space="preserve">For strength and muscle building at an intermediate level, primary compound lifts run at 70–85% of working weight for 3–5 sets of 5–10 reps. Last 2 reps of every work set should be hard but achievable. Reps in Reserve (RIR): leave 2 clean reps in reserve on primary-lift work sets — 1 RIR is reserved for hypertrophy-focused accessory work only, and training to true failure is not required on any lift in this program.</w:t>
       </w:r>
     </w:p>
     <w:p>
@@ -2012,6 +2012,81 @@
           <w:rFonts w:ascii="Arial" w:cs="Arial" w:eastAsia="Arial" w:hAnsi="Arial"/>
           <w:b/>
           <w:bCs/>
+          <w:color w:val="1565C0"/>
+          <w:sz w:val="17"/>
+          <w:szCs w:val="17"/>
+        </w:rPr>
+        <w:t xml:space="preserve">Planned Deload — Week 5, Directly After the Week 4 Strength Check:  </w:t>
+      </w:r>
+      <w:r>
+        <w:rPr>
+          <w:rFonts w:ascii="Arial" w:cs="Arial" w:eastAsia="Arial" w:hAnsi="Arial"/>
+          <w:color w:val="2C2C2C"/>
+          <w:sz w:val="17"/>
+          <w:szCs w:val="17"/>
+        </w:rPr>
+        <w:t xml:space="preserve">This program deliberately includes one lighter week, and it is planned, not a reaction to anything going wrong. Week 5 — immediately after the Week 4 strength check — is a structured deload: the same exercises and movement patterns, with sets reduced by roughly a third, every set held comfortably in the technique band (3 or more reps in reserve), and loads held at Week 3-4 levels — the usual add-weight rules (including the deadlift's per-session jumps and the weekly carry increases) pause for this one week. This program progresses aggressively — a weekly power day plus linear load jumps — and training virtually means the coach sees less of the day-to-day fatigue picture than in the studio, so the light week is built in rather than left to chance. One light week costs nothing that matters: muscle built over the previous month is not lost in a single reduced-volume week — only a small edge of peak strength dips, and it returns within days. Weeks 6-8 then rebuild from the Week 4 loads toward the 8-week targets and the force-assessment re-test.</w:t>
+      </w:r>
+    </w:p>
+    <w:p>
+      <w:pPr>
+        <w:spacing w:after="100"/>
+      </w:pPr>
+      <w:r>
+        <w:rPr>
+          <w:rFonts w:ascii="Arial" w:cs="Arial" w:eastAsia="Arial" w:hAnsi="Arial"/>
+          <w:b/>
+          <w:bCs/>
+          <w:color w:val="C9A227"/>
+          <w:sz w:val="17"/>
+          <w:szCs w:val="17"/>
+        </w:rPr>
+        <w:t xml:space="preserve">Two Reassessment Clocks:  </w:t>
+      </w:r>
+      <w:r>
+        <w:rPr>
+          <w:rFonts w:ascii="Arial" w:cs="Arial" w:eastAsia="Arial" w:hAnsi="Arial"/>
+          <w:color w:val="2C2C2C"/>
+          <w:sz w:val="17"/>
+          <w:szCs w:val="17"/>
+        </w:rPr>
+        <w:t xml:space="preserve">Strength is re-checked every 4 weeks — the Week 4 targets in the weekly summary are that first check, and the Week 8 targets close the block. The force-assessment protocol (grip squeeze, floor pull, hip extension) is re-tested around the Week 8 window to confirm whether the left-grip/right-hip asymmetry pattern is closing — plus the early hip-extension re-test at Session 3 or 4 noted above.</w:t>
+      </w:r>
+    </w:p>
+    <w:p>
+      <w:pPr>
+        <w:spacing w:after="100"/>
+      </w:pPr>
+      <w:r>
+        <w:rPr>
+          <w:rFonts w:ascii="Arial" w:cs="Arial" w:eastAsia="Arial" w:hAnsi="Arial"/>
+          <w:b/>
+          <w:bCs/>
+          <w:color w:val="C9A227"/>
+          <w:sz w:val="17"/>
+          <w:szCs w:val="17"/>
+        </w:rPr>
+        <w:t xml:space="preserve">Session Architecture — ICONS Block Method Restructure (8/19/2026):  </w:t>
+      </w:r>
+      <w:r>
+        <w:rPr>
+          <w:rFonts w:ascii="Arial" w:cs="Arial" w:eastAsia="Arial" w:hAnsi="Arial"/>
+          <w:color w:val="2C2C2C"/>
+          <w:sz w:val="17"/>
+          <w:szCs w:val="17"/>
+        </w:rPr>
+        <w:t xml:space="preserve">Restructured to the ICONS Block Method six-slot session architecture (Corrective → Primary Compound → Accessory → Jason's Exercise → Secondary Compound → Third Compound/Integration; see CLAUDE.md). VIRTUAL client — all menus/substitutions drawn from her own equipment list only (DBs, one KB 20-35, bench, bands, med ball); no Kieser renames (no cable machine exists in her setup — the studio inventory does not apply, per CLAUDE.md's scope note). Slot 4 omitted all days — no Jason Bethea relationship on file, re-verified. Slot 1 on every day is her force-assessment corrective work PROMOTED out of warmUp prose into tracked blocks (left-hip activation, right-hand neural-delay squeeze, and the two light KB dead-hinge ramps — the ramps are loaded, rep-prescribed movements per the warm-up drift rule; the med ball chest passes deliberately stay in warmUp as implement activation primers, the band-pull-apart category). Block-internal corrective ordering deliberately keeps each hinge ramp separated from the hinge work that follows (Day 1: ramp → band walk → Hex DL; Day 3: ramp → glute bridge → KB swings) so no 3-consecutive-hinge run is created; the 8/12 KB Power fix order (2H Swing → 1A Swing → Goblet → Clean) survives verbatim. Day 1's Lateral Band Walk moved from the squat block into the corrective slot; Day 1's unilateral force-data block keeps its own position/purpose; Day 1's KB complex and Day 2's carries+core retitled as the integration closers (content unchanged). Day 3 documented deviation (Elizabeth Poyner Saturday precedent): power block runs first as the day's primary expression; the Compound Strength Clusters — literally hinge-to-press and squat-to-press complexes — serve the secondary-compound and integration functions together, AMRAP finisher after. RIR alignment to the corrected model: "1-2 RIR / final set closer to failure" language updated to the 2-RIR primary default (loads/sets/reps untouched); milestones4wk's "(1-2 RIR)" aligned to "(2 RIR)". Deload: proactive Week 5 (aggressive 8+-week continuous progression + virtual monitoring limits). No Styku clock exists for this client — reassessment cadence stated on her actual data sources (4-week strength, ~8-week force-assessment re-test), nothing invented.</w:t>
+      </w:r>
+    </w:p>
+    <w:p>
+      <w:pPr>
+        <w:spacing w:after="100"/>
+      </w:pPr>
+      <w:r>
+        <w:rPr>
+          <w:rFonts w:ascii="Arial" w:cs="Arial" w:eastAsia="Arial" w:hAnsi="Arial"/>
+          <w:b/>
+          <w:bCs/>
           <w:color w:val="E65100"/>
           <w:sz w:val="17"/>
           <w:szCs w:val="17"/>
@@ -2225,8 +2300,1250 @@
           <w:sz w:val="17"/>
           <w:szCs w:val="17"/>
         </w:rPr>
-        <w:t xml:space="preserve">3 min treadmill incline walk (5–8% grade, posterior chain + hip flexor activation before loading). Then: LEFT HIP ACTIVATION: single-leg glute bridge LEFT side 2×12 + clamshell LEFT side 2×15. Bilateral glute bridge 2×10, KB deadhinge 2×10 light, leg swings 10 each, hip circles, deep squat hold 3×30s, ankle circles 10 each. Camera side-on.</w:t>
+        <w:t xml:space="preserve">3 min treadmill incline walk (5–8% grade, posterior chain + hip flexor activation before loading). Then: bilateral glute bridge 2×10, leg swings 10 each, hip circles, deep squat hold 3×30s, ankle circles 10 each. Camera side-on. Left-hip activation and the light hinge ramp open Block A below.</w:t>
       </w:r>
+    </w:p>
+    <w:p>
+      <w:pPr>
+        <w:spacing w:after="60" w:before="120"/>
+      </w:pPr>
+      <w:r>
+        <w:rPr>
+          <w:rFonts w:ascii="Arial" w:cs="Arial" w:eastAsia="Arial" w:hAnsi="Arial"/>
+          <w:b/>
+          <w:bCs/>
+          <w:color w:val="E53935"/>
+          <w:sz w:val="17"/>
+          <w:szCs w:val="17"/>
+        </w:rPr>
+        <w:t xml:space="preserve">A — CORRECTIVE — LEFT-HIP ACTIVATION &amp; HINGE PRIMING</w:t>
+      </w:r>
+    </w:p>
+    <w:p>
+      <w:pPr>
+        <w:spacing w:after="80"/>
+      </w:pPr>
+      <w:r>
+        <w:rPr>
+          <w:rFonts w:ascii="Arial" w:cs="Arial" w:eastAsia="Arial" w:hAnsi="Arial"/>
+          <w:b/>
+          <w:bCs/>
+          <w:color w:val="E53935"/>
+          <w:sz w:val="17"/>
+          <w:szCs w:val="17"/>
+        </w:rPr>
+        <w:t xml:space="preserve">Why:  </w:t>
+      </w:r>
+      <w:r>
+        <w:rPr>
+          <w:rFonts w:ascii="Arial" w:cs="Arial" w:eastAsia="Arial" w:hAnsi="Arial"/>
+          <w:color w:val="2C2C2C"/>
+          <w:sz w:val="17"/>
+          <w:szCs w:val="17"/>
+        </w:rPr>
+        <w:t xml:space="preserve">The force assessment shows the right hip dominating extension — the left glute is the priority side, so it gets woken up deliberately before anything is loaded. The light hinge ramp rehearses the deadlift pattern without spending strength, and the band walk fires the glute med that keeps knees tracking under load.</w:t>
+      </w:r>
+    </w:p>
+    <w:tbl>
+      <w:tblPr>
+        <w:tblW w:type="dxa" w:w="10440"/>
+        <w:tblBorders>
+          <w:top w:val="none" w:color="FFFFFF" w:sz="0"/>
+          <w:left w:val="none" w:color="FFFFFF" w:sz="0"/>
+          <w:bottom w:val="none" w:color="FFFFFF" w:sz="0"/>
+          <w:right w:val="none" w:color="FFFFFF" w:sz="0"/>
+          <w:insideH w:val="single" w:color="auto" w:sz="4"/>
+          <w:insideV w:val="single" w:color="auto" w:sz="4"/>
+        </w:tblBorders>
+      </w:tblPr>
+      <w:tblGrid>
+        <w:gridCol w:w="2400"/>
+        <w:gridCol w:w="380"/>
+        <w:gridCol w:w="420"/>
+        <w:gridCol w:w="680"/>
+        <w:gridCol w:w="540"/>
+        <w:gridCol w:w="440"/>
+        <w:gridCol w:w="5580"/>
+      </w:tblGrid>
+      <w:tr>
+        <w:tc>
+          <w:tcPr>
+            <w:tcW w:type="dxa" w:w="2400"/>
+            <w:tcBorders>
+              <w:top w:val="none" w:color="FFFFFF" w:sz="0"/>
+              <w:left w:val="none" w:color="FFFFFF" w:sz="0"/>
+              <w:bottom w:val="none" w:color="FFFFFF" w:sz="0"/>
+              <w:right w:val="none" w:color="FFFFFF" w:sz="0"/>
+            </w:tcBorders>
+            <w:shd w:fill="FFEBEE" w:color="auto" w:val="clear"/>
+            <w:tcMar>
+              <w:top w:type="dxa" w:w="40"/>
+              <w:left w:type="dxa" w:w="80"/>
+              <w:bottom w:type="dxa" w:w="40"/>
+              <w:right w:type="dxa" w:w="80"/>
+            </w:tcMar>
+            <w:vAlign w:val="center"/>
+          </w:tcPr>
+          <w:p>
+            <w:pPr>
+              <w:jc w:val="left"/>
+            </w:pPr>
+            <w:r>
+              <w:rPr>
+                <w:rFonts w:ascii="Arial" w:cs="Arial" w:eastAsia="Arial" w:hAnsi="Arial"/>
+                <w:b/>
+                <w:bCs/>
+                <w:color w:val="E53935"/>
+                <w:sz w:val="15"/>
+                <w:szCs w:val="15"/>
+              </w:rPr>
+              <w:t xml:space="preserve">EXERCISE</w:t>
+            </w:r>
+          </w:p>
+        </w:tc>
+        <w:tc>
+          <w:tcPr>
+            <w:tcW w:type="dxa" w:w="380"/>
+            <w:tcBorders>
+              <w:top w:val="none" w:color="FFFFFF" w:sz="0"/>
+              <w:left w:val="none" w:color="FFFFFF" w:sz="0"/>
+              <w:bottom w:val="none" w:color="FFFFFF" w:sz="0"/>
+              <w:right w:val="none" w:color="FFFFFF" w:sz="0"/>
+            </w:tcBorders>
+            <w:shd w:fill="FFEBEE" w:color="auto" w:val="clear"/>
+            <w:tcMar>
+              <w:top w:type="dxa" w:w="40"/>
+              <w:left w:type="dxa" w:w="80"/>
+              <w:bottom w:type="dxa" w:w="40"/>
+              <w:right w:type="dxa" w:w="80"/>
+            </w:tcMar>
+            <w:vAlign w:val="center"/>
+          </w:tcPr>
+          <w:p>
+            <w:pPr>
+              <w:jc w:val="center"/>
+            </w:pPr>
+            <w:r>
+              <w:rPr>
+                <w:rFonts w:ascii="Arial" w:cs="Arial" w:eastAsia="Arial" w:hAnsi="Arial"/>
+                <w:b/>
+                <w:bCs/>
+                <w:color w:val="E53935"/>
+                <w:sz w:val="13"/>
+                <w:szCs w:val="13"/>
+              </w:rPr>
+              <w:t xml:space="preserve">SETS</w:t>
+            </w:r>
+          </w:p>
+        </w:tc>
+        <w:tc>
+          <w:tcPr>
+            <w:tcW w:type="dxa" w:w="420"/>
+            <w:tcBorders>
+              <w:top w:val="none" w:color="FFFFFF" w:sz="0"/>
+              <w:left w:val="none" w:color="FFFFFF" w:sz="0"/>
+              <w:bottom w:val="none" w:color="FFFFFF" w:sz="0"/>
+              <w:right w:val="none" w:color="FFFFFF" w:sz="0"/>
+            </w:tcBorders>
+            <w:shd w:fill="FFEBEE" w:color="auto" w:val="clear"/>
+            <w:tcMar>
+              <w:top w:type="dxa" w:w="40"/>
+              <w:left w:type="dxa" w:w="80"/>
+              <w:bottom w:type="dxa" w:w="40"/>
+              <w:right w:type="dxa" w:w="80"/>
+            </w:tcMar>
+            <w:vAlign w:val="center"/>
+          </w:tcPr>
+          <w:p>
+            <w:pPr>
+              <w:jc w:val="center"/>
+            </w:pPr>
+            <w:r>
+              <w:rPr>
+                <w:rFonts w:ascii="Arial" w:cs="Arial" w:eastAsia="Arial" w:hAnsi="Arial"/>
+                <w:b/>
+                <w:bCs/>
+                <w:color w:val="E53935"/>
+                <w:sz w:val="13"/>
+                <w:szCs w:val="13"/>
+              </w:rPr>
+              <w:t xml:space="preserve">REPS</w:t>
+            </w:r>
+          </w:p>
+        </w:tc>
+        <w:tc>
+          <w:tcPr>
+            <w:tcW w:type="dxa" w:w="680"/>
+            <w:tcBorders>
+              <w:top w:val="none" w:color="FFFFFF" w:sz="0"/>
+              <w:left w:val="none" w:color="FFFFFF" w:sz="0"/>
+              <w:bottom w:val="none" w:color="FFFFFF" w:sz="0"/>
+              <w:right w:val="none" w:color="FFFFFF" w:sz="0"/>
+            </w:tcBorders>
+            <w:shd w:fill="FFEBEE" w:color="auto" w:val="clear"/>
+            <w:tcMar>
+              <w:top w:type="dxa" w:w="40"/>
+              <w:left w:type="dxa" w:w="80"/>
+              <w:bottom w:type="dxa" w:w="40"/>
+              <w:right w:type="dxa" w:w="80"/>
+            </w:tcMar>
+            <w:vAlign w:val="center"/>
+          </w:tcPr>
+          <w:p>
+            <w:pPr>
+              <w:jc w:val="center"/>
+            </w:pPr>
+            <w:r>
+              <w:rPr>
+                <w:rFonts w:ascii="Arial" w:cs="Arial" w:eastAsia="Arial" w:hAnsi="Arial"/>
+                <w:b/>
+                <w:bCs/>
+                <w:color w:val="E53935"/>
+                <w:sz w:val="13"/>
+                <w:szCs w:val="13"/>
+              </w:rPr>
+              <w:t xml:space="preserve">LOAD</w:t>
+            </w:r>
+          </w:p>
+        </w:tc>
+        <w:tc>
+          <w:tcPr>
+            <w:tcW w:type="dxa" w:w="540"/>
+            <w:tcBorders>
+              <w:top w:val="none" w:color="FFFFFF" w:sz="0"/>
+              <w:left w:val="none" w:color="FFFFFF" w:sz="0"/>
+              <w:bottom w:val="none" w:color="FFFFFF" w:sz="0"/>
+              <w:right w:val="none" w:color="FFFFFF" w:sz="0"/>
+            </w:tcBorders>
+            <w:shd w:fill="FFEBEE" w:color="auto" w:val="clear"/>
+            <w:tcMar>
+              <w:top w:type="dxa" w:w="40"/>
+              <w:left w:type="dxa" w:w="80"/>
+              <w:bottom w:type="dxa" w:w="40"/>
+              <w:right w:type="dxa" w:w="80"/>
+            </w:tcMar>
+            <w:vAlign w:val="center"/>
+          </w:tcPr>
+          <w:p>
+            <w:pPr>
+              <w:jc w:val="center"/>
+            </w:pPr>
+            <w:r>
+              <w:rPr>
+                <w:rFonts w:ascii="Arial" w:cs="Arial" w:eastAsia="Arial" w:hAnsi="Arial"/>
+                <w:b/>
+                <w:bCs/>
+                <w:color w:val="E53935"/>
+                <w:sz w:val="13"/>
+                <w:szCs w:val="13"/>
+              </w:rPr>
+              <w:t xml:space="preserve">TEMPO</w:t>
+            </w:r>
+          </w:p>
+        </w:tc>
+        <w:tc>
+          <w:tcPr>
+            <w:tcW w:type="dxa" w:w="440"/>
+            <w:tcBorders>
+              <w:top w:val="none" w:color="FFFFFF" w:sz="0"/>
+              <w:left w:val="none" w:color="FFFFFF" w:sz="0"/>
+              <w:bottom w:val="none" w:color="FFFFFF" w:sz="0"/>
+              <w:right w:val="none" w:color="FFFFFF" w:sz="0"/>
+            </w:tcBorders>
+            <w:shd w:fill="FFEBEE" w:color="auto" w:val="clear"/>
+            <w:tcMar>
+              <w:top w:type="dxa" w:w="40"/>
+              <w:left w:type="dxa" w:w="80"/>
+              <w:bottom w:type="dxa" w:w="40"/>
+              <w:right w:type="dxa" w:w="80"/>
+            </w:tcMar>
+            <w:vAlign w:val="center"/>
+          </w:tcPr>
+          <w:p>
+            <w:pPr>
+              <w:jc w:val="center"/>
+            </w:pPr>
+            <w:r>
+              <w:rPr>
+                <w:rFonts w:ascii="Arial" w:cs="Arial" w:eastAsia="Arial" w:hAnsi="Arial"/>
+                <w:b/>
+                <w:bCs/>
+                <w:color w:val="E53935"/>
+                <w:sz w:val="13"/>
+                <w:szCs w:val="13"/>
+              </w:rPr>
+              <w:t xml:space="preserve">REST</w:t>
+            </w:r>
+          </w:p>
+        </w:tc>
+        <w:tc>
+          <w:tcPr>
+            <w:tcW w:type="dxa" w:w="5580"/>
+            <w:tcBorders>
+              <w:top w:val="none" w:color="FFFFFF" w:sz="0"/>
+              <w:left w:val="none" w:color="FFFFFF" w:sz="0"/>
+              <w:bottom w:val="none" w:color="FFFFFF" w:sz="0"/>
+              <w:right w:val="none" w:color="FFFFFF" w:sz="0"/>
+            </w:tcBorders>
+            <w:shd w:fill="FFEBEE" w:color="auto" w:val="clear"/>
+            <w:tcMar>
+              <w:top w:type="dxa" w:w="40"/>
+              <w:left w:type="dxa" w:w="80"/>
+              <w:bottom w:type="dxa" w:w="40"/>
+              <w:right w:type="dxa" w:w="80"/>
+            </w:tcMar>
+            <w:vAlign w:val="center"/>
+          </w:tcPr>
+          <w:p>
+            <w:pPr>
+              <w:jc w:val="left"/>
+            </w:pPr>
+            <w:r>
+              <w:rPr>
+                <w:rFonts w:ascii="Arial" w:cs="Arial" w:eastAsia="Arial" w:hAnsi="Arial"/>
+                <w:b/>
+                <w:bCs/>
+                <w:color w:val="E53935"/>
+                <w:sz w:val="15"/>
+                <w:szCs w:val="15"/>
+              </w:rPr>
+              <w:t xml:space="preserve">COACHING CUE</w:t>
+            </w:r>
+          </w:p>
+        </w:tc>
+      </w:tr>
+      <w:tr>
+        <w:tc>
+          <w:tcPr>
+            <w:tcW w:type="dxa" w:w="2400"/>
+            <w:tcBorders>
+              <w:top w:val="none" w:color="FFFFFF" w:sz="0"/>
+              <w:left w:val="none" w:color="FFFFFF" w:sz="0"/>
+              <w:bottom w:val="none" w:color="FFFFFF" w:sz="0"/>
+              <w:right w:val="none" w:color="FFFFFF" w:sz="0"/>
+            </w:tcBorders>
+            <w:shd w:fill="FFF5F5" w:color="auto" w:val="clear"/>
+            <w:tcMar>
+              <w:top w:type="dxa" w:w="40"/>
+              <w:left w:type="dxa" w:w="80"/>
+              <w:bottom w:type="dxa" w:w="40"/>
+              <w:right w:type="dxa" w:w="80"/>
+            </w:tcMar>
+            <w:vAlign w:val="center"/>
+          </w:tcPr>
+          <w:p>
+            <w:r>
+              <w:rPr>
+                <w:rFonts w:ascii="Arial" w:cs="Arial" w:eastAsia="Arial" w:hAnsi="Arial"/>
+                <w:b/>
+                <w:bCs/>
+                <w:color w:val="2C2C2C"/>
+                <w:sz w:val="18"/>
+                <w:szCs w:val="18"/>
+              </w:rPr>
+              <w:t xml:space="preserve">Single-Leg Glute Bridge (Left Side)</w:t>
+            </w:r>
+          </w:p>
+        </w:tc>
+        <w:tc>
+          <w:tcPr>
+            <w:tcW w:type="dxa" w:w="380"/>
+            <w:tcBorders>
+              <w:top w:val="none" w:color="FFFFFF" w:sz="0"/>
+              <w:left w:val="none" w:color="FFFFFF" w:sz="0"/>
+              <w:bottom w:val="none" w:color="FFFFFF" w:sz="0"/>
+              <w:right w:val="none" w:color="FFFFFF" w:sz="0"/>
+            </w:tcBorders>
+            <w:shd w:fill="FFF5F5" w:color="auto" w:val="clear"/>
+            <w:tcMar>
+              <w:top w:type="dxa" w:w="40"/>
+              <w:left w:type="dxa" w:w="80"/>
+              <w:bottom w:type="dxa" w:w="40"/>
+              <w:right w:type="dxa" w:w="80"/>
+            </w:tcMar>
+            <w:vAlign w:val="center"/>
+          </w:tcPr>
+          <w:p>
+            <w:pPr>
+              <w:jc w:val="center"/>
+            </w:pPr>
+            <w:r>
+              <w:rPr>
+                <w:rFonts w:ascii="Arial" w:cs="Arial" w:eastAsia="Arial" w:hAnsi="Arial"/>
+                <w:color w:val="6B6B6B"/>
+                <w:sz w:val="15"/>
+                <w:szCs w:val="15"/>
+              </w:rPr>
+              <w:t xml:space="preserve">2</w:t>
+            </w:r>
+          </w:p>
+        </w:tc>
+        <w:tc>
+          <w:tcPr>
+            <w:tcW w:type="dxa" w:w="420"/>
+            <w:tcBorders>
+              <w:top w:val="none" w:color="FFFFFF" w:sz="0"/>
+              <w:left w:val="none" w:color="FFFFFF" w:sz="0"/>
+              <w:bottom w:val="none" w:color="FFFFFF" w:sz="0"/>
+              <w:right w:val="none" w:color="FFFFFF" w:sz="0"/>
+            </w:tcBorders>
+            <w:shd w:fill="FFF5F5" w:color="auto" w:val="clear"/>
+            <w:tcMar>
+              <w:top w:type="dxa" w:w="40"/>
+              <w:left w:type="dxa" w:w="80"/>
+              <w:bottom w:type="dxa" w:w="40"/>
+              <w:right w:type="dxa" w:w="80"/>
+            </w:tcMar>
+            <w:vAlign w:val="center"/>
+          </w:tcPr>
+          <w:p>
+            <w:pPr>
+              <w:jc w:val="center"/>
+            </w:pPr>
+            <w:r>
+              <w:rPr>
+                <w:rFonts w:ascii="Arial" w:cs="Arial" w:eastAsia="Arial" w:hAnsi="Arial"/>
+                <w:color w:val="6B6B6B"/>
+                <w:sz w:val="15"/>
+                <w:szCs w:val="15"/>
+              </w:rPr>
+              <w:t xml:space="preserve">12</w:t>
+            </w:r>
+          </w:p>
+        </w:tc>
+        <w:tc>
+          <w:tcPr>
+            <w:tcW w:type="dxa" w:w="680"/>
+            <w:tcBorders>
+              <w:top w:val="none" w:color="FFFFFF" w:sz="0"/>
+              <w:left w:val="none" w:color="FFFFFF" w:sz="0"/>
+              <w:bottom w:val="none" w:color="FFFFFF" w:sz="0"/>
+              <w:right w:val="none" w:color="FFFFFF" w:sz="0"/>
+            </w:tcBorders>
+            <w:shd w:fill="FFF5F5" w:color="auto" w:val="clear"/>
+            <w:tcMar>
+              <w:top w:type="dxa" w:w="40"/>
+              <w:left w:type="dxa" w:w="80"/>
+              <w:bottom w:type="dxa" w:w="40"/>
+              <w:right w:type="dxa" w:w="80"/>
+            </w:tcMar>
+            <w:vAlign w:val="center"/>
+          </w:tcPr>
+          <w:p>
+            <w:pPr>
+              <w:jc w:val="center"/>
+            </w:pPr>
+            <w:r>
+              <w:rPr>
+                <w:rFonts w:ascii="Arial" w:cs="Arial" w:eastAsia="Arial" w:hAnsi="Arial"/>
+                <w:color w:val="6B6B6B"/>
+                <w:sz w:val="15"/>
+                <w:szCs w:val="15"/>
+              </w:rPr>
+              <w:t xml:space="preserve">Bodyweight</w:t>
+            </w:r>
+          </w:p>
+        </w:tc>
+        <w:tc>
+          <w:tcPr>
+            <w:tcW w:type="dxa" w:w="540"/>
+            <w:tcBorders>
+              <w:top w:val="none" w:color="FFFFFF" w:sz="0"/>
+              <w:left w:val="none" w:color="FFFFFF" w:sz="0"/>
+              <w:bottom w:val="none" w:color="FFFFFF" w:sz="0"/>
+              <w:right w:val="none" w:color="FFFFFF" w:sz="0"/>
+            </w:tcBorders>
+            <w:shd w:fill="FFF5F5" w:color="auto" w:val="clear"/>
+            <w:tcMar>
+              <w:top w:type="dxa" w:w="40"/>
+              <w:left w:type="dxa" w:w="80"/>
+              <w:bottom w:type="dxa" w:w="40"/>
+              <w:right w:type="dxa" w:w="80"/>
+            </w:tcMar>
+            <w:vAlign w:val="center"/>
+          </w:tcPr>
+          <w:p>
+            <w:pPr>
+              <w:jc w:val="center"/>
+            </w:pPr>
+            <w:r>
+              <w:rPr>
+                <w:rFonts w:ascii="Arial" w:cs="Arial" w:eastAsia="Arial" w:hAnsi="Arial"/>
+                <w:color w:val="6B6B6B"/>
+                <w:sz w:val="15"/>
+                <w:szCs w:val="15"/>
+              </w:rPr>
+              <w:t xml:space="preserve">2-1-1</w:t>
+            </w:r>
+          </w:p>
+        </w:tc>
+        <w:tc>
+          <w:tcPr>
+            <w:tcW w:type="dxa" w:w="440"/>
+            <w:tcBorders>
+              <w:top w:val="none" w:color="FFFFFF" w:sz="0"/>
+              <w:left w:val="none" w:color="FFFFFF" w:sz="0"/>
+              <w:bottom w:val="none" w:color="FFFFFF" w:sz="0"/>
+              <w:right w:val="none" w:color="FFFFFF" w:sz="0"/>
+            </w:tcBorders>
+            <w:shd w:fill="FFF5F5" w:color="auto" w:val="clear"/>
+            <w:tcMar>
+              <w:top w:type="dxa" w:w="40"/>
+              <w:left w:type="dxa" w:w="80"/>
+              <w:bottom w:type="dxa" w:w="40"/>
+              <w:right w:type="dxa" w:w="80"/>
+            </w:tcMar>
+            <w:vAlign w:val="center"/>
+          </w:tcPr>
+          <w:p>
+            <w:pPr>
+              <w:jc w:val="center"/>
+            </w:pPr>
+            <w:r>
+              <w:rPr>
+                <w:rFonts w:ascii="Arial" w:cs="Arial" w:eastAsia="Arial" w:hAnsi="Arial"/>
+                <w:color w:val="6B6B6B"/>
+                <w:sz w:val="15"/>
+                <w:szCs w:val="15"/>
+              </w:rPr>
+              <w:t xml:space="preserve">30s</w:t>
+            </w:r>
+          </w:p>
+        </w:tc>
+        <w:tc>
+          <w:tcPr>
+            <w:tcW w:type="dxa" w:w="5580"/>
+            <w:tcBorders>
+              <w:top w:val="none" w:color="FFFFFF" w:sz="0"/>
+              <w:left w:val="none" w:color="FFFFFF" w:sz="0"/>
+              <w:bottom w:val="none" w:color="FFFFFF" w:sz="0"/>
+              <w:right w:val="none" w:color="FFFFFF" w:sz="0"/>
+            </w:tcBorders>
+            <w:shd w:fill="FFF5F5" w:color="auto" w:val="clear"/>
+            <w:tcMar>
+              <w:top w:type="dxa" w:w="40"/>
+              <w:left w:type="dxa" w:w="80"/>
+              <w:bottom w:type="dxa" w:w="40"/>
+              <w:right w:type="dxa" w:w="80"/>
+            </w:tcMar>
+            <w:vAlign w:val="center"/>
+          </w:tcPr>
+          <w:p>
+            <w:r>
+              <w:rPr>
+                <w:rFonts w:ascii="Arial" w:cs="Arial" w:eastAsia="Arial" w:hAnsi="Arial"/>
+                <w:color w:val="6B6B6B"/>
+                <w:sz w:val="17"/>
+                <w:szCs w:val="17"/>
+              </w:rPr>
+              <w:t xml:space="preserve">Left glute drives, hips level — the priority side per the force assessment.</w:t>
+            </w:r>
+          </w:p>
+        </w:tc>
+      </w:tr>
+      <w:tr>
+        <w:tc>
+          <w:tcPr>
+            <w:tcW w:type="dxa" w:w="2400"/>
+            <w:tcBorders>
+              <w:top w:val="none" w:color="FFFFFF" w:sz="0"/>
+              <w:left w:val="none" w:color="FFFFFF" w:sz="0"/>
+              <w:bottom w:val="none" w:color="FFFFFF" w:sz="0"/>
+              <w:right w:val="none" w:color="FFFFFF" w:sz="0"/>
+            </w:tcBorders>
+            <w:shd w:fill="FFFFFF" w:color="auto" w:val="clear"/>
+            <w:tcMar>
+              <w:top w:type="dxa" w:w="40"/>
+              <w:left w:type="dxa" w:w="80"/>
+              <w:bottom w:type="dxa" w:w="40"/>
+              <w:right w:type="dxa" w:w="80"/>
+            </w:tcMar>
+            <w:vAlign w:val="center"/>
+          </w:tcPr>
+          <w:p>
+            <w:r>
+              <w:rPr>
+                <w:rFonts w:ascii="Arial" w:cs="Arial" w:eastAsia="Arial" w:hAnsi="Arial"/>
+                <w:b/>
+                <w:bCs/>
+                <w:color w:val="2C2C2C"/>
+                <w:sz w:val="18"/>
+                <w:szCs w:val="18"/>
+              </w:rPr>
+              <w:t xml:space="preserve">Clamshell (Left Side)</w:t>
+            </w:r>
+          </w:p>
+        </w:tc>
+        <w:tc>
+          <w:tcPr>
+            <w:tcW w:type="dxa" w:w="380"/>
+            <w:tcBorders>
+              <w:top w:val="none" w:color="FFFFFF" w:sz="0"/>
+              <w:left w:val="none" w:color="FFFFFF" w:sz="0"/>
+              <w:bottom w:val="none" w:color="FFFFFF" w:sz="0"/>
+              <w:right w:val="none" w:color="FFFFFF" w:sz="0"/>
+            </w:tcBorders>
+            <w:shd w:fill="FFFFFF" w:color="auto" w:val="clear"/>
+            <w:tcMar>
+              <w:top w:type="dxa" w:w="40"/>
+              <w:left w:type="dxa" w:w="80"/>
+              <w:bottom w:type="dxa" w:w="40"/>
+              <w:right w:type="dxa" w:w="80"/>
+            </w:tcMar>
+            <w:vAlign w:val="center"/>
+          </w:tcPr>
+          <w:p>
+            <w:pPr>
+              <w:jc w:val="center"/>
+            </w:pPr>
+            <w:r>
+              <w:rPr>
+                <w:rFonts w:ascii="Arial" w:cs="Arial" w:eastAsia="Arial" w:hAnsi="Arial"/>
+                <w:color w:val="6B6B6B"/>
+                <w:sz w:val="15"/>
+                <w:szCs w:val="15"/>
+              </w:rPr>
+              <w:t xml:space="preserve">2</w:t>
+            </w:r>
+          </w:p>
+        </w:tc>
+        <w:tc>
+          <w:tcPr>
+            <w:tcW w:type="dxa" w:w="420"/>
+            <w:tcBorders>
+              <w:top w:val="none" w:color="FFFFFF" w:sz="0"/>
+              <w:left w:val="none" w:color="FFFFFF" w:sz="0"/>
+              <w:bottom w:val="none" w:color="FFFFFF" w:sz="0"/>
+              <w:right w:val="none" w:color="FFFFFF" w:sz="0"/>
+            </w:tcBorders>
+            <w:shd w:fill="FFFFFF" w:color="auto" w:val="clear"/>
+            <w:tcMar>
+              <w:top w:type="dxa" w:w="40"/>
+              <w:left w:type="dxa" w:w="80"/>
+              <w:bottom w:type="dxa" w:w="40"/>
+              <w:right w:type="dxa" w:w="80"/>
+            </w:tcMar>
+            <w:vAlign w:val="center"/>
+          </w:tcPr>
+          <w:p>
+            <w:pPr>
+              <w:jc w:val="center"/>
+            </w:pPr>
+            <w:r>
+              <w:rPr>
+                <w:rFonts w:ascii="Arial" w:cs="Arial" w:eastAsia="Arial" w:hAnsi="Arial"/>
+                <w:color w:val="6B6B6B"/>
+                <w:sz w:val="15"/>
+                <w:szCs w:val="15"/>
+              </w:rPr>
+              <w:t xml:space="preserve">15</w:t>
+            </w:r>
+          </w:p>
+        </w:tc>
+        <w:tc>
+          <w:tcPr>
+            <w:tcW w:type="dxa" w:w="680"/>
+            <w:tcBorders>
+              <w:top w:val="none" w:color="FFFFFF" w:sz="0"/>
+              <w:left w:val="none" w:color="FFFFFF" w:sz="0"/>
+              <w:bottom w:val="none" w:color="FFFFFF" w:sz="0"/>
+              <w:right w:val="none" w:color="FFFFFF" w:sz="0"/>
+            </w:tcBorders>
+            <w:shd w:fill="FFFFFF" w:color="auto" w:val="clear"/>
+            <w:tcMar>
+              <w:top w:type="dxa" w:w="40"/>
+              <w:left w:type="dxa" w:w="80"/>
+              <w:bottom w:type="dxa" w:w="40"/>
+              <w:right w:type="dxa" w:w="80"/>
+            </w:tcMar>
+            <w:vAlign w:val="center"/>
+          </w:tcPr>
+          <w:p>
+            <w:pPr>
+              <w:jc w:val="center"/>
+            </w:pPr>
+            <w:r>
+              <w:rPr>
+                <w:rFonts w:ascii="Arial" w:cs="Arial" w:eastAsia="Arial" w:hAnsi="Arial"/>
+                <w:color w:val="6B6B6B"/>
+                <w:sz w:val="15"/>
+                <w:szCs w:val="15"/>
+              </w:rPr>
+              <w:t xml:space="preserve">Bodyweight or light band</w:t>
+            </w:r>
+          </w:p>
+        </w:tc>
+        <w:tc>
+          <w:tcPr>
+            <w:tcW w:type="dxa" w:w="540"/>
+            <w:tcBorders>
+              <w:top w:val="none" w:color="FFFFFF" w:sz="0"/>
+              <w:left w:val="none" w:color="FFFFFF" w:sz="0"/>
+              <w:bottom w:val="none" w:color="FFFFFF" w:sz="0"/>
+              <w:right w:val="none" w:color="FFFFFF" w:sz="0"/>
+            </w:tcBorders>
+            <w:shd w:fill="FFFFFF" w:color="auto" w:val="clear"/>
+            <w:tcMar>
+              <w:top w:type="dxa" w:w="40"/>
+              <w:left w:type="dxa" w:w="80"/>
+              <w:bottom w:type="dxa" w:w="40"/>
+              <w:right w:type="dxa" w:w="80"/>
+            </w:tcMar>
+            <w:vAlign w:val="center"/>
+          </w:tcPr>
+          <w:p>
+            <w:pPr>
+              <w:jc w:val="center"/>
+            </w:pPr>
+            <w:r>
+              <w:rPr>
+                <w:rFonts w:ascii="Arial" w:cs="Arial" w:eastAsia="Arial" w:hAnsi="Arial"/>
+                <w:color w:val="6B6B6B"/>
+                <w:sz w:val="15"/>
+                <w:szCs w:val="15"/>
+              </w:rPr>
+              <w:t xml:space="preserve">2-1-1</w:t>
+            </w:r>
+          </w:p>
+        </w:tc>
+        <w:tc>
+          <w:tcPr>
+            <w:tcW w:type="dxa" w:w="440"/>
+            <w:tcBorders>
+              <w:top w:val="none" w:color="FFFFFF" w:sz="0"/>
+              <w:left w:val="none" w:color="FFFFFF" w:sz="0"/>
+              <w:bottom w:val="none" w:color="FFFFFF" w:sz="0"/>
+              <w:right w:val="none" w:color="FFFFFF" w:sz="0"/>
+            </w:tcBorders>
+            <w:shd w:fill="FFFFFF" w:color="auto" w:val="clear"/>
+            <w:tcMar>
+              <w:top w:type="dxa" w:w="40"/>
+              <w:left w:type="dxa" w:w="80"/>
+              <w:bottom w:type="dxa" w:w="40"/>
+              <w:right w:type="dxa" w:w="80"/>
+            </w:tcMar>
+            <w:vAlign w:val="center"/>
+          </w:tcPr>
+          <w:p>
+            <w:pPr>
+              <w:jc w:val="center"/>
+            </w:pPr>
+            <w:r>
+              <w:rPr>
+                <w:rFonts w:ascii="Arial" w:cs="Arial" w:eastAsia="Arial" w:hAnsi="Arial"/>
+                <w:color w:val="6B6B6B"/>
+                <w:sz w:val="15"/>
+                <w:szCs w:val="15"/>
+              </w:rPr>
+              <w:t xml:space="preserve">30s</w:t>
+            </w:r>
+          </w:p>
+        </w:tc>
+        <w:tc>
+          <w:tcPr>
+            <w:tcW w:type="dxa" w:w="5580"/>
+            <w:tcBorders>
+              <w:top w:val="none" w:color="FFFFFF" w:sz="0"/>
+              <w:left w:val="none" w:color="FFFFFF" w:sz="0"/>
+              <w:bottom w:val="none" w:color="FFFFFF" w:sz="0"/>
+              <w:right w:val="none" w:color="FFFFFF" w:sz="0"/>
+            </w:tcBorders>
+            <w:shd w:fill="FFFFFF" w:color="auto" w:val="clear"/>
+            <w:tcMar>
+              <w:top w:type="dxa" w:w="40"/>
+              <w:left w:type="dxa" w:w="80"/>
+              <w:bottom w:type="dxa" w:w="40"/>
+              <w:right w:type="dxa" w:w="80"/>
+            </w:tcMar>
+            <w:vAlign w:val="center"/>
+          </w:tcPr>
+          <w:p>
+            <w:r>
+              <w:rPr>
+                <w:rFonts w:ascii="Arial" w:cs="Arial" w:eastAsia="Arial" w:hAnsi="Arial"/>
+                <w:color w:val="6B6B6B"/>
+                <w:sz w:val="17"/>
+                <w:szCs w:val="17"/>
+              </w:rPr>
+              <w:t xml:space="preserve">Hips stacked, heels together, squeeze the left glute med at top.</w:t>
+            </w:r>
+          </w:p>
+        </w:tc>
+      </w:tr>
+      <w:tr>
+        <w:tc>
+          <w:tcPr>
+            <w:tcW w:type="dxa" w:w="2400"/>
+            <w:tcBorders>
+              <w:top w:val="none" w:color="FFFFFF" w:sz="0"/>
+              <w:left w:val="none" w:color="FFFFFF" w:sz="0"/>
+              <w:bottom w:val="none" w:color="FFFFFF" w:sz="0"/>
+              <w:right w:val="none" w:color="FFFFFF" w:sz="0"/>
+            </w:tcBorders>
+            <w:shd w:fill="FFF5F5" w:color="auto" w:val="clear"/>
+            <w:tcMar>
+              <w:top w:type="dxa" w:w="40"/>
+              <w:left w:type="dxa" w:w="80"/>
+              <w:bottom w:type="dxa" w:w="40"/>
+              <w:right w:type="dxa" w:w="80"/>
+            </w:tcMar>
+            <w:vAlign w:val="center"/>
+          </w:tcPr>
+          <w:p>
+            <w:r>
+              <w:rPr>
+                <w:rFonts w:ascii="Arial" w:cs="Arial" w:eastAsia="Arial" w:hAnsi="Arial"/>
+                <w:b/>
+                <w:bCs/>
+                <w:color w:val="2C2C2C"/>
+                <w:sz w:val="18"/>
+                <w:szCs w:val="18"/>
+              </w:rPr>
+              <w:t xml:space="preserve">KB Dead-Hinge (Light Ramp)</w:t>
+            </w:r>
+          </w:p>
+        </w:tc>
+        <w:tc>
+          <w:tcPr>
+            <w:tcW w:type="dxa" w:w="380"/>
+            <w:tcBorders>
+              <w:top w:val="none" w:color="FFFFFF" w:sz="0"/>
+              <w:left w:val="none" w:color="FFFFFF" w:sz="0"/>
+              <w:bottom w:val="none" w:color="FFFFFF" w:sz="0"/>
+              <w:right w:val="none" w:color="FFFFFF" w:sz="0"/>
+            </w:tcBorders>
+            <w:shd w:fill="FFF5F5" w:color="auto" w:val="clear"/>
+            <w:tcMar>
+              <w:top w:type="dxa" w:w="40"/>
+              <w:left w:type="dxa" w:w="80"/>
+              <w:bottom w:type="dxa" w:w="40"/>
+              <w:right w:type="dxa" w:w="80"/>
+            </w:tcMar>
+            <w:vAlign w:val="center"/>
+          </w:tcPr>
+          <w:p>
+            <w:pPr>
+              <w:jc w:val="center"/>
+            </w:pPr>
+            <w:r>
+              <w:rPr>
+                <w:rFonts w:ascii="Arial" w:cs="Arial" w:eastAsia="Arial" w:hAnsi="Arial"/>
+                <w:color w:val="6B6B6B"/>
+                <w:sz w:val="15"/>
+                <w:szCs w:val="15"/>
+              </w:rPr>
+              <w:t xml:space="preserve">2</w:t>
+            </w:r>
+          </w:p>
+        </w:tc>
+        <w:tc>
+          <w:tcPr>
+            <w:tcW w:type="dxa" w:w="420"/>
+            <w:tcBorders>
+              <w:top w:val="none" w:color="FFFFFF" w:sz="0"/>
+              <w:left w:val="none" w:color="FFFFFF" w:sz="0"/>
+              <w:bottom w:val="none" w:color="FFFFFF" w:sz="0"/>
+              <w:right w:val="none" w:color="FFFFFF" w:sz="0"/>
+            </w:tcBorders>
+            <w:shd w:fill="FFF5F5" w:color="auto" w:val="clear"/>
+            <w:tcMar>
+              <w:top w:type="dxa" w:w="40"/>
+              <w:left w:type="dxa" w:w="80"/>
+              <w:bottom w:type="dxa" w:w="40"/>
+              <w:right w:type="dxa" w:w="80"/>
+            </w:tcMar>
+            <w:vAlign w:val="center"/>
+          </w:tcPr>
+          <w:p>
+            <w:pPr>
+              <w:jc w:val="center"/>
+            </w:pPr>
+            <w:r>
+              <w:rPr>
+                <w:rFonts w:ascii="Arial" w:cs="Arial" w:eastAsia="Arial" w:hAnsi="Arial"/>
+                <w:color w:val="6B6B6B"/>
+                <w:sz w:val="15"/>
+                <w:szCs w:val="15"/>
+              </w:rPr>
+              <w:t xml:space="preserve">10</w:t>
+            </w:r>
+          </w:p>
+        </w:tc>
+        <w:tc>
+          <w:tcPr>
+            <w:tcW w:type="dxa" w:w="680"/>
+            <w:tcBorders>
+              <w:top w:val="none" w:color="FFFFFF" w:sz="0"/>
+              <w:left w:val="none" w:color="FFFFFF" w:sz="0"/>
+              <w:bottom w:val="none" w:color="FFFFFF" w:sz="0"/>
+              <w:right w:val="none" w:color="FFFFFF" w:sz="0"/>
+            </w:tcBorders>
+            <w:shd w:fill="FFF5F5" w:color="auto" w:val="clear"/>
+            <w:tcMar>
+              <w:top w:type="dxa" w:w="40"/>
+              <w:left w:type="dxa" w:w="80"/>
+              <w:bottom w:type="dxa" w:w="40"/>
+              <w:right w:type="dxa" w:w="80"/>
+            </w:tcMar>
+            <w:vAlign w:val="center"/>
+          </w:tcPr>
+          <w:p>
+            <w:pPr>
+              <w:jc w:val="center"/>
+            </w:pPr>
+            <w:r>
+              <w:rPr>
+                <w:rFonts w:ascii="Arial" w:cs="Arial" w:eastAsia="Arial" w:hAnsi="Arial"/>
+                <w:color w:val="6B6B6B"/>
+                <w:sz w:val="15"/>
+                <w:szCs w:val="15"/>
+              </w:rPr>
+              <w:t xml:space="preserve">Light KB</w:t>
+            </w:r>
+          </w:p>
+        </w:tc>
+        <w:tc>
+          <w:tcPr>
+            <w:tcW w:type="dxa" w:w="540"/>
+            <w:tcBorders>
+              <w:top w:val="none" w:color="FFFFFF" w:sz="0"/>
+              <w:left w:val="none" w:color="FFFFFF" w:sz="0"/>
+              <w:bottom w:val="none" w:color="FFFFFF" w:sz="0"/>
+              <w:right w:val="none" w:color="FFFFFF" w:sz="0"/>
+            </w:tcBorders>
+            <w:shd w:fill="FFF5F5" w:color="auto" w:val="clear"/>
+            <w:tcMar>
+              <w:top w:type="dxa" w:w="40"/>
+              <w:left w:type="dxa" w:w="80"/>
+              <w:bottom w:type="dxa" w:w="40"/>
+              <w:right w:type="dxa" w:w="80"/>
+            </w:tcMar>
+            <w:vAlign w:val="center"/>
+          </w:tcPr>
+          <w:p>
+            <w:pPr>
+              <w:jc w:val="center"/>
+            </w:pPr>
+            <w:r>
+              <w:rPr>
+                <w:rFonts w:ascii="Arial" w:cs="Arial" w:eastAsia="Arial" w:hAnsi="Arial"/>
+                <w:color w:val="6B6B6B"/>
+                <w:sz w:val="15"/>
+                <w:szCs w:val="15"/>
+              </w:rPr>
+              <w:t xml:space="preserve">2-1-1</w:t>
+            </w:r>
+          </w:p>
+        </w:tc>
+        <w:tc>
+          <w:tcPr>
+            <w:tcW w:type="dxa" w:w="440"/>
+            <w:tcBorders>
+              <w:top w:val="none" w:color="FFFFFF" w:sz="0"/>
+              <w:left w:val="none" w:color="FFFFFF" w:sz="0"/>
+              <w:bottom w:val="none" w:color="FFFFFF" w:sz="0"/>
+              <w:right w:val="none" w:color="FFFFFF" w:sz="0"/>
+            </w:tcBorders>
+            <w:shd w:fill="FFF5F5" w:color="auto" w:val="clear"/>
+            <w:tcMar>
+              <w:top w:type="dxa" w:w="40"/>
+              <w:left w:type="dxa" w:w="80"/>
+              <w:bottom w:type="dxa" w:w="40"/>
+              <w:right w:type="dxa" w:w="80"/>
+            </w:tcMar>
+            <w:vAlign w:val="center"/>
+          </w:tcPr>
+          <w:p>
+            <w:pPr>
+              <w:jc w:val="center"/>
+            </w:pPr>
+            <w:r>
+              <w:rPr>
+                <w:rFonts w:ascii="Arial" w:cs="Arial" w:eastAsia="Arial" w:hAnsi="Arial"/>
+                <w:color w:val="6B6B6B"/>
+                <w:sz w:val="15"/>
+                <w:szCs w:val="15"/>
+              </w:rPr>
+              <w:t xml:space="preserve">30s</w:t>
+            </w:r>
+          </w:p>
+        </w:tc>
+        <w:tc>
+          <w:tcPr>
+            <w:tcW w:type="dxa" w:w="5580"/>
+            <w:tcBorders>
+              <w:top w:val="none" w:color="FFFFFF" w:sz="0"/>
+              <w:left w:val="none" w:color="FFFFFF" w:sz="0"/>
+              <w:bottom w:val="none" w:color="FFFFFF" w:sz="0"/>
+              <w:right w:val="none" w:color="FFFFFF" w:sz="0"/>
+            </w:tcBorders>
+            <w:shd w:fill="FFF5F5" w:color="auto" w:val="clear"/>
+            <w:tcMar>
+              <w:top w:type="dxa" w:w="40"/>
+              <w:left w:type="dxa" w:w="80"/>
+              <w:bottom w:type="dxa" w:w="40"/>
+              <w:right w:type="dxa" w:w="80"/>
+            </w:tcMar>
+            <w:vAlign w:val="center"/>
+          </w:tcPr>
+          <w:p>
+            <w:r>
+              <w:rPr>
+                <w:rFonts w:ascii="Arial" w:cs="Arial" w:eastAsia="Arial" w:hAnsi="Arial"/>
+                <w:color w:val="6B6B6B"/>
+                <w:sz w:val="17"/>
+                <w:szCs w:val="17"/>
+              </w:rPr>
+              <w:t xml:space="preserve">Crisp hinge rehearsal, KB stays close — prime the pattern, no grind.</w:t>
+            </w:r>
+            <w:r>
+              <w:rPr>
+                <w:rFonts w:ascii="Arial" w:cs="Arial" w:eastAsia="Arial" w:hAnsi="Arial"/>
+                <w:i/>
+                <w:iCs/>
+                <w:color w:val="00695C"/>
+                <w:sz w:val="14"/>
+                <w:szCs w:val="14"/>
+              </w:rPr>
+              <w:t xml:space="preserve">  3+ RIR — technique/submaximal</w:t>
+            </w:r>
+          </w:p>
+        </w:tc>
+      </w:tr>
+      <w:tr>
+        <w:tc>
+          <w:tcPr>
+            <w:tcW w:type="dxa" w:w="2400"/>
+            <w:tcBorders>
+              <w:top w:val="none" w:color="FFFFFF" w:sz="0"/>
+              <w:left w:val="none" w:color="FFFFFF" w:sz="0"/>
+              <w:bottom w:val="none" w:color="FFFFFF" w:sz="0"/>
+              <w:right w:val="none" w:color="FFFFFF" w:sz="0"/>
+            </w:tcBorders>
+            <w:shd w:fill="FFFFFF" w:color="auto" w:val="clear"/>
+            <w:tcMar>
+              <w:top w:type="dxa" w:w="40"/>
+              <w:left w:type="dxa" w:w="80"/>
+              <w:bottom w:type="dxa" w:w="40"/>
+              <w:right w:type="dxa" w:w="80"/>
+            </w:tcMar>
+            <w:vAlign w:val="center"/>
+          </w:tcPr>
+          <w:p>
+            <w:r>
+              <w:rPr>
+                <w:rFonts w:ascii="Arial" w:cs="Arial" w:eastAsia="Arial" w:hAnsi="Arial"/>
+                <w:b/>
+                <w:bCs/>
+                <w:color w:val="2C2C2C"/>
+                <w:sz w:val="18"/>
+                <w:szCs w:val="18"/>
+              </w:rPr>
+              <w:t xml:space="preserve">Lateral Band Walk (Mini-band if available)</w:t>
+            </w:r>
+          </w:p>
+        </w:tc>
+        <w:tc>
+          <w:tcPr>
+            <w:tcW w:type="dxa" w:w="380"/>
+            <w:tcBorders>
+              <w:top w:val="none" w:color="FFFFFF" w:sz="0"/>
+              <w:left w:val="none" w:color="FFFFFF" w:sz="0"/>
+              <w:bottom w:val="none" w:color="FFFFFF" w:sz="0"/>
+              <w:right w:val="none" w:color="FFFFFF" w:sz="0"/>
+            </w:tcBorders>
+            <w:shd w:fill="FFFFFF" w:color="auto" w:val="clear"/>
+            <w:tcMar>
+              <w:top w:type="dxa" w:w="40"/>
+              <w:left w:type="dxa" w:w="80"/>
+              <w:bottom w:type="dxa" w:w="40"/>
+              <w:right w:type="dxa" w:w="80"/>
+            </w:tcMar>
+            <w:vAlign w:val="center"/>
+          </w:tcPr>
+          <w:p>
+            <w:pPr>
+              <w:jc w:val="center"/>
+            </w:pPr>
+            <w:r>
+              <w:rPr>
+                <w:rFonts w:ascii="Arial" w:cs="Arial" w:eastAsia="Arial" w:hAnsi="Arial"/>
+                <w:color w:val="6B6B6B"/>
+                <w:sz w:val="15"/>
+                <w:szCs w:val="15"/>
+              </w:rPr>
+              <w:t xml:space="preserve">2</w:t>
+            </w:r>
+          </w:p>
+        </w:tc>
+        <w:tc>
+          <w:tcPr>
+            <w:tcW w:type="dxa" w:w="420"/>
+            <w:tcBorders>
+              <w:top w:val="none" w:color="FFFFFF" w:sz="0"/>
+              <w:left w:val="none" w:color="FFFFFF" w:sz="0"/>
+              <w:bottom w:val="none" w:color="FFFFFF" w:sz="0"/>
+              <w:right w:val="none" w:color="FFFFFF" w:sz="0"/>
+            </w:tcBorders>
+            <w:shd w:fill="FFFFFF" w:color="auto" w:val="clear"/>
+            <w:tcMar>
+              <w:top w:type="dxa" w:w="40"/>
+              <w:left w:type="dxa" w:w="80"/>
+              <w:bottom w:type="dxa" w:w="40"/>
+              <w:right w:type="dxa" w:w="80"/>
+            </w:tcMar>
+            <w:vAlign w:val="center"/>
+          </w:tcPr>
+          <w:p>
+            <w:pPr>
+              <w:jc w:val="center"/>
+            </w:pPr>
+            <w:r>
+              <w:rPr>
+                <w:rFonts w:ascii="Arial" w:cs="Arial" w:eastAsia="Arial" w:hAnsi="Arial"/>
+                <w:color w:val="6B6B6B"/>
+                <w:sz w:val="15"/>
+                <w:szCs w:val="15"/>
+              </w:rPr>
+              <w:t xml:space="preserve">15 ea way</w:t>
+            </w:r>
+          </w:p>
+        </w:tc>
+        <w:tc>
+          <w:tcPr>
+            <w:tcW w:type="dxa" w:w="680"/>
+            <w:tcBorders>
+              <w:top w:val="none" w:color="FFFFFF" w:sz="0"/>
+              <w:left w:val="none" w:color="FFFFFF" w:sz="0"/>
+              <w:bottom w:val="none" w:color="FFFFFF" w:sz="0"/>
+              <w:right w:val="none" w:color="FFFFFF" w:sz="0"/>
+            </w:tcBorders>
+            <w:shd w:fill="FFFFFF" w:color="auto" w:val="clear"/>
+            <w:tcMar>
+              <w:top w:type="dxa" w:w="40"/>
+              <w:left w:type="dxa" w:w="80"/>
+              <w:bottom w:type="dxa" w:w="40"/>
+              <w:right w:type="dxa" w:w="80"/>
+            </w:tcMar>
+            <w:vAlign w:val="center"/>
+          </w:tcPr>
+          <w:p>
+            <w:pPr>
+              <w:jc w:val="center"/>
+            </w:pPr>
+            <w:r>
+              <w:rPr>
+                <w:rFonts w:ascii="Arial" w:cs="Arial" w:eastAsia="Arial" w:hAnsi="Arial"/>
+                <w:color w:val="6B6B6B"/>
+                <w:sz w:val="15"/>
+                <w:szCs w:val="15"/>
+              </w:rPr>
+              <w:t xml:space="preserve">Band</w:t>
+            </w:r>
+          </w:p>
+        </w:tc>
+        <w:tc>
+          <w:tcPr>
+            <w:tcW w:type="dxa" w:w="540"/>
+            <w:tcBorders>
+              <w:top w:val="none" w:color="FFFFFF" w:sz="0"/>
+              <w:left w:val="none" w:color="FFFFFF" w:sz="0"/>
+              <w:bottom w:val="none" w:color="FFFFFF" w:sz="0"/>
+              <w:right w:val="none" w:color="FFFFFF" w:sz="0"/>
+            </w:tcBorders>
+            <w:shd w:fill="FFFFFF" w:color="auto" w:val="clear"/>
+            <w:tcMar>
+              <w:top w:type="dxa" w:w="40"/>
+              <w:left w:type="dxa" w:w="80"/>
+              <w:bottom w:type="dxa" w:w="40"/>
+              <w:right w:type="dxa" w:w="80"/>
+            </w:tcMar>
+            <w:vAlign w:val="center"/>
+          </w:tcPr>
+          <w:p>
+            <w:pPr>
+              <w:jc w:val="center"/>
+            </w:pPr>
+            <w:r>
+              <w:rPr>
+                <w:rFonts w:ascii="Arial" w:cs="Arial" w:eastAsia="Arial" w:hAnsi="Arial"/>
+                <w:color w:val="6B6B6B"/>
+                <w:sz w:val="15"/>
+                <w:szCs w:val="15"/>
+              </w:rPr>
+              <w:t xml:space="preserve">Controlled</w:t>
+            </w:r>
+          </w:p>
+        </w:tc>
+        <w:tc>
+          <w:tcPr>
+            <w:tcW w:type="dxa" w:w="440"/>
+            <w:tcBorders>
+              <w:top w:val="none" w:color="FFFFFF" w:sz="0"/>
+              <w:left w:val="none" w:color="FFFFFF" w:sz="0"/>
+              <w:bottom w:val="none" w:color="FFFFFF" w:sz="0"/>
+              <w:right w:val="none" w:color="FFFFFF" w:sz="0"/>
+            </w:tcBorders>
+            <w:shd w:fill="FFFFFF" w:color="auto" w:val="clear"/>
+            <w:tcMar>
+              <w:top w:type="dxa" w:w="40"/>
+              <w:left w:type="dxa" w:w="80"/>
+              <w:bottom w:type="dxa" w:w="40"/>
+              <w:right w:type="dxa" w:w="80"/>
+            </w:tcMar>
+            <w:vAlign w:val="center"/>
+          </w:tcPr>
+          <w:p>
+            <w:pPr>
+              <w:jc w:val="center"/>
+            </w:pPr>
+            <w:r>
+              <w:rPr>
+                <w:rFonts w:ascii="Arial" w:cs="Arial" w:eastAsia="Arial" w:hAnsi="Arial"/>
+                <w:color w:val="6B6B6B"/>
+                <w:sz w:val="15"/>
+                <w:szCs w:val="15"/>
+              </w:rPr>
+              <w:t xml:space="preserve">30s</w:t>
+            </w:r>
+          </w:p>
+        </w:tc>
+        <w:tc>
+          <w:tcPr>
+            <w:tcW w:type="dxa" w:w="5580"/>
+            <w:tcBorders>
+              <w:top w:val="none" w:color="FFFFFF" w:sz="0"/>
+              <w:left w:val="none" w:color="FFFFFF" w:sz="0"/>
+              <w:bottom w:val="none" w:color="FFFFFF" w:sz="0"/>
+              <w:right w:val="none" w:color="FFFFFF" w:sz="0"/>
+            </w:tcBorders>
+            <w:shd w:fill="FFFFFF" w:color="auto" w:val="clear"/>
+            <w:tcMar>
+              <w:top w:type="dxa" w:w="40"/>
+              <w:left w:type="dxa" w:w="80"/>
+              <w:bottom w:type="dxa" w:w="40"/>
+              <w:right w:type="dxa" w:w="80"/>
+            </w:tcMar>
+            <w:vAlign w:val="center"/>
+          </w:tcPr>
+          <w:p>
+            <w:r>
+              <w:rPr>
+                <w:rFonts w:ascii="Arial" w:cs="Arial" w:eastAsia="Arial" w:hAnsi="Arial"/>
+                <w:color w:val="6B6B6B"/>
+                <w:sz w:val="17"/>
+                <w:szCs w:val="17"/>
+              </w:rPr>
+              <w:t xml:space="preserve">Band above knees. Slight squat, step lateral. Glute medius activation — prevents knee cave under load.</w:t>
+            </w:r>
+          </w:p>
+        </w:tc>
+      </w:tr>
+    </w:tbl>
+    <w:p>
+      <w:pPr>
+        <w:spacing w:after="100"/>
+      </w:pPr>
     </w:p>
     <w:p>
       <w:pPr>
@@ -2241,7 +3558,7 @@
           <w:sz w:val="17"/>
           <w:szCs w:val="17"/>
         </w:rPr>
-        <w:t xml:space="preserve">A — PRIMARY HINGE STRENGTH (HEX DEADLIFT)</w:t>
+        <w:t xml:space="preserve">B — PRIMARY COMPOUND — HEX DEADLIFT</w:t>
       </w:r>
     </w:p>
     <w:p>
@@ -2266,7 +3583,7 @@
           <w:sz w:val="17"/>
           <w:szCs w:val="17"/>
         </w:rPr>
-        <w:t xml:space="preserve">95 lbs. Week 1 starts at 85 lbs ×4×5 to groove the pattern. Add 5 lbs per session — linear progression is still available here. 130 lbs ×5 is the 4-week target. Camera side-on during deadlift sets so coach can check hip height, spine, and knee tracking.</w:t>
+        <w:t xml:space="preserve">95 lbs. Week 1 starts at 85 lbs ×4×5 to groove the pattern. Add 5 lbs per session — linear progression is still available here. 130 lbs ×5 is the 4-week target. Camera side-on during deadlift sets so coach can check hip height, spine, and knee tracking. If the day calls for a variation, rotate between: a DB deadlift (one DB at each side — already the built-in alternate), a B-stance DB deadlift (left leg takes the working share), or a KB deadlift with her bell. The hex bar/DB deadlift stays the lift we track — its Week 1 → Week 4 line is what gets retested.</w:t>
       </w:r>
     </w:p>
     <w:tbl>
@@ -2766,6 +4083,74 @@
           </w:p>
         </w:tc>
       </w:tr>
+    </w:tbl>
+    <w:p>
+      <w:pPr>
+        <w:spacing w:after="100"/>
+      </w:pPr>
+    </w:p>
+    <w:p>
+      <w:pPr>
+        <w:spacing w:after="60" w:before="120"/>
+      </w:pPr>
+      <w:r>
+        <w:rPr>
+          <w:rFonts w:ascii="Arial" w:cs="Arial" w:eastAsia="Arial" w:hAnsi="Arial"/>
+          <w:b/>
+          <w:bCs/>
+          <w:color w:val="C9A227"/>
+          <w:sz w:val="17"/>
+          <w:szCs w:val="17"/>
+        </w:rPr>
+        <w:t xml:space="preserve">C — ACCESSORY — ROMANIAN DEADLIFT</w:t>
+      </w:r>
+    </w:p>
+    <w:p>
+      <w:pPr>
+        <w:spacing w:after="80"/>
+      </w:pPr>
+      <w:r>
+        <w:rPr>
+          <w:rFonts w:ascii="Arial" w:cs="Arial" w:eastAsia="Arial" w:hAnsi="Arial"/>
+          <w:b/>
+          <w:bCs/>
+          <w:color w:val="C9A227"/>
+          <w:sz w:val="17"/>
+          <w:szCs w:val="17"/>
+        </w:rPr>
+        <w:t xml:space="preserve">Why:  </w:t>
+      </w:r>
+      <w:r>
+        <w:rPr>
+          <w:rFonts w:ascii="Arial" w:cs="Arial" w:eastAsia="Arial" w:hAnsi="Arial"/>
+          <w:color w:val="2C2C2C"/>
+          <w:sz w:val="17"/>
+          <w:szCs w:val="17"/>
+        </w:rPr>
+        <w:t xml:space="preserve">The hamstring-volume accessory directly behind the deadlift — same hinge pattern, lighter and longer, building the posterior chain that supports every lift in the program.</w:t>
+      </w:r>
+    </w:p>
+    <w:tbl>
+      <w:tblPr>
+        <w:tblW w:type="dxa" w:w="10440"/>
+        <w:tblBorders>
+          <w:top w:val="none" w:color="FFFFFF" w:sz="0"/>
+          <w:left w:val="none" w:color="FFFFFF" w:sz="0"/>
+          <w:bottom w:val="none" w:color="FFFFFF" w:sz="0"/>
+          <w:right w:val="none" w:color="FFFFFF" w:sz="0"/>
+          <w:insideH w:val="single" w:color="auto" w:sz="4"/>
+          <w:insideV w:val="single" w:color="auto" w:sz="4"/>
+        </w:tblBorders>
+      </w:tblPr>
+      <w:tblGrid>
+        <w:gridCol w:w="2400"/>
+        <w:gridCol w:w="380"/>
+        <w:gridCol w:w="420"/>
+        <w:gridCol w:w="680"/>
+        <w:gridCol w:w="540"/>
+        <w:gridCol w:w="440"/>
+        <w:gridCol w:w="5580"/>
+      </w:tblGrid>
       <w:tr>
         <w:tc>
           <w:tcPr>
@@ -2776,7 +4161,254 @@
               <w:bottom w:val="none" w:color="FFFFFF" w:sz="0"/>
               <w:right w:val="none" w:color="FFFFFF" w:sz="0"/>
             </w:tcBorders>
-            <w:shd w:fill="FFFFFF" w:color="auto" w:val="clear"/>
+            <w:shd w:fill="F5E8C0" w:color="auto" w:val="clear"/>
+            <w:tcMar>
+              <w:top w:type="dxa" w:w="40"/>
+              <w:left w:type="dxa" w:w="80"/>
+              <w:bottom w:type="dxa" w:w="40"/>
+              <w:right w:type="dxa" w:w="80"/>
+            </w:tcMar>
+            <w:vAlign w:val="center"/>
+          </w:tcPr>
+          <w:p>
+            <w:pPr>
+              <w:jc w:val="left"/>
+            </w:pPr>
+            <w:r>
+              <w:rPr>
+                <w:rFonts w:ascii="Arial" w:cs="Arial" w:eastAsia="Arial" w:hAnsi="Arial"/>
+                <w:b/>
+                <w:bCs/>
+                <w:color w:val="C9A227"/>
+                <w:sz w:val="15"/>
+                <w:szCs w:val="15"/>
+              </w:rPr>
+              <w:t xml:space="preserve">EXERCISE</w:t>
+            </w:r>
+          </w:p>
+        </w:tc>
+        <w:tc>
+          <w:tcPr>
+            <w:tcW w:type="dxa" w:w="380"/>
+            <w:tcBorders>
+              <w:top w:val="none" w:color="FFFFFF" w:sz="0"/>
+              <w:left w:val="none" w:color="FFFFFF" w:sz="0"/>
+              <w:bottom w:val="none" w:color="FFFFFF" w:sz="0"/>
+              <w:right w:val="none" w:color="FFFFFF" w:sz="0"/>
+            </w:tcBorders>
+            <w:shd w:fill="F5E8C0" w:color="auto" w:val="clear"/>
+            <w:tcMar>
+              <w:top w:type="dxa" w:w="40"/>
+              <w:left w:type="dxa" w:w="80"/>
+              <w:bottom w:type="dxa" w:w="40"/>
+              <w:right w:type="dxa" w:w="80"/>
+            </w:tcMar>
+            <w:vAlign w:val="center"/>
+          </w:tcPr>
+          <w:p>
+            <w:pPr>
+              <w:jc w:val="center"/>
+            </w:pPr>
+            <w:r>
+              <w:rPr>
+                <w:rFonts w:ascii="Arial" w:cs="Arial" w:eastAsia="Arial" w:hAnsi="Arial"/>
+                <w:b/>
+                <w:bCs/>
+                <w:color w:val="C9A227"/>
+                <w:sz w:val="13"/>
+                <w:szCs w:val="13"/>
+              </w:rPr>
+              <w:t xml:space="preserve">SETS</w:t>
+            </w:r>
+          </w:p>
+        </w:tc>
+        <w:tc>
+          <w:tcPr>
+            <w:tcW w:type="dxa" w:w="420"/>
+            <w:tcBorders>
+              <w:top w:val="none" w:color="FFFFFF" w:sz="0"/>
+              <w:left w:val="none" w:color="FFFFFF" w:sz="0"/>
+              <w:bottom w:val="none" w:color="FFFFFF" w:sz="0"/>
+              <w:right w:val="none" w:color="FFFFFF" w:sz="0"/>
+            </w:tcBorders>
+            <w:shd w:fill="F5E8C0" w:color="auto" w:val="clear"/>
+            <w:tcMar>
+              <w:top w:type="dxa" w:w="40"/>
+              <w:left w:type="dxa" w:w="80"/>
+              <w:bottom w:type="dxa" w:w="40"/>
+              <w:right w:type="dxa" w:w="80"/>
+            </w:tcMar>
+            <w:vAlign w:val="center"/>
+          </w:tcPr>
+          <w:p>
+            <w:pPr>
+              <w:jc w:val="center"/>
+            </w:pPr>
+            <w:r>
+              <w:rPr>
+                <w:rFonts w:ascii="Arial" w:cs="Arial" w:eastAsia="Arial" w:hAnsi="Arial"/>
+                <w:b/>
+                <w:bCs/>
+                <w:color w:val="C9A227"/>
+                <w:sz w:val="13"/>
+                <w:szCs w:val="13"/>
+              </w:rPr>
+              <w:t xml:space="preserve">REPS</w:t>
+            </w:r>
+          </w:p>
+        </w:tc>
+        <w:tc>
+          <w:tcPr>
+            <w:tcW w:type="dxa" w:w="680"/>
+            <w:tcBorders>
+              <w:top w:val="none" w:color="FFFFFF" w:sz="0"/>
+              <w:left w:val="none" w:color="FFFFFF" w:sz="0"/>
+              <w:bottom w:val="none" w:color="FFFFFF" w:sz="0"/>
+              <w:right w:val="none" w:color="FFFFFF" w:sz="0"/>
+            </w:tcBorders>
+            <w:shd w:fill="F5E8C0" w:color="auto" w:val="clear"/>
+            <w:tcMar>
+              <w:top w:type="dxa" w:w="40"/>
+              <w:left w:type="dxa" w:w="80"/>
+              <w:bottom w:type="dxa" w:w="40"/>
+              <w:right w:type="dxa" w:w="80"/>
+            </w:tcMar>
+            <w:vAlign w:val="center"/>
+          </w:tcPr>
+          <w:p>
+            <w:pPr>
+              <w:jc w:val="center"/>
+            </w:pPr>
+            <w:r>
+              <w:rPr>
+                <w:rFonts w:ascii="Arial" w:cs="Arial" w:eastAsia="Arial" w:hAnsi="Arial"/>
+                <w:b/>
+                <w:bCs/>
+                <w:color w:val="C9A227"/>
+                <w:sz w:val="13"/>
+                <w:szCs w:val="13"/>
+              </w:rPr>
+              <w:t xml:space="preserve">LOAD</w:t>
+            </w:r>
+          </w:p>
+        </w:tc>
+        <w:tc>
+          <w:tcPr>
+            <w:tcW w:type="dxa" w:w="540"/>
+            <w:tcBorders>
+              <w:top w:val="none" w:color="FFFFFF" w:sz="0"/>
+              <w:left w:val="none" w:color="FFFFFF" w:sz="0"/>
+              <w:bottom w:val="none" w:color="FFFFFF" w:sz="0"/>
+              <w:right w:val="none" w:color="FFFFFF" w:sz="0"/>
+            </w:tcBorders>
+            <w:shd w:fill="F5E8C0" w:color="auto" w:val="clear"/>
+            <w:tcMar>
+              <w:top w:type="dxa" w:w="40"/>
+              <w:left w:type="dxa" w:w="80"/>
+              <w:bottom w:type="dxa" w:w="40"/>
+              <w:right w:type="dxa" w:w="80"/>
+            </w:tcMar>
+            <w:vAlign w:val="center"/>
+          </w:tcPr>
+          <w:p>
+            <w:pPr>
+              <w:jc w:val="center"/>
+            </w:pPr>
+            <w:r>
+              <w:rPr>
+                <w:rFonts w:ascii="Arial" w:cs="Arial" w:eastAsia="Arial" w:hAnsi="Arial"/>
+                <w:b/>
+                <w:bCs/>
+                <w:color w:val="C9A227"/>
+                <w:sz w:val="13"/>
+                <w:szCs w:val="13"/>
+              </w:rPr>
+              <w:t xml:space="preserve">TEMPO</w:t>
+            </w:r>
+          </w:p>
+        </w:tc>
+        <w:tc>
+          <w:tcPr>
+            <w:tcW w:type="dxa" w:w="440"/>
+            <w:tcBorders>
+              <w:top w:val="none" w:color="FFFFFF" w:sz="0"/>
+              <w:left w:val="none" w:color="FFFFFF" w:sz="0"/>
+              <w:bottom w:val="none" w:color="FFFFFF" w:sz="0"/>
+              <w:right w:val="none" w:color="FFFFFF" w:sz="0"/>
+            </w:tcBorders>
+            <w:shd w:fill="F5E8C0" w:color="auto" w:val="clear"/>
+            <w:tcMar>
+              <w:top w:type="dxa" w:w="40"/>
+              <w:left w:type="dxa" w:w="80"/>
+              <w:bottom w:type="dxa" w:w="40"/>
+              <w:right w:type="dxa" w:w="80"/>
+            </w:tcMar>
+            <w:vAlign w:val="center"/>
+          </w:tcPr>
+          <w:p>
+            <w:pPr>
+              <w:jc w:val="center"/>
+            </w:pPr>
+            <w:r>
+              <w:rPr>
+                <w:rFonts w:ascii="Arial" w:cs="Arial" w:eastAsia="Arial" w:hAnsi="Arial"/>
+                <w:b/>
+                <w:bCs/>
+                <w:color w:val="C9A227"/>
+                <w:sz w:val="13"/>
+                <w:szCs w:val="13"/>
+              </w:rPr>
+              <w:t xml:space="preserve">REST</w:t>
+            </w:r>
+          </w:p>
+        </w:tc>
+        <w:tc>
+          <w:tcPr>
+            <w:tcW w:type="dxa" w:w="5580"/>
+            <w:tcBorders>
+              <w:top w:val="none" w:color="FFFFFF" w:sz="0"/>
+              <w:left w:val="none" w:color="FFFFFF" w:sz="0"/>
+              <w:bottom w:val="none" w:color="FFFFFF" w:sz="0"/>
+              <w:right w:val="none" w:color="FFFFFF" w:sz="0"/>
+            </w:tcBorders>
+            <w:shd w:fill="F5E8C0" w:color="auto" w:val="clear"/>
+            <w:tcMar>
+              <w:top w:type="dxa" w:w="40"/>
+              <w:left w:type="dxa" w:w="80"/>
+              <w:bottom w:type="dxa" w:w="40"/>
+              <w:right w:type="dxa" w:w="80"/>
+            </w:tcMar>
+            <w:vAlign w:val="center"/>
+          </w:tcPr>
+          <w:p>
+            <w:pPr>
+              <w:jc w:val="left"/>
+            </w:pPr>
+            <w:r>
+              <w:rPr>
+                <w:rFonts w:ascii="Arial" w:cs="Arial" w:eastAsia="Arial" w:hAnsi="Arial"/>
+                <w:b/>
+                <w:bCs/>
+                <w:color w:val="C9A227"/>
+                <w:sz w:val="15"/>
+                <w:szCs w:val="15"/>
+              </w:rPr>
+              <w:t xml:space="preserve">COACHING CUE</w:t>
+            </w:r>
+          </w:p>
+        </w:tc>
+      </w:tr>
+      <w:tr>
+        <w:tc>
+          <w:tcPr>
+            <w:tcW w:type="dxa" w:w="2400"/>
+            <w:tcBorders>
+              <w:top w:val="none" w:color="FFFFFF" w:sz="0"/>
+              <w:left w:val="none" w:color="FFFFFF" w:sz="0"/>
+              <w:bottom w:val="none" w:color="FFFFFF" w:sz="0"/>
+              <w:right w:val="none" w:color="FFFFFF" w:sz="0"/>
+            </w:tcBorders>
+            <w:shd w:fill="FAF3E0" w:color="auto" w:val="clear"/>
             <w:tcMar>
               <w:top w:type="dxa" w:w="40"/>
               <w:left w:type="dxa" w:w="80"/>
@@ -2808,7 +4440,7 @@
               <w:bottom w:val="none" w:color="FFFFFF" w:sz="0"/>
               <w:right w:val="none" w:color="FFFFFF" w:sz="0"/>
             </w:tcBorders>
-            <w:shd w:fill="FFFFFF" w:color="auto" w:val="clear"/>
+            <w:shd w:fill="FAF3E0" w:color="auto" w:val="clear"/>
             <w:tcMar>
               <w:top w:type="dxa" w:w="40"/>
               <w:left w:type="dxa" w:w="80"/>
@@ -2841,7 +4473,7 @@
               <w:bottom w:val="none" w:color="FFFFFF" w:sz="0"/>
               <w:right w:val="none" w:color="FFFFFF" w:sz="0"/>
             </w:tcBorders>
-            <w:shd w:fill="FFFFFF" w:color="auto" w:val="clear"/>
+            <w:shd w:fill="FAF3E0" w:color="auto" w:val="clear"/>
             <w:tcMar>
               <w:top w:type="dxa" w:w="40"/>
               <w:left w:type="dxa" w:w="80"/>
@@ -2874,7 +4506,7 @@
               <w:bottom w:val="none" w:color="FFFFFF" w:sz="0"/>
               <w:right w:val="none" w:color="FFFFFF" w:sz="0"/>
             </w:tcBorders>
-            <w:shd w:fill="FFFFFF" w:color="auto" w:val="clear"/>
+            <w:shd w:fill="FAF3E0" w:color="auto" w:val="clear"/>
             <w:tcMar>
               <w:top w:type="dxa" w:w="40"/>
               <w:left w:type="dxa" w:w="80"/>
@@ -2907,7 +4539,7 @@
               <w:bottom w:val="none" w:color="FFFFFF" w:sz="0"/>
               <w:right w:val="none" w:color="FFFFFF" w:sz="0"/>
             </w:tcBorders>
-            <w:shd w:fill="FFFFFF" w:color="auto" w:val="clear"/>
+            <w:shd w:fill="FAF3E0" w:color="auto" w:val="clear"/>
             <w:tcMar>
               <w:top w:type="dxa" w:w="40"/>
               <w:left w:type="dxa" w:w="80"/>
@@ -2940,7 +4572,7 @@
               <w:bottom w:val="none" w:color="FFFFFF" w:sz="0"/>
               <w:right w:val="none" w:color="FFFFFF" w:sz="0"/>
             </w:tcBorders>
-            <w:shd w:fill="FFFFFF" w:color="auto" w:val="clear"/>
+            <w:shd w:fill="FAF3E0" w:color="auto" w:val="clear"/>
             <w:tcMar>
               <w:top w:type="dxa" w:w="40"/>
               <w:left w:type="dxa" w:w="80"/>
@@ -2973,7 +4605,7 @@
               <w:bottom w:val="none" w:color="FFFFFF" w:sz="0"/>
               <w:right w:val="none" w:color="FFFFFF" w:sz="0"/>
             </w:tcBorders>
-            <w:shd w:fill="FFFFFF" w:color="auto" w:val="clear"/>
+            <w:shd w:fill="FAF3E0" w:color="auto" w:val="clear"/>
             <w:tcMar>
               <w:top w:type="dxa" w:w="40"/>
               <w:left w:type="dxa" w:w="80"/>
@@ -3014,7 +4646,7 @@
           <w:sz w:val="17"/>
           <w:szCs w:val="17"/>
         </w:rPr>
-        <w:t xml:space="preserve">B — PRIMARY SQUAT STRENGTH</w:t>
+        <w:t xml:space="preserve">D — SECONDARY COMPOUND — SQUAT STRENGTH</w:t>
       </w:r>
     </w:p>
     <w:p>
@@ -3039,7 +4671,7 @@
           <w:sz w:val="17"/>
           <w:szCs w:val="17"/>
         </w:rPr>
-        <w:t xml:space="preserve">Camera facing front for goblet squat. Knees should track over the second toe. No inward collapse. Coach will cue depth — aim for thighs parallel or below.</w:t>
+        <w:t xml:space="preserve">The day's second compound pattern — knee-dominant squatting, rotating off the hinge work above. Camera facing front for goblet squat. Knees should track over the second toe. No inward collapse. Coach will cue depth — aim for thighs parallel or below. If the day calls for a variation, rotate between: a KB goblet squat (her bell, on a lighter day), a DB front squat (two DBs racked at the shoulders), or a box/bench squat to depth. The goblet squat stays the movement we track; on every unilateral option the left leg leads.</w:t>
       </w:r>
     </w:p>
     <w:tbl>
@@ -3768,235 +5400,6 @@
           </w:p>
         </w:tc>
       </w:tr>
-      <w:tr>
-        <w:tc>
-          <w:tcPr>
-            <w:tcW w:type="dxa" w:w="2400"/>
-            <w:tcBorders>
-              <w:top w:val="none" w:color="FFFFFF" w:sz="0"/>
-              <w:left w:val="none" w:color="FFFFFF" w:sz="0"/>
-              <w:bottom w:val="none" w:color="FFFFFF" w:sz="0"/>
-              <w:right w:val="none" w:color="FFFFFF" w:sz="0"/>
-            </w:tcBorders>
-            <w:shd w:fill="FAF3E0" w:color="auto" w:val="clear"/>
-            <w:tcMar>
-              <w:top w:type="dxa" w:w="40"/>
-              <w:left w:type="dxa" w:w="80"/>
-              <w:bottom w:type="dxa" w:w="40"/>
-              <w:right w:type="dxa" w:w="80"/>
-            </w:tcMar>
-            <w:vAlign w:val="center"/>
-          </w:tcPr>
-          <w:p>
-            <w:r>
-              <w:rPr>
-                <w:rFonts w:ascii="Arial" w:cs="Arial" w:eastAsia="Arial" w:hAnsi="Arial"/>
-                <w:b/>
-                <w:bCs/>
-                <w:color w:val="2C2C2C"/>
-                <w:sz w:val="18"/>
-                <w:szCs w:val="18"/>
-              </w:rPr>
-              <w:t xml:space="preserve">Lateral Band Walk (Mini-band if available)</w:t>
-            </w:r>
-          </w:p>
-        </w:tc>
-        <w:tc>
-          <w:tcPr>
-            <w:tcW w:type="dxa" w:w="380"/>
-            <w:tcBorders>
-              <w:top w:val="none" w:color="FFFFFF" w:sz="0"/>
-              <w:left w:val="none" w:color="FFFFFF" w:sz="0"/>
-              <w:bottom w:val="none" w:color="FFFFFF" w:sz="0"/>
-              <w:right w:val="none" w:color="FFFFFF" w:sz="0"/>
-            </w:tcBorders>
-            <w:shd w:fill="FAF3E0" w:color="auto" w:val="clear"/>
-            <w:tcMar>
-              <w:top w:type="dxa" w:w="40"/>
-              <w:left w:type="dxa" w:w="80"/>
-              <w:bottom w:type="dxa" w:w="40"/>
-              <w:right w:type="dxa" w:w="80"/>
-            </w:tcMar>
-            <w:vAlign w:val="center"/>
-          </w:tcPr>
-          <w:p>
-            <w:pPr>
-              <w:jc w:val="center"/>
-            </w:pPr>
-            <w:r>
-              <w:rPr>
-                <w:rFonts w:ascii="Arial" w:cs="Arial" w:eastAsia="Arial" w:hAnsi="Arial"/>
-                <w:color w:val="6B6B6B"/>
-                <w:sz w:val="15"/>
-                <w:szCs w:val="15"/>
-              </w:rPr>
-              <w:t xml:space="preserve">2</w:t>
-            </w:r>
-          </w:p>
-        </w:tc>
-        <w:tc>
-          <w:tcPr>
-            <w:tcW w:type="dxa" w:w="420"/>
-            <w:tcBorders>
-              <w:top w:val="none" w:color="FFFFFF" w:sz="0"/>
-              <w:left w:val="none" w:color="FFFFFF" w:sz="0"/>
-              <w:bottom w:val="none" w:color="FFFFFF" w:sz="0"/>
-              <w:right w:val="none" w:color="FFFFFF" w:sz="0"/>
-            </w:tcBorders>
-            <w:shd w:fill="FAF3E0" w:color="auto" w:val="clear"/>
-            <w:tcMar>
-              <w:top w:type="dxa" w:w="40"/>
-              <w:left w:type="dxa" w:w="80"/>
-              <w:bottom w:type="dxa" w:w="40"/>
-              <w:right w:type="dxa" w:w="80"/>
-            </w:tcMar>
-            <w:vAlign w:val="center"/>
-          </w:tcPr>
-          <w:p>
-            <w:pPr>
-              <w:jc w:val="center"/>
-            </w:pPr>
-            <w:r>
-              <w:rPr>
-                <w:rFonts w:ascii="Arial" w:cs="Arial" w:eastAsia="Arial" w:hAnsi="Arial"/>
-                <w:color w:val="6B6B6B"/>
-                <w:sz w:val="15"/>
-                <w:szCs w:val="15"/>
-              </w:rPr>
-              <w:t xml:space="preserve">15 ea way</w:t>
-            </w:r>
-          </w:p>
-        </w:tc>
-        <w:tc>
-          <w:tcPr>
-            <w:tcW w:type="dxa" w:w="680"/>
-            <w:tcBorders>
-              <w:top w:val="none" w:color="FFFFFF" w:sz="0"/>
-              <w:left w:val="none" w:color="FFFFFF" w:sz="0"/>
-              <w:bottom w:val="none" w:color="FFFFFF" w:sz="0"/>
-              <w:right w:val="none" w:color="FFFFFF" w:sz="0"/>
-            </w:tcBorders>
-            <w:shd w:fill="FAF3E0" w:color="auto" w:val="clear"/>
-            <w:tcMar>
-              <w:top w:type="dxa" w:w="40"/>
-              <w:left w:type="dxa" w:w="80"/>
-              <w:bottom w:type="dxa" w:w="40"/>
-              <w:right w:type="dxa" w:w="80"/>
-            </w:tcMar>
-            <w:vAlign w:val="center"/>
-          </w:tcPr>
-          <w:p>
-            <w:pPr>
-              <w:jc w:val="center"/>
-            </w:pPr>
-            <w:r>
-              <w:rPr>
-                <w:rFonts w:ascii="Arial" w:cs="Arial" w:eastAsia="Arial" w:hAnsi="Arial"/>
-                <w:color w:val="6B6B6B"/>
-                <w:sz w:val="15"/>
-                <w:szCs w:val="15"/>
-              </w:rPr>
-              <w:t xml:space="preserve">Band</w:t>
-            </w:r>
-          </w:p>
-        </w:tc>
-        <w:tc>
-          <w:tcPr>
-            <w:tcW w:type="dxa" w:w="540"/>
-            <w:tcBorders>
-              <w:top w:val="none" w:color="FFFFFF" w:sz="0"/>
-              <w:left w:val="none" w:color="FFFFFF" w:sz="0"/>
-              <w:bottom w:val="none" w:color="FFFFFF" w:sz="0"/>
-              <w:right w:val="none" w:color="FFFFFF" w:sz="0"/>
-            </w:tcBorders>
-            <w:shd w:fill="FAF3E0" w:color="auto" w:val="clear"/>
-            <w:tcMar>
-              <w:top w:type="dxa" w:w="40"/>
-              <w:left w:type="dxa" w:w="80"/>
-              <w:bottom w:type="dxa" w:w="40"/>
-              <w:right w:type="dxa" w:w="80"/>
-            </w:tcMar>
-            <w:vAlign w:val="center"/>
-          </w:tcPr>
-          <w:p>
-            <w:pPr>
-              <w:jc w:val="center"/>
-            </w:pPr>
-            <w:r>
-              <w:rPr>
-                <w:rFonts w:ascii="Arial" w:cs="Arial" w:eastAsia="Arial" w:hAnsi="Arial"/>
-                <w:color w:val="6B6B6B"/>
-                <w:sz w:val="15"/>
-                <w:szCs w:val="15"/>
-              </w:rPr>
-              <w:t xml:space="preserve">Controlled</w:t>
-            </w:r>
-          </w:p>
-        </w:tc>
-        <w:tc>
-          <w:tcPr>
-            <w:tcW w:type="dxa" w:w="440"/>
-            <w:tcBorders>
-              <w:top w:val="none" w:color="FFFFFF" w:sz="0"/>
-              <w:left w:val="none" w:color="FFFFFF" w:sz="0"/>
-              <w:bottom w:val="none" w:color="FFFFFF" w:sz="0"/>
-              <w:right w:val="none" w:color="FFFFFF" w:sz="0"/>
-            </w:tcBorders>
-            <w:shd w:fill="FAF3E0" w:color="auto" w:val="clear"/>
-            <w:tcMar>
-              <w:top w:type="dxa" w:w="40"/>
-              <w:left w:type="dxa" w:w="80"/>
-              <w:bottom w:type="dxa" w:w="40"/>
-              <w:right w:type="dxa" w:w="80"/>
-            </w:tcMar>
-            <w:vAlign w:val="center"/>
-          </w:tcPr>
-          <w:p>
-            <w:pPr>
-              <w:jc w:val="center"/>
-            </w:pPr>
-            <w:r>
-              <w:rPr>
-                <w:rFonts w:ascii="Arial" w:cs="Arial" w:eastAsia="Arial" w:hAnsi="Arial"/>
-                <w:color w:val="6B6B6B"/>
-                <w:sz w:val="15"/>
-                <w:szCs w:val="15"/>
-              </w:rPr>
-              <w:t xml:space="preserve">30s</w:t>
-            </w:r>
-          </w:p>
-        </w:tc>
-        <w:tc>
-          <w:tcPr>
-            <w:tcW w:type="dxa" w:w="5580"/>
-            <w:tcBorders>
-              <w:top w:val="none" w:color="FFFFFF" w:sz="0"/>
-              <w:left w:val="none" w:color="FFFFFF" w:sz="0"/>
-              <w:bottom w:val="none" w:color="FFFFFF" w:sz="0"/>
-              <w:right w:val="none" w:color="FFFFFF" w:sz="0"/>
-            </w:tcBorders>
-            <w:shd w:fill="FAF3E0" w:color="auto" w:val="clear"/>
-            <w:tcMar>
-              <w:top w:type="dxa" w:w="40"/>
-              <w:left w:type="dxa" w:w="80"/>
-              <w:bottom w:type="dxa" w:w="40"/>
-              <w:right w:type="dxa" w:w="80"/>
-            </w:tcMar>
-            <w:vAlign w:val="center"/>
-          </w:tcPr>
-          <w:p>
-            <w:r>
-              <w:rPr>
-                <w:rFonts w:ascii="Arial" w:cs="Arial" w:eastAsia="Arial" w:hAnsi="Arial"/>
-                <w:color w:val="6B6B6B"/>
-                <w:sz w:val="17"/>
-                <w:szCs w:val="17"/>
-              </w:rPr>
-              <w:t xml:space="preserve">Band above knees. Slight squat, step lateral. Glute medius activation — prevents knee cave under load.</w:t>
-            </w:r>
-          </w:p>
-        </w:tc>
-      </w:tr>
     </w:tbl>
     <w:p>
       <w:pPr>
@@ -4016,7 +5419,7 @@
           <w:sz w:val="17"/>
           <w:szCs w:val="17"/>
         </w:rPr>
-        <w:t xml:space="preserve">C — UNILATERAL LOWER BODY</w:t>
+        <w:t xml:space="preserve">E — UNILATERAL LOWER BODY</w:t>
       </w:r>
     </w:p>
     <w:p>
@@ -5018,7 +6421,7 @@
           <w:sz w:val="17"/>
           <w:szCs w:val="17"/>
         </w:rPr>
-        <w:t xml:space="preserve">D — KB COMPLEX FINISHER + CORE</w:t>
+        <w:t xml:space="preserve">F — FULL-BODY INTEGRATION — KB COMPLEX + CORE</w:t>
       </w:r>
     </w:p>
     <w:p>
@@ -5034,7 +6437,7 @@
           <w:sz w:val="17"/>
           <w:szCs w:val="17"/>
         </w:rPr>
-        <w:t xml:space="preserve">Finisher:  </w:t>
+        <w:t xml:space="preserve">Why:  </w:t>
       </w:r>
       <w:r>
         <w:rPr>
@@ -5043,7 +6446,7 @@
           <w:sz w:val="17"/>
           <w:szCs w:val="17"/>
         </w:rPr>
-        <w:t xml:space="preserve">KB Complex — 3 rounds, rest 90s between: 8 KB Swings (hip hinge power) + 8 KB Goblet Squat + 8 KB Romanian Deadlift + 30s Plank Hold (baseline :45 → build to 1:20). Use a KB you can swing explosively — not too heavy. Record load and rounds.</w:t>
+        <w:t xml:space="preserve">The session's closing compound complex — the day's hinge and squat patterns pulled together into one continuous flow, then core under fatigue. KB Complex — 3 rounds, rest 90s between: 8 KB Swings (hip hinge power) + 8 KB Goblet Squat + 8 KB Romanian Deadlift + 30s Plank Hold (baseline :45 → build to 1:20). Use a KB you can swing explosively — not too heavy. Record load and rounds. If a variation suits the day, run the same complex goblet-style with a single DB, or swap the swings for KB deadlifts on a day the low back is tired.</w:t>
       </w:r>
     </w:p>
     <w:tbl>
@@ -6325,8 +7728,552 @@
           <w:sz w:val="17"/>
           <w:szCs w:val="17"/>
         </w:rPr>
-        <w:t xml:space="preserve">3 min treadmill walk or light jog (elevate HR before upper work). Then: RIGHT ARM NEURAL ACTIVATION: right hand isometric squeeze 10s ×3 (neural delay protocol). Arm circles 2×10, scapular push-ups 2×10, cat-cow 10 reps, thoracic rotation 10 each side, med ball chest pass to wall 2×8 light (shoulder warm-up). Camera: posture check before loading.</w:t>
+        <w:t xml:space="preserve">3 min treadmill walk or light jog (elevate HR before upper work). Then: arm circles 2×10, scapular push-ups 2×10, cat-cow 10 reps, thoracic rotation 10 each side, med ball chest pass to wall 2×8 light (shoulder warm-up). Camera: posture check before loading. The right-arm neural activation opens Block A below.</w:t>
       </w:r>
+    </w:p>
+    <w:p>
+      <w:pPr>
+        <w:spacing w:after="60" w:before="120"/>
+      </w:pPr>
+      <w:r>
+        <w:rPr>
+          <w:rFonts w:ascii="Arial" w:cs="Arial" w:eastAsia="Arial" w:hAnsi="Arial"/>
+          <w:b/>
+          <w:bCs/>
+          <w:color w:val="E53935"/>
+          <w:sz w:val="17"/>
+          <w:szCs w:val="17"/>
+        </w:rPr>
+        <w:t xml:space="preserve">A — CORRECTIVE — RIGHT-ARM NEURAL ACTIVATION</w:t>
+      </w:r>
+    </w:p>
+    <w:p>
+      <w:pPr>
+        <w:spacing w:after="80"/>
+      </w:pPr>
+      <w:r>
+        <w:rPr>
+          <w:rFonts w:ascii="Arial" w:cs="Arial" w:eastAsia="Arial" w:hAnsi="Arial"/>
+          <w:b/>
+          <w:bCs/>
+          <w:color w:val="E53935"/>
+          <w:sz w:val="17"/>
+          <w:szCs w:val="17"/>
+        </w:rPr>
+        <w:t xml:space="preserve">Why:  </w:t>
+      </w:r>
+      <w:r>
+        <w:rPr>
+          <w:rFonts w:ascii="Arial" w:cs="Arial" w:eastAsia="Arial" w:hAnsi="Arial"/>
+          <w:color w:val="2C2C2C"/>
+          <w:sz w:val="17"/>
+          <w:szCs w:val="17"/>
+        </w:rPr>
+        <w:t xml:space="preserve">The grip test shows the right arm firing 14.8% slower to peak force — this short isometric protocol fires that neural pathway before every loaded pulling session, priming the right grip for the rows and carries below.</w:t>
+      </w:r>
+    </w:p>
+    <w:tbl>
+      <w:tblPr>
+        <w:tblW w:type="dxa" w:w="10440"/>
+        <w:tblBorders>
+          <w:top w:val="none" w:color="FFFFFF" w:sz="0"/>
+          <w:left w:val="none" w:color="FFFFFF" w:sz="0"/>
+          <w:bottom w:val="none" w:color="FFFFFF" w:sz="0"/>
+          <w:right w:val="none" w:color="FFFFFF" w:sz="0"/>
+          <w:insideH w:val="single" w:color="auto" w:sz="4"/>
+          <w:insideV w:val="single" w:color="auto" w:sz="4"/>
+        </w:tblBorders>
+      </w:tblPr>
+      <w:tblGrid>
+        <w:gridCol w:w="2400"/>
+        <w:gridCol w:w="380"/>
+        <w:gridCol w:w="420"/>
+        <w:gridCol w:w="680"/>
+        <w:gridCol w:w="540"/>
+        <w:gridCol w:w="440"/>
+        <w:gridCol w:w="5580"/>
+      </w:tblGrid>
+      <w:tr>
+        <w:tc>
+          <w:tcPr>
+            <w:tcW w:type="dxa" w:w="2400"/>
+            <w:tcBorders>
+              <w:top w:val="none" w:color="FFFFFF" w:sz="0"/>
+              <w:left w:val="none" w:color="FFFFFF" w:sz="0"/>
+              <w:bottom w:val="none" w:color="FFFFFF" w:sz="0"/>
+              <w:right w:val="none" w:color="FFFFFF" w:sz="0"/>
+            </w:tcBorders>
+            <w:shd w:fill="FFEBEE" w:color="auto" w:val="clear"/>
+            <w:tcMar>
+              <w:top w:type="dxa" w:w="40"/>
+              <w:left w:type="dxa" w:w="80"/>
+              <w:bottom w:type="dxa" w:w="40"/>
+              <w:right w:type="dxa" w:w="80"/>
+            </w:tcMar>
+            <w:vAlign w:val="center"/>
+          </w:tcPr>
+          <w:p>
+            <w:pPr>
+              <w:jc w:val="left"/>
+            </w:pPr>
+            <w:r>
+              <w:rPr>
+                <w:rFonts w:ascii="Arial" w:cs="Arial" w:eastAsia="Arial" w:hAnsi="Arial"/>
+                <w:b/>
+                <w:bCs/>
+                <w:color w:val="E53935"/>
+                <w:sz w:val="15"/>
+                <w:szCs w:val="15"/>
+              </w:rPr>
+              <w:t xml:space="preserve">EXERCISE</w:t>
+            </w:r>
+          </w:p>
+        </w:tc>
+        <w:tc>
+          <w:tcPr>
+            <w:tcW w:type="dxa" w:w="380"/>
+            <w:tcBorders>
+              <w:top w:val="none" w:color="FFFFFF" w:sz="0"/>
+              <w:left w:val="none" w:color="FFFFFF" w:sz="0"/>
+              <w:bottom w:val="none" w:color="FFFFFF" w:sz="0"/>
+              <w:right w:val="none" w:color="FFFFFF" w:sz="0"/>
+            </w:tcBorders>
+            <w:shd w:fill="FFEBEE" w:color="auto" w:val="clear"/>
+            <w:tcMar>
+              <w:top w:type="dxa" w:w="40"/>
+              <w:left w:type="dxa" w:w="80"/>
+              <w:bottom w:type="dxa" w:w="40"/>
+              <w:right w:type="dxa" w:w="80"/>
+            </w:tcMar>
+            <w:vAlign w:val="center"/>
+          </w:tcPr>
+          <w:p>
+            <w:pPr>
+              <w:jc w:val="center"/>
+            </w:pPr>
+            <w:r>
+              <w:rPr>
+                <w:rFonts w:ascii="Arial" w:cs="Arial" w:eastAsia="Arial" w:hAnsi="Arial"/>
+                <w:b/>
+                <w:bCs/>
+                <w:color w:val="E53935"/>
+                <w:sz w:val="13"/>
+                <w:szCs w:val="13"/>
+              </w:rPr>
+              <w:t xml:space="preserve">SETS</w:t>
+            </w:r>
+          </w:p>
+        </w:tc>
+        <w:tc>
+          <w:tcPr>
+            <w:tcW w:type="dxa" w:w="420"/>
+            <w:tcBorders>
+              <w:top w:val="none" w:color="FFFFFF" w:sz="0"/>
+              <w:left w:val="none" w:color="FFFFFF" w:sz="0"/>
+              <w:bottom w:val="none" w:color="FFFFFF" w:sz="0"/>
+              <w:right w:val="none" w:color="FFFFFF" w:sz="0"/>
+            </w:tcBorders>
+            <w:shd w:fill="FFEBEE" w:color="auto" w:val="clear"/>
+            <w:tcMar>
+              <w:top w:type="dxa" w:w="40"/>
+              <w:left w:type="dxa" w:w="80"/>
+              <w:bottom w:type="dxa" w:w="40"/>
+              <w:right w:type="dxa" w:w="80"/>
+            </w:tcMar>
+            <w:vAlign w:val="center"/>
+          </w:tcPr>
+          <w:p>
+            <w:pPr>
+              <w:jc w:val="center"/>
+            </w:pPr>
+            <w:r>
+              <w:rPr>
+                <w:rFonts w:ascii="Arial" w:cs="Arial" w:eastAsia="Arial" w:hAnsi="Arial"/>
+                <w:b/>
+                <w:bCs/>
+                <w:color w:val="E53935"/>
+                <w:sz w:val="13"/>
+                <w:szCs w:val="13"/>
+              </w:rPr>
+              <w:t xml:space="preserve">REPS</w:t>
+            </w:r>
+          </w:p>
+        </w:tc>
+        <w:tc>
+          <w:tcPr>
+            <w:tcW w:type="dxa" w:w="680"/>
+            <w:tcBorders>
+              <w:top w:val="none" w:color="FFFFFF" w:sz="0"/>
+              <w:left w:val="none" w:color="FFFFFF" w:sz="0"/>
+              <w:bottom w:val="none" w:color="FFFFFF" w:sz="0"/>
+              <w:right w:val="none" w:color="FFFFFF" w:sz="0"/>
+            </w:tcBorders>
+            <w:shd w:fill="FFEBEE" w:color="auto" w:val="clear"/>
+            <w:tcMar>
+              <w:top w:type="dxa" w:w="40"/>
+              <w:left w:type="dxa" w:w="80"/>
+              <w:bottom w:type="dxa" w:w="40"/>
+              <w:right w:type="dxa" w:w="80"/>
+            </w:tcMar>
+            <w:vAlign w:val="center"/>
+          </w:tcPr>
+          <w:p>
+            <w:pPr>
+              <w:jc w:val="center"/>
+            </w:pPr>
+            <w:r>
+              <w:rPr>
+                <w:rFonts w:ascii="Arial" w:cs="Arial" w:eastAsia="Arial" w:hAnsi="Arial"/>
+                <w:b/>
+                <w:bCs/>
+                <w:color w:val="E53935"/>
+                <w:sz w:val="13"/>
+                <w:szCs w:val="13"/>
+              </w:rPr>
+              <w:t xml:space="preserve">LOAD</w:t>
+            </w:r>
+          </w:p>
+        </w:tc>
+        <w:tc>
+          <w:tcPr>
+            <w:tcW w:type="dxa" w:w="540"/>
+            <w:tcBorders>
+              <w:top w:val="none" w:color="FFFFFF" w:sz="0"/>
+              <w:left w:val="none" w:color="FFFFFF" w:sz="0"/>
+              <w:bottom w:val="none" w:color="FFFFFF" w:sz="0"/>
+              <w:right w:val="none" w:color="FFFFFF" w:sz="0"/>
+            </w:tcBorders>
+            <w:shd w:fill="FFEBEE" w:color="auto" w:val="clear"/>
+            <w:tcMar>
+              <w:top w:type="dxa" w:w="40"/>
+              <w:left w:type="dxa" w:w="80"/>
+              <w:bottom w:type="dxa" w:w="40"/>
+              <w:right w:type="dxa" w:w="80"/>
+            </w:tcMar>
+            <w:vAlign w:val="center"/>
+          </w:tcPr>
+          <w:p>
+            <w:pPr>
+              <w:jc w:val="center"/>
+            </w:pPr>
+            <w:r>
+              <w:rPr>
+                <w:rFonts w:ascii="Arial" w:cs="Arial" w:eastAsia="Arial" w:hAnsi="Arial"/>
+                <w:b/>
+                <w:bCs/>
+                <w:color w:val="E53935"/>
+                <w:sz w:val="13"/>
+                <w:szCs w:val="13"/>
+              </w:rPr>
+              <w:t xml:space="preserve">TEMPO</w:t>
+            </w:r>
+          </w:p>
+        </w:tc>
+        <w:tc>
+          <w:tcPr>
+            <w:tcW w:type="dxa" w:w="440"/>
+            <w:tcBorders>
+              <w:top w:val="none" w:color="FFFFFF" w:sz="0"/>
+              <w:left w:val="none" w:color="FFFFFF" w:sz="0"/>
+              <w:bottom w:val="none" w:color="FFFFFF" w:sz="0"/>
+              <w:right w:val="none" w:color="FFFFFF" w:sz="0"/>
+            </w:tcBorders>
+            <w:shd w:fill="FFEBEE" w:color="auto" w:val="clear"/>
+            <w:tcMar>
+              <w:top w:type="dxa" w:w="40"/>
+              <w:left w:type="dxa" w:w="80"/>
+              <w:bottom w:type="dxa" w:w="40"/>
+              <w:right w:type="dxa" w:w="80"/>
+            </w:tcMar>
+            <w:vAlign w:val="center"/>
+          </w:tcPr>
+          <w:p>
+            <w:pPr>
+              <w:jc w:val="center"/>
+            </w:pPr>
+            <w:r>
+              <w:rPr>
+                <w:rFonts w:ascii="Arial" w:cs="Arial" w:eastAsia="Arial" w:hAnsi="Arial"/>
+                <w:b/>
+                <w:bCs/>
+                <w:color w:val="E53935"/>
+                <w:sz w:val="13"/>
+                <w:szCs w:val="13"/>
+              </w:rPr>
+              <w:t xml:space="preserve">REST</w:t>
+            </w:r>
+          </w:p>
+        </w:tc>
+        <w:tc>
+          <w:tcPr>
+            <w:tcW w:type="dxa" w:w="5580"/>
+            <w:tcBorders>
+              <w:top w:val="none" w:color="FFFFFF" w:sz="0"/>
+              <w:left w:val="none" w:color="FFFFFF" w:sz="0"/>
+              <w:bottom w:val="none" w:color="FFFFFF" w:sz="0"/>
+              <w:right w:val="none" w:color="FFFFFF" w:sz="0"/>
+            </w:tcBorders>
+            <w:shd w:fill="FFEBEE" w:color="auto" w:val="clear"/>
+            <w:tcMar>
+              <w:top w:type="dxa" w:w="40"/>
+              <w:left w:type="dxa" w:w="80"/>
+              <w:bottom w:type="dxa" w:w="40"/>
+              <w:right w:type="dxa" w:w="80"/>
+            </w:tcMar>
+            <w:vAlign w:val="center"/>
+          </w:tcPr>
+          <w:p>
+            <w:pPr>
+              <w:jc w:val="left"/>
+            </w:pPr>
+            <w:r>
+              <w:rPr>
+                <w:rFonts w:ascii="Arial" w:cs="Arial" w:eastAsia="Arial" w:hAnsi="Arial"/>
+                <w:b/>
+                <w:bCs/>
+                <w:color w:val="E53935"/>
+                <w:sz w:val="15"/>
+                <w:szCs w:val="15"/>
+              </w:rPr>
+              <w:t xml:space="preserve">COACHING CUE</w:t>
+            </w:r>
+          </w:p>
+        </w:tc>
+      </w:tr>
+      <w:tr>
+        <w:tc>
+          <w:tcPr>
+            <w:tcW w:type="dxa" w:w="2400"/>
+            <w:tcBorders>
+              <w:top w:val="none" w:color="FFFFFF" w:sz="0"/>
+              <w:left w:val="none" w:color="FFFFFF" w:sz="0"/>
+              <w:bottom w:val="none" w:color="FFFFFF" w:sz="0"/>
+              <w:right w:val="none" w:color="FFFFFF" w:sz="0"/>
+            </w:tcBorders>
+            <w:shd w:fill="FFF5F5" w:color="auto" w:val="clear"/>
+            <w:tcMar>
+              <w:top w:type="dxa" w:w="40"/>
+              <w:left w:type="dxa" w:w="80"/>
+              <w:bottom w:type="dxa" w:w="40"/>
+              <w:right w:type="dxa" w:w="80"/>
+            </w:tcMar>
+            <w:vAlign w:val="center"/>
+          </w:tcPr>
+          <w:p>
+            <w:r>
+              <w:rPr>
+                <w:rFonts w:ascii="Arial" w:cs="Arial" w:eastAsia="Arial" w:hAnsi="Arial"/>
+                <w:b/>
+                <w:bCs/>
+                <w:color w:val="2C2C2C"/>
+                <w:sz w:val="18"/>
+                <w:szCs w:val="18"/>
+              </w:rPr>
+              <w:t xml:space="preserve">Right-Hand Isometric Squeeze</w:t>
+            </w:r>
+          </w:p>
+        </w:tc>
+        <w:tc>
+          <w:tcPr>
+            <w:tcW w:type="dxa" w:w="380"/>
+            <w:tcBorders>
+              <w:top w:val="none" w:color="FFFFFF" w:sz="0"/>
+              <w:left w:val="none" w:color="FFFFFF" w:sz="0"/>
+              <w:bottom w:val="none" w:color="FFFFFF" w:sz="0"/>
+              <w:right w:val="none" w:color="FFFFFF" w:sz="0"/>
+            </w:tcBorders>
+            <w:shd w:fill="FFF5F5" w:color="auto" w:val="clear"/>
+            <w:tcMar>
+              <w:top w:type="dxa" w:w="40"/>
+              <w:left w:type="dxa" w:w="80"/>
+              <w:bottom w:type="dxa" w:w="40"/>
+              <w:right w:type="dxa" w:w="80"/>
+            </w:tcMar>
+            <w:vAlign w:val="center"/>
+          </w:tcPr>
+          <w:p>
+            <w:pPr>
+              <w:jc w:val="center"/>
+            </w:pPr>
+            <w:r>
+              <w:rPr>
+                <w:rFonts w:ascii="Arial" w:cs="Arial" w:eastAsia="Arial" w:hAnsi="Arial"/>
+                <w:color w:val="6B6B6B"/>
+                <w:sz w:val="15"/>
+                <w:szCs w:val="15"/>
+              </w:rPr>
+              <w:t xml:space="preserve">3</w:t>
+            </w:r>
+          </w:p>
+        </w:tc>
+        <w:tc>
+          <w:tcPr>
+            <w:tcW w:type="dxa" w:w="420"/>
+            <w:tcBorders>
+              <w:top w:val="none" w:color="FFFFFF" w:sz="0"/>
+              <w:left w:val="none" w:color="FFFFFF" w:sz="0"/>
+              <w:bottom w:val="none" w:color="FFFFFF" w:sz="0"/>
+              <w:right w:val="none" w:color="FFFFFF" w:sz="0"/>
+            </w:tcBorders>
+            <w:shd w:fill="FFF5F5" w:color="auto" w:val="clear"/>
+            <w:tcMar>
+              <w:top w:type="dxa" w:w="40"/>
+              <w:left w:type="dxa" w:w="80"/>
+              <w:bottom w:type="dxa" w:w="40"/>
+              <w:right w:type="dxa" w:w="80"/>
+            </w:tcMar>
+            <w:vAlign w:val="center"/>
+          </w:tcPr>
+          <w:p>
+            <w:pPr>
+              <w:jc w:val="center"/>
+            </w:pPr>
+            <w:r>
+              <w:rPr>
+                <w:rFonts w:ascii="Arial" w:cs="Arial" w:eastAsia="Arial" w:hAnsi="Arial"/>
+                <w:color w:val="6B6B6B"/>
+                <w:sz w:val="15"/>
+                <w:szCs w:val="15"/>
+              </w:rPr>
+              <w:t xml:space="preserve">10s hold</w:t>
+            </w:r>
+          </w:p>
+        </w:tc>
+        <w:tc>
+          <w:tcPr>
+            <w:tcW w:type="dxa" w:w="680"/>
+            <w:tcBorders>
+              <w:top w:val="none" w:color="FFFFFF" w:sz="0"/>
+              <w:left w:val="none" w:color="FFFFFF" w:sz="0"/>
+              <w:bottom w:val="none" w:color="FFFFFF" w:sz="0"/>
+              <w:right w:val="none" w:color="FFFFFF" w:sz="0"/>
+            </w:tcBorders>
+            <w:shd w:fill="FFF5F5" w:color="auto" w:val="clear"/>
+            <w:tcMar>
+              <w:top w:type="dxa" w:w="40"/>
+              <w:left w:type="dxa" w:w="80"/>
+              <w:bottom w:type="dxa" w:w="40"/>
+              <w:right w:type="dxa" w:w="80"/>
+            </w:tcMar>
+            <w:vAlign w:val="center"/>
+          </w:tcPr>
+          <w:p>
+            <w:pPr>
+              <w:jc w:val="center"/>
+            </w:pPr>
+            <w:r>
+              <w:rPr>
+                <w:rFonts w:ascii="Arial" w:cs="Arial" w:eastAsia="Arial" w:hAnsi="Arial"/>
+                <w:color w:val="6B6B6B"/>
+                <w:sz w:val="15"/>
+                <w:szCs w:val="15"/>
+              </w:rPr>
+              <w:t xml:space="preserve">Ball or rolled towel — max squeeze</w:t>
+            </w:r>
+          </w:p>
+        </w:tc>
+        <w:tc>
+          <w:tcPr>
+            <w:tcW w:type="dxa" w:w="540"/>
+            <w:tcBorders>
+              <w:top w:val="none" w:color="FFFFFF" w:sz="0"/>
+              <w:left w:val="none" w:color="FFFFFF" w:sz="0"/>
+              <w:bottom w:val="none" w:color="FFFFFF" w:sz="0"/>
+              <w:right w:val="none" w:color="FFFFFF" w:sz="0"/>
+            </w:tcBorders>
+            <w:shd w:fill="FFF5F5" w:color="auto" w:val="clear"/>
+            <w:tcMar>
+              <w:top w:type="dxa" w:w="40"/>
+              <w:left w:type="dxa" w:w="80"/>
+              <w:bottom w:type="dxa" w:w="40"/>
+              <w:right w:type="dxa" w:w="80"/>
+            </w:tcMar>
+            <w:vAlign w:val="center"/>
+          </w:tcPr>
+          <w:p>
+            <w:pPr>
+              <w:jc w:val="center"/>
+            </w:pPr>
+            <w:r>
+              <w:rPr>
+                <w:rFonts w:ascii="Arial" w:cs="Arial" w:eastAsia="Arial" w:hAnsi="Arial"/>
+                <w:color w:val="6B6B6B"/>
+                <w:sz w:val="15"/>
+                <w:szCs w:val="15"/>
+              </w:rPr>
+              <w:t xml:space="preserve">Hold</w:t>
+            </w:r>
+          </w:p>
+        </w:tc>
+        <w:tc>
+          <w:tcPr>
+            <w:tcW w:type="dxa" w:w="440"/>
+            <w:tcBorders>
+              <w:top w:val="none" w:color="FFFFFF" w:sz="0"/>
+              <w:left w:val="none" w:color="FFFFFF" w:sz="0"/>
+              <w:bottom w:val="none" w:color="FFFFFF" w:sz="0"/>
+              <w:right w:val="none" w:color="FFFFFF" w:sz="0"/>
+            </w:tcBorders>
+            <w:shd w:fill="FFF5F5" w:color="auto" w:val="clear"/>
+            <w:tcMar>
+              <w:top w:type="dxa" w:w="40"/>
+              <w:left w:type="dxa" w:w="80"/>
+              <w:bottom w:type="dxa" w:w="40"/>
+              <w:right w:type="dxa" w:w="80"/>
+            </w:tcMar>
+            <w:vAlign w:val="center"/>
+          </w:tcPr>
+          <w:p>
+            <w:pPr>
+              <w:jc w:val="center"/>
+            </w:pPr>
+            <w:r>
+              <w:rPr>
+                <w:rFonts w:ascii="Arial" w:cs="Arial" w:eastAsia="Arial" w:hAnsi="Arial"/>
+                <w:color w:val="6B6B6B"/>
+                <w:sz w:val="15"/>
+                <w:szCs w:val="15"/>
+              </w:rPr>
+              <w:t xml:space="preserve">30s</w:t>
+            </w:r>
+          </w:p>
+        </w:tc>
+        <w:tc>
+          <w:tcPr>
+            <w:tcW w:type="dxa" w:w="5580"/>
+            <w:tcBorders>
+              <w:top w:val="none" w:color="FFFFFF" w:sz="0"/>
+              <w:left w:val="none" w:color="FFFFFF" w:sz="0"/>
+              <w:bottom w:val="none" w:color="FFFFFF" w:sz="0"/>
+              <w:right w:val="none" w:color="FFFFFF" w:sz="0"/>
+            </w:tcBorders>
+            <w:shd w:fill="FFF5F5" w:color="auto" w:val="clear"/>
+            <w:tcMar>
+              <w:top w:type="dxa" w:w="40"/>
+              <w:left w:type="dxa" w:w="80"/>
+              <w:bottom w:type="dxa" w:w="40"/>
+              <w:right w:type="dxa" w:w="80"/>
+            </w:tcMar>
+            <w:vAlign w:val="center"/>
+          </w:tcPr>
+          <w:p>
+            <w:r>
+              <w:rPr>
+                <w:rFonts w:ascii="Arial" w:cs="Arial" w:eastAsia="Arial" w:hAnsi="Arial"/>
+                <w:color w:val="6B6B6B"/>
+                <w:sz w:val="17"/>
+                <w:szCs w:val="17"/>
+              </w:rPr>
+              <w:t xml:space="preserve">Right hand only. Squeeze hard for 10 seconds, full rest between — wake the pathway, not fatigue it.</w:t>
+            </w:r>
+          </w:p>
+        </w:tc>
+      </w:tr>
+    </w:tbl>
+    <w:p>
+      <w:pPr>
+        <w:spacing w:after="100"/>
+      </w:pPr>
     </w:p>
     <w:p>
       <w:pPr>
@@ -6341,7 +8288,7 @@
           <w:sz w:val="17"/>
           <w:szCs w:val="17"/>
         </w:rPr>
-        <w:t xml:space="preserve">A — PRIMARY PRESS STRENGTH (PUSH)</w:t>
+        <w:t xml:space="preserve">B — PRIMARY COMPOUND — DB BENCH PRESS</w:t>
       </w:r>
     </w:p>
     <w:p>
@@ -6366,7 +8313,7 @@
           <w:sz w:val="17"/>
           <w:szCs w:val="17"/>
         </w:rPr>
-        <w:t xml:space="preserve">15 lbs/hand for the DB bench press. Wk1 keeps that load for 10–12 reps. Progress +2.5 lbs/hand every 2 weeks toward a 22.5 lbs/hand target by Week 4 — a realistic intermediary jump from a 15 lb working weight. Incline press runs slightly lighter to build the upper chest and anterior delt alongside the flat press.</w:t>
+        <w:t xml:space="preserve">15 lbs/hand for the DB bench press. Wk1 keeps that load for 10–12 reps. Progress +2.5 lbs/hand every 2 weeks toward a 22.5 lbs/hand target by Week 4 — a realistic intermediary jump from a 15 lb working weight. If the day calls for a variation, rotate between: a DB floor press (shorter range, easy on the shoulders) or a band-resisted push-up — both from her home equipment. The flat DB bench press stays the lift we track.</w:t>
       </w:r>
     </w:p>
     <w:tbl>
@@ -6866,6 +8813,74 @@
           </w:p>
         </w:tc>
       </w:tr>
+    </w:tbl>
+    <w:p>
+      <w:pPr>
+        <w:spacing w:after="100"/>
+      </w:pPr>
+    </w:p>
+    <w:p>
+      <w:pPr>
+        <w:spacing w:after="60" w:before="120"/>
+      </w:pPr>
+      <w:r>
+        <w:rPr>
+          <w:rFonts w:ascii="Arial" w:cs="Arial" w:eastAsia="Arial" w:hAnsi="Arial"/>
+          <w:b/>
+          <w:bCs/>
+          <w:color w:val="43A047"/>
+          <w:sz w:val="17"/>
+          <w:szCs w:val="17"/>
+        </w:rPr>
+        <w:t xml:space="preserve">C — ACCESSORY — PRESS &amp; PULL VOLUME</w:t>
+      </w:r>
+    </w:p>
+    <w:p>
+      <w:pPr>
+        <w:spacing w:after="80"/>
+      </w:pPr>
+      <w:r>
+        <w:rPr>
+          <w:rFonts w:ascii="Arial" w:cs="Arial" w:eastAsia="Arial" w:hAnsi="Arial"/>
+          <w:b/>
+          <w:bCs/>
+          <w:color w:val="43A047"/>
+          <w:sz w:val="17"/>
+          <w:szCs w:val="17"/>
+        </w:rPr>
+        <w:t xml:space="preserve">Why:  </w:t>
+      </w:r>
+      <w:r>
+        <w:rPr>
+          <w:rFonts w:ascii="Arial" w:cs="Arial" w:eastAsia="Arial" w:hAnsi="Arial"/>
+          <w:color w:val="2C2C2C"/>
+          <w:sz w:val="17"/>
+          <w:szCs w:val="17"/>
+        </w:rPr>
+        <w:t xml:space="preserve">The accessory volume behind the primary press: incline press runs slightly lighter to build the upper chest and anterior delt alongside the flat press, the single-arm row runs the right-arm-priority protocol, and the push-up progression builds toward full floor reps.</w:t>
+      </w:r>
+    </w:p>
+    <w:tbl>
+      <w:tblPr>
+        <w:tblW w:type="dxa" w:w="10440"/>
+        <w:tblBorders>
+          <w:top w:val="none" w:color="FFFFFF" w:sz="0"/>
+          <w:left w:val="none" w:color="FFFFFF" w:sz="0"/>
+          <w:bottom w:val="none" w:color="FFFFFF" w:sz="0"/>
+          <w:right w:val="none" w:color="FFFFFF" w:sz="0"/>
+          <w:insideH w:val="single" w:color="auto" w:sz="4"/>
+          <w:insideV w:val="single" w:color="auto" w:sz="4"/>
+        </w:tblBorders>
+      </w:tblPr>
+      <w:tblGrid>
+        <w:gridCol w:w="2400"/>
+        <w:gridCol w:w="380"/>
+        <w:gridCol w:w="420"/>
+        <w:gridCol w:w="680"/>
+        <w:gridCol w:w="540"/>
+        <w:gridCol w:w="440"/>
+        <w:gridCol w:w="5580"/>
+      </w:tblGrid>
       <w:tr>
         <w:tc>
           <w:tcPr>
@@ -6876,7 +8891,254 @@
               <w:bottom w:val="none" w:color="FFFFFF" w:sz="0"/>
               <w:right w:val="none" w:color="FFFFFF" w:sz="0"/>
             </w:tcBorders>
-            <w:shd w:fill="FFFFFF" w:color="auto" w:val="clear"/>
+            <w:shd w:fill="E8F5E9" w:color="auto" w:val="clear"/>
+            <w:tcMar>
+              <w:top w:type="dxa" w:w="40"/>
+              <w:left w:type="dxa" w:w="80"/>
+              <w:bottom w:type="dxa" w:w="40"/>
+              <w:right w:type="dxa" w:w="80"/>
+            </w:tcMar>
+            <w:vAlign w:val="center"/>
+          </w:tcPr>
+          <w:p>
+            <w:pPr>
+              <w:jc w:val="left"/>
+            </w:pPr>
+            <w:r>
+              <w:rPr>
+                <w:rFonts w:ascii="Arial" w:cs="Arial" w:eastAsia="Arial" w:hAnsi="Arial"/>
+                <w:b/>
+                <w:bCs/>
+                <w:color w:val="43A047"/>
+                <w:sz w:val="15"/>
+                <w:szCs w:val="15"/>
+              </w:rPr>
+              <w:t xml:space="preserve">EXERCISE</w:t>
+            </w:r>
+          </w:p>
+        </w:tc>
+        <w:tc>
+          <w:tcPr>
+            <w:tcW w:type="dxa" w:w="380"/>
+            <w:tcBorders>
+              <w:top w:val="none" w:color="FFFFFF" w:sz="0"/>
+              <w:left w:val="none" w:color="FFFFFF" w:sz="0"/>
+              <w:bottom w:val="none" w:color="FFFFFF" w:sz="0"/>
+              <w:right w:val="none" w:color="FFFFFF" w:sz="0"/>
+            </w:tcBorders>
+            <w:shd w:fill="E8F5E9" w:color="auto" w:val="clear"/>
+            <w:tcMar>
+              <w:top w:type="dxa" w:w="40"/>
+              <w:left w:type="dxa" w:w="80"/>
+              <w:bottom w:type="dxa" w:w="40"/>
+              <w:right w:type="dxa" w:w="80"/>
+            </w:tcMar>
+            <w:vAlign w:val="center"/>
+          </w:tcPr>
+          <w:p>
+            <w:pPr>
+              <w:jc w:val="center"/>
+            </w:pPr>
+            <w:r>
+              <w:rPr>
+                <w:rFonts w:ascii="Arial" w:cs="Arial" w:eastAsia="Arial" w:hAnsi="Arial"/>
+                <w:b/>
+                <w:bCs/>
+                <w:color w:val="43A047"/>
+                <w:sz w:val="13"/>
+                <w:szCs w:val="13"/>
+              </w:rPr>
+              <w:t xml:space="preserve">SETS</w:t>
+            </w:r>
+          </w:p>
+        </w:tc>
+        <w:tc>
+          <w:tcPr>
+            <w:tcW w:type="dxa" w:w="420"/>
+            <w:tcBorders>
+              <w:top w:val="none" w:color="FFFFFF" w:sz="0"/>
+              <w:left w:val="none" w:color="FFFFFF" w:sz="0"/>
+              <w:bottom w:val="none" w:color="FFFFFF" w:sz="0"/>
+              <w:right w:val="none" w:color="FFFFFF" w:sz="0"/>
+            </w:tcBorders>
+            <w:shd w:fill="E8F5E9" w:color="auto" w:val="clear"/>
+            <w:tcMar>
+              <w:top w:type="dxa" w:w="40"/>
+              <w:left w:type="dxa" w:w="80"/>
+              <w:bottom w:type="dxa" w:w="40"/>
+              <w:right w:type="dxa" w:w="80"/>
+            </w:tcMar>
+            <w:vAlign w:val="center"/>
+          </w:tcPr>
+          <w:p>
+            <w:pPr>
+              <w:jc w:val="center"/>
+            </w:pPr>
+            <w:r>
+              <w:rPr>
+                <w:rFonts w:ascii="Arial" w:cs="Arial" w:eastAsia="Arial" w:hAnsi="Arial"/>
+                <w:b/>
+                <w:bCs/>
+                <w:color w:val="43A047"/>
+                <w:sz w:val="13"/>
+                <w:szCs w:val="13"/>
+              </w:rPr>
+              <w:t xml:space="preserve">REPS</w:t>
+            </w:r>
+          </w:p>
+        </w:tc>
+        <w:tc>
+          <w:tcPr>
+            <w:tcW w:type="dxa" w:w="680"/>
+            <w:tcBorders>
+              <w:top w:val="none" w:color="FFFFFF" w:sz="0"/>
+              <w:left w:val="none" w:color="FFFFFF" w:sz="0"/>
+              <w:bottom w:val="none" w:color="FFFFFF" w:sz="0"/>
+              <w:right w:val="none" w:color="FFFFFF" w:sz="0"/>
+            </w:tcBorders>
+            <w:shd w:fill="E8F5E9" w:color="auto" w:val="clear"/>
+            <w:tcMar>
+              <w:top w:type="dxa" w:w="40"/>
+              <w:left w:type="dxa" w:w="80"/>
+              <w:bottom w:type="dxa" w:w="40"/>
+              <w:right w:type="dxa" w:w="80"/>
+            </w:tcMar>
+            <w:vAlign w:val="center"/>
+          </w:tcPr>
+          <w:p>
+            <w:pPr>
+              <w:jc w:val="center"/>
+            </w:pPr>
+            <w:r>
+              <w:rPr>
+                <w:rFonts w:ascii="Arial" w:cs="Arial" w:eastAsia="Arial" w:hAnsi="Arial"/>
+                <w:b/>
+                <w:bCs/>
+                <w:color w:val="43A047"/>
+                <w:sz w:val="13"/>
+                <w:szCs w:val="13"/>
+              </w:rPr>
+              <w:t xml:space="preserve">LOAD</w:t>
+            </w:r>
+          </w:p>
+        </w:tc>
+        <w:tc>
+          <w:tcPr>
+            <w:tcW w:type="dxa" w:w="540"/>
+            <w:tcBorders>
+              <w:top w:val="none" w:color="FFFFFF" w:sz="0"/>
+              <w:left w:val="none" w:color="FFFFFF" w:sz="0"/>
+              <w:bottom w:val="none" w:color="FFFFFF" w:sz="0"/>
+              <w:right w:val="none" w:color="FFFFFF" w:sz="0"/>
+            </w:tcBorders>
+            <w:shd w:fill="E8F5E9" w:color="auto" w:val="clear"/>
+            <w:tcMar>
+              <w:top w:type="dxa" w:w="40"/>
+              <w:left w:type="dxa" w:w="80"/>
+              <w:bottom w:type="dxa" w:w="40"/>
+              <w:right w:type="dxa" w:w="80"/>
+            </w:tcMar>
+            <w:vAlign w:val="center"/>
+          </w:tcPr>
+          <w:p>
+            <w:pPr>
+              <w:jc w:val="center"/>
+            </w:pPr>
+            <w:r>
+              <w:rPr>
+                <w:rFonts w:ascii="Arial" w:cs="Arial" w:eastAsia="Arial" w:hAnsi="Arial"/>
+                <w:b/>
+                <w:bCs/>
+                <w:color w:val="43A047"/>
+                <w:sz w:val="13"/>
+                <w:szCs w:val="13"/>
+              </w:rPr>
+              <w:t xml:space="preserve">TEMPO</w:t>
+            </w:r>
+          </w:p>
+        </w:tc>
+        <w:tc>
+          <w:tcPr>
+            <w:tcW w:type="dxa" w:w="440"/>
+            <w:tcBorders>
+              <w:top w:val="none" w:color="FFFFFF" w:sz="0"/>
+              <w:left w:val="none" w:color="FFFFFF" w:sz="0"/>
+              <w:bottom w:val="none" w:color="FFFFFF" w:sz="0"/>
+              <w:right w:val="none" w:color="FFFFFF" w:sz="0"/>
+            </w:tcBorders>
+            <w:shd w:fill="E8F5E9" w:color="auto" w:val="clear"/>
+            <w:tcMar>
+              <w:top w:type="dxa" w:w="40"/>
+              <w:left w:type="dxa" w:w="80"/>
+              <w:bottom w:type="dxa" w:w="40"/>
+              <w:right w:type="dxa" w:w="80"/>
+            </w:tcMar>
+            <w:vAlign w:val="center"/>
+          </w:tcPr>
+          <w:p>
+            <w:pPr>
+              <w:jc w:val="center"/>
+            </w:pPr>
+            <w:r>
+              <w:rPr>
+                <w:rFonts w:ascii="Arial" w:cs="Arial" w:eastAsia="Arial" w:hAnsi="Arial"/>
+                <w:b/>
+                <w:bCs/>
+                <w:color w:val="43A047"/>
+                <w:sz w:val="13"/>
+                <w:szCs w:val="13"/>
+              </w:rPr>
+              <w:t xml:space="preserve">REST</w:t>
+            </w:r>
+          </w:p>
+        </w:tc>
+        <w:tc>
+          <w:tcPr>
+            <w:tcW w:type="dxa" w:w="5580"/>
+            <w:tcBorders>
+              <w:top w:val="none" w:color="FFFFFF" w:sz="0"/>
+              <w:left w:val="none" w:color="FFFFFF" w:sz="0"/>
+              <w:bottom w:val="none" w:color="FFFFFF" w:sz="0"/>
+              <w:right w:val="none" w:color="FFFFFF" w:sz="0"/>
+            </w:tcBorders>
+            <w:shd w:fill="E8F5E9" w:color="auto" w:val="clear"/>
+            <w:tcMar>
+              <w:top w:type="dxa" w:w="40"/>
+              <w:left w:type="dxa" w:w="80"/>
+              <w:bottom w:type="dxa" w:w="40"/>
+              <w:right w:type="dxa" w:w="80"/>
+            </w:tcMar>
+            <w:vAlign w:val="center"/>
+          </w:tcPr>
+          <w:p>
+            <w:pPr>
+              <w:jc w:val="left"/>
+            </w:pPr>
+            <w:r>
+              <w:rPr>
+                <w:rFonts w:ascii="Arial" w:cs="Arial" w:eastAsia="Arial" w:hAnsi="Arial"/>
+                <w:b/>
+                <w:bCs/>
+                <w:color w:val="43A047"/>
+                <w:sz w:val="15"/>
+                <w:szCs w:val="15"/>
+              </w:rPr>
+              <w:t xml:space="preserve">COACHING CUE</w:t>
+            </w:r>
+          </w:p>
+        </w:tc>
+      </w:tr>
+      <w:tr>
+        <w:tc>
+          <w:tcPr>
+            <w:tcW w:type="dxa" w:w="2400"/>
+            <w:tcBorders>
+              <w:top w:val="none" w:color="FFFFFF" w:sz="0"/>
+              <w:left w:val="none" w:color="FFFFFF" w:sz="0"/>
+              <w:bottom w:val="none" w:color="FFFFFF" w:sz="0"/>
+              <w:right w:val="none" w:color="FFFFFF" w:sz="0"/>
+            </w:tcBorders>
+            <w:shd w:fill="F1F8F2" w:color="auto" w:val="clear"/>
             <w:tcMar>
               <w:top w:type="dxa" w:w="40"/>
               <w:left w:type="dxa" w:w="80"/>
@@ -6908,7 +9170,7 @@
               <w:bottom w:val="none" w:color="FFFFFF" w:sz="0"/>
               <w:right w:val="none" w:color="FFFFFF" w:sz="0"/>
             </w:tcBorders>
-            <w:shd w:fill="FFFFFF" w:color="auto" w:val="clear"/>
+            <w:shd w:fill="F1F8F2" w:color="auto" w:val="clear"/>
             <w:tcMar>
               <w:top w:type="dxa" w:w="40"/>
               <w:left w:type="dxa" w:w="80"/>
@@ -6941,7 +9203,7 @@
               <w:bottom w:val="none" w:color="FFFFFF" w:sz="0"/>
               <w:right w:val="none" w:color="FFFFFF" w:sz="0"/>
             </w:tcBorders>
-            <w:shd w:fill="FFFFFF" w:color="auto" w:val="clear"/>
+            <w:shd w:fill="F1F8F2" w:color="auto" w:val="clear"/>
             <w:tcMar>
               <w:top w:type="dxa" w:w="40"/>
               <w:left w:type="dxa" w:w="80"/>
@@ -6974,7 +9236,7 @@
               <w:bottom w:val="none" w:color="FFFFFF" w:sz="0"/>
               <w:right w:val="none" w:color="FFFFFF" w:sz="0"/>
             </w:tcBorders>
-            <w:shd w:fill="FFFFFF" w:color="auto" w:val="clear"/>
+            <w:shd w:fill="F1F8F2" w:color="auto" w:val="clear"/>
             <w:tcMar>
               <w:top w:type="dxa" w:w="40"/>
               <w:left w:type="dxa" w:w="80"/>
@@ -7007,7 +9269,7 @@
               <w:bottom w:val="none" w:color="FFFFFF" w:sz="0"/>
               <w:right w:val="none" w:color="FFFFFF" w:sz="0"/>
             </w:tcBorders>
-            <w:shd w:fill="FFFFFF" w:color="auto" w:val="clear"/>
+            <w:shd w:fill="F1F8F2" w:color="auto" w:val="clear"/>
             <w:tcMar>
               <w:top w:type="dxa" w:w="40"/>
               <w:left w:type="dxa" w:w="80"/>
@@ -7040,7 +9302,7 @@
               <w:bottom w:val="none" w:color="FFFFFF" w:sz="0"/>
               <w:right w:val="none" w:color="FFFFFF" w:sz="0"/>
             </w:tcBorders>
-            <w:shd w:fill="FFFFFF" w:color="auto" w:val="clear"/>
+            <w:shd w:fill="F1F8F2" w:color="auto" w:val="clear"/>
             <w:tcMar>
               <w:top w:type="dxa" w:w="40"/>
               <w:left w:type="dxa" w:w="80"/>
@@ -7073,7 +9335,7 @@
               <w:bottom w:val="none" w:color="FFFFFF" w:sz="0"/>
               <w:right w:val="none" w:color="FFFFFF" w:sz="0"/>
             </w:tcBorders>
-            <w:shd w:fill="FFFFFF" w:color="auto" w:val="clear"/>
+            <w:shd w:fill="F1F8F2" w:color="auto" w:val="clear"/>
             <w:tcMar>
               <w:top w:type="dxa" w:w="40"/>
               <w:left w:type="dxa" w:w="80"/>
@@ -7105,7 +9367,7 @@
               <w:bottom w:val="none" w:color="FFFFFF" w:sz="0"/>
               <w:right w:val="none" w:color="FFFFFF" w:sz="0"/>
             </w:tcBorders>
-            <w:shd w:fill="F1F8F2" w:color="auto" w:val="clear"/>
+            <w:shd w:fill="FFFFFF" w:color="auto" w:val="clear"/>
             <w:tcMar>
               <w:top w:type="dxa" w:w="40"/>
               <w:left w:type="dxa" w:w="80"/>
@@ -7150,7 +9412,7 @@
               <w:bottom w:val="none" w:color="FFFFFF" w:sz="0"/>
               <w:right w:val="none" w:color="FFFFFF" w:sz="0"/>
             </w:tcBorders>
-            <w:shd w:fill="F1F8F2" w:color="auto" w:val="clear"/>
+            <w:shd w:fill="FFFFFF" w:color="auto" w:val="clear"/>
             <w:tcMar>
               <w:top w:type="dxa" w:w="40"/>
               <w:left w:type="dxa" w:w="80"/>
@@ -7183,7 +9445,7 @@
               <w:bottom w:val="none" w:color="FFFFFF" w:sz="0"/>
               <w:right w:val="none" w:color="FFFFFF" w:sz="0"/>
             </w:tcBorders>
-            <w:shd w:fill="F1F8F2" w:color="auto" w:val="clear"/>
+            <w:shd w:fill="FFFFFF" w:color="auto" w:val="clear"/>
             <w:tcMar>
               <w:top w:type="dxa" w:w="40"/>
               <w:left w:type="dxa" w:w="80"/>
@@ -7216,7 +9478,7 @@
               <w:bottom w:val="none" w:color="FFFFFF" w:sz="0"/>
               <w:right w:val="none" w:color="FFFFFF" w:sz="0"/>
             </w:tcBorders>
-            <w:shd w:fill="F1F8F2" w:color="auto" w:val="clear"/>
+            <w:shd w:fill="FFFFFF" w:color="auto" w:val="clear"/>
             <w:tcMar>
               <w:top w:type="dxa" w:w="40"/>
               <w:left w:type="dxa" w:w="80"/>
@@ -7249,7 +9511,7 @@
               <w:bottom w:val="none" w:color="FFFFFF" w:sz="0"/>
               <w:right w:val="none" w:color="FFFFFF" w:sz="0"/>
             </w:tcBorders>
-            <w:shd w:fill="F1F8F2" w:color="auto" w:val="clear"/>
+            <w:shd w:fill="FFFFFF" w:color="auto" w:val="clear"/>
             <w:tcMar>
               <w:top w:type="dxa" w:w="40"/>
               <w:left w:type="dxa" w:w="80"/>
@@ -7282,7 +9544,7 @@
               <w:bottom w:val="none" w:color="FFFFFF" w:sz="0"/>
               <w:right w:val="none" w:color="FFFFFF" w:sz="0"/>
             </w:tcBorders>
-            <w:shd w:fill="F1F8F2" w:color="auto" w:val="clear"/>
+            <w:shd w:fill="FFFFFF" w:color="auto" w:val="clear"/>
             <w:tcMar>
               <w:top w:type="dxa" w:w="40"/>
               <w:left w:type="dxa" w:w="80"/>
@@ -7315,7 +9577,7 @@
               <w:bottom w:val="none" w:color="FFFFFF" w:sz="0"/>
               <w:right w:val="none" w:color="FFFFFF" w:sz="0"/>
             </w:tcBorders>
-            <w:shd w:fill="F1F8F2" w:color="auto" w:val="clear"/>
+            <w:shd w:fill="FFFFFF" w:color="auto" w:val="clear"/>
             <w:tcMar>
               <w:top w:type="dxa" w:w="40"/>
               <w:left w:type="dxa" w:w="80"/>
@@ -7347,7 +9609,7 @@
               <w:bottom w:val="none" w:color="FFFFFF" w:sz="0"/>
               <w:right w:val="none" w:color="FFFFFF" w:sz="0"/>
             </w:tcBorders>
-            <w:shd w:fill="FFFFFF" w:color="auto" w:val="clear"/>
+            <w:shd w:fill="F1F8F2" w:color="auto" w:val="clear"/>
             <w:tcMar>
               <w:top w:type="dxa" w:w="40"/>
               <w:left w:type="dxa" w:w="80"/>
@@ -7379,7 +9641,7 @@
               <w:bottom w:val="none" w:color="FFFFFF" w:sz="0"/>
               <w:right w:val="none" w:color="FFFFFF" w:sz="0"/>
             </w:tcBorders>
-            <w:shd w:fill="FFFFFF" w:color="auto" w:val="clear"/>
+            <w:shd w:fill="F1F8F2" w:color="auto" w:val="clear"/>
             <w:tcMar>
               <w:top w:type="dxa" w:w="40"/>
               <w:left w:type="dxa" w:w="80"/>
@@ -7412,7 +9674,7 @@
               <w:bottom w:val="none" w:color="FFFFFF" w:sz="0"/>
               <w:right w:val="none" w:color="FFFFFF" w:sz="0"/>
             </w:tcBorders>
-            <w:shd w:fill="FFFFFF" w:color="auto" w:val="clear"/>
+            <w:shd w:fill="F1F8F2" w:color="auto" w:val="clear"/>
             <w:tcMar>
               <w:top w:type="dxa" w:w="40"/>
               <w:left w:type="dxa" w:w="80"/>
@@ -7445,7 +9707,7 @@
               <w:bottom w:val="none" w:color="FFFFFF" w:sz="0"/>
               <w:right w:val="none" w:color="FFFFFF" w:sz="0"/>
             </w:tcBorders>
-            <w:shd w:fill="FFFFFF" w:color="auto" w:val="clear"/>
+            <w:shd w:fill="F1F8F2" w:color="auto" w:val="clear"/>
             <w:tcMar>
               <w:top w:type="dxa" w:w="40"/>
               <w:left w:type="dxa" w:w="80"/>
@@ -7478,7 +9740,7 @@
               <w:bottom w:val="none" w:color="FFFFFF" w:sz="0"/>
               <w:right w:val="none" w:color="FFFFFF" w:sz="0"/>
             </w:tcBorders>
-            <w:shd w:fill="FFFFFF" w:color="auto" w:val="clear"/>
+            <w:shd w:fill="F1F8F2" w:color="auto" w:val="clear"/>
             <w:tcMar>
               <w:top w:type="dxa" w:w="40"/>
               <w:left w:type="dxa" w:w="80"/>
@@ -7511,7 +9773,7 @@
               <w:bottom w:val="none" w:color="FFFFFF" w:sz="0"/>
               <w:right w:val="none" w:color="FFFFFF" w:sz="0"/>
             </w:tcBorders>
-            <w:shd w:fill="FFFFFF" w:color="auto" w:val="clear"/>
+            <w:shd w:fill="F1F8F2" w:color="auto" w:val="clear"/>
             <w:tcMar>
               <w:top w:type="dxa" w:w="40"/>
               <w:left w:type="dxa" w:w="80"/>
@@ -7544,7 +9806,7 @@
               <w:bottom w:val="none" w:color="FFFFFF" w:sz="0"/>
               <w:right w:val="none" w:color="FFFFFF" w:sz="0"/>
             </w:tcBorders>
-            <w:shd w:fill="FFFFFF" w:color="auto" w:val="clear"/>
+            <w:shd w:fill="F1F8F2" w:color="auto" w:val="clear"/>
             <w:tcMar>
               <w:top w:type="dxa" w:w="40"/>
               <w:left w:type="dxa" w:w="80"/>
@@ -7585,7 +9847,7 @@
           <w:sz w:val="17"/>
           <w:szCs w:val="17"/>
         </w:rPr>
-        <w:t xml:space="preserve">B — PRIMARY PULL STRENGTH</w:t>
+        <w:t xml:space="preserve">D — SECONDARY COMPOUND — OVERHEAD PRESS &amp; PULL</w:t>
       </w:r>
     </w:p>
     <w:p>
@@ -7610,7 +9872,7 @@
           <w:sz w:val="17"/>
           <w:szCs w:val="17"/>
         </w:rPr>
-        <w:t xml:space="preserve">OHP baseline is 15 lbs/hand, progressing +2.5 lbs/hand every 2 weeks toward 22.5 lbs/hand by Week 4 — same rate as the bench press. Force data shows right grip 29.5% weaker (55 lb vs 78 lb) and 14.8% slower time-to-peak — right arm leads sequencing on every pulling exercise below and starts each load lighter than left. Row baseline: L 35 / R 30 lbs Wk1, adding 2.5 lbs/hand every 2 weeks toward symmetry. Renegade row and rear delt fly reinforce the same pull pattern and neural-delay protocol without a cable machine.</w:t>
+        <w:t xml:space="preserve">The day's second compound pattern — the overhead press, with the pulling volume that balances it. OHP baseline is 15 lbs/hand, progressing +2.5 lbs/hand every 2 weeks toward 22.5 lbs/hand by Week 4 — same rate as the bench press. If the day calls for a press variation, rotate between: a seated DB press (bench back support), a half-kneeling single-arm DB press, or a band overhead press — all from her home equipment; the standing/seated DB press stays the lift we track. Force data shows right grip 29.5% weaker (55 lb vs 78 lb) and 14.8% slower time-to-peak — right arm leads sequencing on every pulling exercise below and starts each load lighter than left. Row baseline: L 35 / R 30 lbs Wk1, adding 2.5 lbs/hand every 2 weeks toward symmetry. Renegade row and rear delt fly reinforce the same pull pattern and neural-delay protocol without a cable machine.</w:t>
       </w:r>
     </w:p>
     <w:tbl>
@@ -8816,7 +11078,7 @@
           <w:sz w:val="17"/>
           <w:szCs w:val="17"/>
         </w:rPr>
-        <w:t xml:space="preserve">C — LOADED CARRY + CORE</w:t>
+        <w:t xml:space="preserve">E — FULL-BODY INTEGRATION — LOADED CARRY + CORE</w:t>
       </w:r>
     </w:p>
     <w:p>
@@ -8841,7 +11103,7 @@
           <w:sz w:val="17"/>
           <w:szCs w:val="17"/>
         </w:rPr>
-        <w:t xml:space="preserve">40 lbs/hand. +5 lbs/hand per week. Week 4 target: 55 lbs/hand. Farmer carry is the single most reliable strength and grip builder in this program. Shoulders packed, chest tall, neutral neck. Camera side-on to check posture drift.</w:t>
+        <w:t xml:space="preserve">The session's closing compound work — the day's pressing posture, pulling strength, and grip pulled together under gait, then core under load. 40 lbs/hand. +5 lbs/hand per week. Week 4 target: 55 lbs/hand. Farmer carry is the single most reliable strength and grip builder in this program. Shoulders packed, chest tall, neutral neck. Camera side-on to check posture drift. A goblet carry (one DB at the chest) covers the same ground as a lighter variation; the right-hand load rules below hold on every option.</w:t>
       </w:r>
     </w:p>
     <w:tbl>
@@ -10378,7 +12640,7 @@
           <w:sz w:val="17"/>
           <w:szCs w:val="17"/>
         </w:rPr>
-        <w:t xml:space="preserve">3 min treadmill moderate pace (full-body activation before power work). CORRECTIVE: Right hand isometric squeeze 10s ×3 (right grip neural delay). Left hip single-leg bridge 2×12 (left glute priority for hip extension gap). Then: leg swings 10 each, arm circles, hip circles, light KB deadhinge 2×10, med ball chest pass to wall 2×8 explosive.</w:t>
+        <w:t xml:space="preserve">3 min treadmill moderate pace (full-body activation before power work). Then: leg swings 10 each, arm circles, hip circles, med ball chest pass to wall 2×8 explosive (potentiation primer). The corrective neural priming opens Block A below.</w:t>
       </w:r>
     </w:p>
     <w:p>
@@ -10394,7 +12656,1020 @@
           <w:sz w:val="17"/>
           <w:szCs w:val="17"/>
         </w:rPr>
-        <w:t xml:space="preserve">A — KB POWER BLOCK</w:t>
+        <w:t xml:space="preserve">A — CORRECTIVE — NEURAL PRIMING (RIGHT GRIP + LEFT HIP)</w:t>
+      </w:r>
+    </w:p>
+    <w:p>
+      <w:pPr>
+        <w:spacing w:after="80"/>
+      </w:pPr>
+      <w:r>
+        <w:rPr>
+          <w:rFonts w:ascii="Arial" w:cs="Arial" w:eastAsia="Arial" w:hAnsi="Arial"/>
+          <w:b/>
+          <w:bCs/>
+          <w:color w:val="E53935"/>
+          <w:sz w:val="17"/>
+          <w:szCs w:val="17"/>
+        </w:rPr>
+        <w:t xml:space="preserve">Why:  </w:t>
+      </w:r>
+      <w:r>
+        <w:rPr>
+          <w:rFonts w:ascii="Arial" w:cs="Arial" w:eastAsia="Arial" w:hAnsi="Arial"/>
+          <w:color w:val="2C2C2C"/>
+          <w:sz w:val="17"/>
+          <w:szCs w:val="17"/>
+        </w:rPr>
+        <w:t xml:space="preserve">Both force-assessment protocols fire before the week's highest-demand session: the right-hand squeeze primes the slower-firing right grip for the KB and carry work, the light hinge ramp rehearses the swing pattern without spending power, and the left-side bridge wakes the priority glute before the hips drive everything below.</w:t>
+      </w:r>
+    </w:p>
+    <w:tbl>
+      <w:tblPr>
+        <w:tblW w:type="dxa" w:w="10440"/>
+        <w:tblBorders>
+          <w:top w:val="none" w:color="FFFFFF" w:sz="0"/>
+          <w:left w:val="none" w:color="FFFFFF" w:sz="0"/>
+          <w:bottom w:val="none" w:color="FFFFFF" w:sz="0"/>
+          <w:right w:val="none" w:color="FFFFFF" w:sz="0"/>
+          <w:insideH w:val="single" w:color="auto" w:sz="4"/>
+          <w:insideV w:val="single" w:color="auto" w:sz="4"/>
+        </w:tblBorders>
+      </w:tblPr>
+      <w:tblGrid>
+        <w:gridCol w:w="2400"/>
+        <w:gridCol w:w="380"/>
+        <w:gridCol w:w="420"/>
+        <w:gridCol w:w="680"/>
+        <w:gridCol w:w="540"/>
+        <w:gridCol w:w="440"/>
+        <w:gridCol w:w="5580"/>
+      </w:tblGrid>
+      <w:tr>
+        <w:tc>
+          <w:tcPr>
+            <w:tcW w:type="dxa" w:w="2400"/>
+            <w:tcBorders>
+              <w:top w:val="none" w:color="FFFFFF" w:sz="0"/>
+              <w:left w:val="none" w:color="FFFFFF" w:sz="0"/>
+              <w:bottom w:val="none" w:color="FFFFFF" w:sz="0"/>
+              <w:right w:val="none" w:color="FFFFFF" w:sz="0"/>
+            </w:tcBorders>
+            <w:shd w:fill="FFEBEE" w:color="auto" w:val="clear"/>
+            <w:tcMar>
+              <w:top w:type="dxa" w:w="40"/>
+              <w:left w:type="dxa" w:w="80"/>
+              <w:bottom w:type="dxa" w:w="40"/>
+              <w:right w:type="dxa" w:w="80"/>
+            </w:tcMar>
+            <w:vAlign w:val="center"/>
+          </w:tcPr>
+          <w:p>
+            <w:pPr>
+              <w:jc w:val="left"/>
+            </w:pPr>
+            <w:r>
+              <w:rPr>
+                <w:rFonts w:ascii="Arial" w:cs="Arial" w:eastAsia="Arial" w:hAnsi="Arial"/>
+                <w:b/>
+                <w:bCs/>
+                <w:color w:val="E53935"/>
+                <w:sz w:val="15"/>
+                <w:szCs w:val="15"/>
+              </w:rPr>
+              <w:t xml:space="preserve">EXERCISE</w:t>
+            </w:r>
+          </w:p>
+        </w:tc>
+        <w:tc>
+          <w:tcPr>
+            <w:tcW w:type="dxa" w:w="380"/>
+            <w:tcBorders>
+              <w:top w:val="none" w:color="FFFFFF" w:sz="0"/>
+              <w:left w:val="none" w:color="FFFFFF" w:sz="0"/>
+              <w:bottom w:val="none" w:color="FFFFFF" w:sz="0"/>
+              <w:right w:val="none" w:color="FFFFFF" w:sz="0"/>
+            </w:tcBorders>
+            <w:shd w:fill="FFEBEE" w:color="auto" w:val="clear"/>
+            <w:tcMar>
+              <w:top w:type="dxa" w:w="40"/>
+              <w:left w:type="dxa" w:w="80"/>
+              <w:bottom w:type="dxa" w:w="40"/>
+              <w:right w:type="dxa" w:w="80"/>
+            </w:tcMar>
+            <w:vAlign w:val="center"/>
+          </w:tcPr>
+          <w:p>
+            <w:pPr>
+              <w:jc w:val="center"/>
+            </w:pPr>
+            <w:r>
+              <w:rPr>
+                <w:rFonts w:ascii="Arial" w:cs="Arial" w:eastAsia="Arial" w:hAnsi="Arial"/>
+                <w:b/>
+                <w:bCs/>
+                <w:color w:val="E53935"/>
+                <w:sz w:val="13"/>
+                <w:szCs w:val="13"/>
+              </w:rPr>
+              <w:t xml:space="preserve">SETS</w:t>
+            </w:r>
+          </w:p>
+        </w:tc>
+        <w:tc>
+          <w:tcPr>
+            <w:tcW w:type="dxa" w:w="420"/>
+            <w:tcBorders>
+              <w:top w:val="none" w:color="FFFFFF" w:sz="0"/>
+              <w:left w:val="none" w:color="FFFFFF" w:sz="0"/>
+              <w:bottom w:val="none" w:color="FFFFFF" w:sz="0"/>
+              <w:right w:val="none" w:color="FFFFFF" w:sz="0"/>
+            </w:tcBorders>
+            <w:shd w:fill="FFEBEE" w:color="auto" w:val="clear"/>
+            <w:tcMar>
+              <w:top w:type="dxa" w:w="40"/>
+              <w:left w:type="dxa" w:w="80"/>
+              <w:bottom w:type="dxa" w:w="40"/>
+              <w:right w:type="dxa" w:w="80"/>
+            </w:tcMar>
+            <w:vAlign w:val="center"/>
+          </w:tcPr>
+          <w:p>
+            <w:pPr>
+              <w:jc w:val="center"/>
+            </w:pPr>
+            <w:r>
+              <w:rPr>
+                <w:rFonts w:ascii="Arial" w:cs="Arial" w:eastAsia="Arial" w:hAnsi="Arial"/>
+                <w:b/>
+                <w:bCs/>
+                <w:color w:val="E53935"/>
+                <w:sz w:val="13"/>
+                <w:szCs w:val="13"/>
+              </w:rPr>
+              <w:t xml:space="preserve">REPS</w:t>
+            </w:r>
+          </w:p>
+        </w:tc>
+        <w:tc>
+          <w:tcPr>
+            <w:tcW w:type="dxa" w:w="680"/>
+            <w:tcBorders>
+              <w:top w:val="none" w:color="FFFFFF" w:sz="0"/>
+              <w:left w:val="none" w:color="FFFFFF" w:sz="0"/>
+              <w:bottom w:val="none" w:color="FFFFFF" w:sz="0"/>
+              <w:right w:val="none" w:color="FFFFFF" w:sz="0"/>
+            </w:tcBorders>
+            <w:shd w:fill="FFEBEE" w:color="auto" w:val="clear"/>
+            <w:tcMar>
+              <w:top w:type="dxa" w:w="40"/>
+              <w:left w:type="dxa" w:w="80"/>
+              <w:bottom w:type="dxa" w:w="40"/>
+              <w:right w:type="dxa" w:w="80"/>
+            </w:tcMar>
+            <w:vAlign w:val="center"/>
+          </w:tcPr>
+          <w:p>
+            <w:pPr>
+              <w:jc w:val="center"/>
+            </w:pPr>
+            <w:r>
+              <w:rPr>
+                <w:rFonts w:ascii="Arial" w:cs="Arial" w:eastAsia="Arial" w:hAnsi="Arial"/>
+                <w:b/>
+                <w:bCs/>
+                <w:color w:val="E53935"/>
+                <w:sz w:val="13"/>
+                <w:szCs w:val="13"/>
+              </w:rPr>
+              <w:t xml:space="preserve">LOAD</w:t>
+            </w:r>
+          </w:p>
+        </w:tc>
+        <w:tc>
+          <w:tcPr>
+            <w:tcW w:type="dxa" w:w="540"/>
+            <w:tcBorders>
+              <w:top w:val="none" w:color="FFFFFF" w:sz="0"/>
+              <w:left w:val="none" w:color="FFFFFF" w:sz="0"/>
+              <w:bottom w:val="none" w:color="FFFFFF" w:sz="0"/>
+              <w:right w:val="none" w:color="FFFFFF" w:sz="0"/>
+            </w:tcBorders>
+            <w:shd w:fill="FFEBEE" w:color="auto" w:val="clear"/>
+            <w:tcMar>
+              <w:top w:type="dxa" w:w="40"/>
+              <w:left w:type="dxa" w:w="80"/>
+              <w:bottom w:type="dxa" w:w="40"/>
+              <w:right w:type="dxa" w:w="80"/>
+            </w:tcMar>
+            <w:vAlign w:val="center"/>
+          </w:tcPr>
+          <w:p>
+            <w:pPr>
+              <w:jc w:val="center"/>
+            </w:pPr>
+            <w:r>
+              <w:rPr>
+                <w:rFonts w:ascii="Arial" w:cs="Arial" w:eastAsia="Arial" w:hAnsi="Arial"/>
+                <w:b/>
+                <w:bCs/>
+                <w:color w:val="E53935"/>
+                <w:sz w:val="13"/>
+                <w:szCs w:val="13"/>
+              </w:rPr>
+              <w:t xml:space="preserve">TEMPO</w:t>
+            </w:r>
+          </w:p>
+        </w:tc>
+        <w:tc>
+          <w:tcPr>
+            <w:tcW w:type="dxa" w:w="440"/>
+            <w:tcBorders>
+              <w:top w:val="none" w:color="FFFFFF" w:sz="0"/>
+              <w:left w:val="none" w:color="FFFFFF" w:sz="0"/>
+              <w:bottom w:val="none" w:color="FFFFFF" w:sz="0"/>
+              <w:right w:val="none" w:color="FFFFFF" w:sz="0"/>
+            </w:tcBorders>
+            <w:shd w:fill="FFEBEE" w:color="auto" w:val="clear"/>
+            <w:tcMar>
+              <w:top w:type="dxa" w:w="40"/>
+              <w:left w:type="dxa" w:w="80"/>
+              <w:bottom w:type="dxa" w:w="40"/>
+              <w:right w:type="dxa" w:w="80"/>
+            </w:tcMar>
+            <w:vAlign w:val="center"/>
+          </w:tcPr>
+          <w:p>
+            <w:pPr>
+              <w:jc w:val="center"/>
+            </w:pPr>
+            <w:r>
+              <w:rPr>
+                <w:rFonts w:ascii="Arial" w:cs="Arial" w:eastAsia="Arial" w:hAnsi="Arial"/>
+                <w:b/>
+                <w:bCs/>
+                <w:color w:val="E53935"/>
+                <w:sz w:val="13"/>
+                <w:szCs w:val="13"/>
+              </w:rPr>
+              <w:t xml:space="preserve">REST</w:t>
+            </w:r>
+          </w:p>
+        </w:tc>
+        <w:tc>
+          <w:tcPr>
+            <w:tcW w:type="dxa" w:w="5580"/>
+            <w:tcBorders>
+              <w:top w:val="none" w:color="FFFFFF" w:sz="0"/>
+              <w:left w:val="none" w:color="FFFFFF" w:sz="0"/>
+              <w:bottom w:val="none" w:color="FFFFFF" w:sz="0"/>
+              <w:right w:val="none" w:color="FFFFFF" w:sz="0"/>
+            </w:tcBorders>
+            <w:shd w:fill="FFEBEE" w:color="auto" w:val="clear"/>
+            <w:tcMar>
+              <w:top w:type="dxa" w:w="40"/>
+              <w:left w:type="dxa" w:w="80"/>
+              <w:bottom w:type="dxa" w:w="40"/>
+              <w:right w:type="dxa" w:w="80"/>
+            </w:tcMar>
+            <w:vAlign w:val="center"/>
+          </w:tcPr>
+          <w:p>
+            <w:pPr>
+              <w:jc w:val="left"/>
+            </w:pPr>
+            <w:r>
+              <w:rPr>
+                <w:rFonts w:ascii="Arial" w:cs="Arial" w:eastAsia="Arial" w:hAnsi="Arial"/>
+                <w:b/>
+                <w:bCs/>
+                <w:color w:val="E53935"/>
+                <w:sz w:val="15"/>
+                <w:szCs w:val="15"/>
+              </w:rPr>
+              <w:t xml:space="preserve">COACHING CUE</w:t>
+            </w:r>
+          </w:p>
+        </w:tc>
+      </w:tr>
+      <w:tr>
+        <w:tc>
+          <w:tcPr>
+            <w:tcW w:type="dxa" w:w="2400"/>
+            <w:tcBorders>
+              <w:top w:val="none" w:color="FFFFFF" w:sz="0"/>
+              <w:left w:val="none" w:color="FFFFFF" w:sz="0"/>
+              <w:bottom w:val="none" w:color="FFFFFF" w:sz="0"/>
+              <w:right w:val="none" w:color="FFFFFF" w:sz="0"/>
+            </w:tcBorders>
+            <w:shd w:fill="FFF5F5" w:color="auto" w:val="clear"/>
+            <w:tcMar>
+              <w:top w:type="dxa" w:w="40"/>
+              <w:left w:type="dxa" w:w="80"/>
+              <w:bottom w:type="dxa" w:w="40"/>
+              <w:right w:type="dxa" w:w="80"/>
+            </w:tcMar>
+            <w:vAlign w:val="center"/>
+          </w:tcPr>
+          <w:p>
+            <w:r>
+              <w:rPr>
+                <w:rFonts w:ascii="Arial" w:cs="Arial" w:eastAsia="Arial" w:hAnsi="Arial"/>
+                <w:b/>
+                <w:bCs/>
+                <w:color w:val="2C2C2C"/>
+                <w:sz w:val="18"/>
+                <w:szCs w:val="18"/>
+              </w:rPr>
+              <w:t xml:space="preserve">Right-Hand Isometric Squeeze</w:t>
+            </w:r>
+          </w:p>
+        </w:tc>
+        <w:tc>
+          <w:tcPr>
+            <w:tcW w:type="dxa" w:w="380"/>
+            <w:tcBorders>
+              <w:top w:val="none" w:color="FFFFFF" w:sz="0"/>
+              <w:left w:val="none" w:color="FFFFFF" w:sz="0"/>
+              <w:bottom w:val="none" w:color="FFFFFF" w:sz="0"/>
+              <w:right w:val="none" w:color="FFFFFF" w:sz="0"/>
+            </w:tcBorders>
+            <w:shd w:fill="FFF5F5" w:color="auto" w:val="clear"/>
+            <w:tcMar>
+              <w:top w:type="dxa" w:w="40"/>
+              <w:left w:type="dxa" w:w="80"/>
+              <w:bottom w:type="dxa" w:w="40"/>
+              <w:right w:type="dxa" w:w="80"/>
+            </w:tcMar>
+            <w:vAlign w:val="center"/>
+          </w:tcPr>
+          <w:p>
+            <w:pPr>
+              <w:jc w:val="center"/>
+            </w:pPr>
+            <w:r>
+              <w:rPr>
+                <w:rFonts w:ascii="Arial" w:cs="Arial" w:eastAsia="Arial" w:hAnsi="Arial"/>
+                <w:color w:val="6B6B6B"/>
+                <w:sz w:val="15"/>
+                <w:szCs w:val="15"/>
+              </w:rPr>
+              <w:t xml:space="preserve">3</w:t>
+            </w:r>
+          </w:p>
+        </w:tc>
+        <w:tc>
+          <w:tcPr>
+            <w:tcW w:type="dxa" w:w="420"/>
+            <w:tcBorders>
+              <w:top w:val="none" w:color="FFFFFF" w:sz="0"/>
+              <w:left w:val="none" w:color="FFFFFF" w:sz="0"/>
+              <w:bottom w:val="none" w:color="FFFFFF" w:sz="0"/>
+              <w:right w:val="none" w:color="FFFFFF" w:sz="0"/>
+            </w:tcBorders>
+            <w:shd w:fill="FFF5F5" w:color="auto" w:val="clear"/>
+            <w:tcMar>
+              <w:top w:type="dxa" w:w="40"/>
+              <w:left w:type="dxa" w:w="80"/>
+              <w:bottom w:type="dxa" w:w="40"/>
+              <w:right w:type="dxa" w:w="80"/>
+            </w:tcMar>
+            <w:vAlign w:val="center"/>
+          </w:tcPr>
+          <w:p>
+            <w:pPr>
+              <w:jc w:val="center"/>
+            </w:pPr>
+            <w:r>
+              <w:rPr>
+                <w:rFonts w:ascii="Arial" w:cs="Arial" w:eastAsia="Arial" w:hAnsi="Arial"/>
+                <w:color w:val="6B6B6B"/>
+                <w:sz w:val="15"/>
+                <w:szCs w:val="15"/>
+              </w:rPr>
+              <w:t xml:space="preserve">10s hold</w:t>
+            </w:r>
+          </w:p>
+        </w:tc>
+        <w:tc>
+          <w:tcPr>
+            <w:tcW w:type="dxa" w:w="680"/>
+            <w:tcBorders>
+              <w:top w:val="none" w:color="FFFFFF" w:sz="0"/>
+              <w:left w:val="none" w:color="FFFFFF" w:sz="0"/>
+              <w:bottom w:val="none" w:color="FFFFFF" w:sz="0"/>
+              <w:right w:val="none" w:color="FFFFFF" w:sz="0"/>
+            </w:tcBorders>
+            <w:shd w:fill="FFF5F5" w:color="auto" w:val="clear"/>
+            <w:tcMar>
+              <w:top w:type="dxa" w:w="40"/>
+              <w:left w:type="dxa" w:w="80"/>
+              <w:bottom w:type="dxa" w:w="40"/>
+              <w:right w:type="dxa" w:w="80"/>
+            </w:tcMar>
+            <w:vAlign w:val="center"/>
+          </w:tcPr>
+          <w:p>
+            <w:pPr>
+              <w:jc w:val="center"/>
+            </w:pPr>
+            <w:r>
+              <w:rPr>
+                <w:rFonts w:ascii="Arial" w:cs="Arial" w:eastAsia="Arial" w:hAnsi="Arial"/>
+                <w:color w:val="6B6B6B"/>
+                <w:sz w:val="15"/>
+                <w:szCs w:val="15"/>
+              </w:rPr>
+              <w:t xml:space="preserve">Ball or rolled towel — max squeeze</w:t>
+            </w:r>
+          </w:p>
+        </w:tc>
+        <w:tc>
+          <w:tcPr>
+            <w:tcW w:type="dxa" w:w="540"/>
+            <w:tcBorders>
+              <w:top w:val="none" w:color="FFFFFF" w:sz="0"/>
+              <w:left w:val="none" w:color="FFFFFF" w:sz="0"/>
+              <w:bottom w:val="none" w:color="FFFFFF" w:sz="0"/>
+              <w:right w:val="none" w:color="FFFFFF" w:sz="0"/>
+            </w:tcBorders>
+            <w:shd w:fill="FFF5F5" w:color="auto" w:val="clear"/>
+            <w:tcMar>
+              <w:top w:type="dxa" w:w="40"/>
+              <w:left w:type="dxa" w:w="80"/>
+              <w:bottom w:type="dxa" w:w="40"/>
+              <w:right w:type="dxa" w:w="80"/>
+            </w:tcMar>
+            <w:vAlign w:val="center"/>
+          </w:tcPr>
+          <w:p>
+            <w:pPr>
+              <w:jc w:val="center"/>
+            </w:pPr>
+            <w:r>
+              <w:rPr>
+                <w:rFonts w:ascii="Arial" w:cs="Arial" w:eastAsia="Arial" w:hAnsi="Arial"/>
+                <w:color w:val="6B6B6B"/>
+                <w:sz w:val="15"/>
+                <w:szCs w:val="15"/>
+              </w:rPr>
+              <w:t xml:space="preserve">Hold</w:t>
+            </w:r>
+          </w:p>
+        </w:tc>
+        <w:tc>
+          <w:tcPr>
+            <w:tcW w:type="dxa" w:w="440"/>
+            <w:tcBorders>
+              <w:top w:val="none" w:color="FFFFFF" w:sz="0"/>
+              <w:left w:val="none" w:color="FFFFFF" w:sz="0"/>
+              <w:bottom w:val="none" w:color="FFFFFF" w:sz="0"/>
+              <w:right w:val="none" w:color="FFFFFF" w:sz="0"/>
+            </w:tcBorders>
+            <w:shd w:fill="FFF5F5" w:color="auto" w:val="clear"/>
+            <w:tcMar>
+              <w:top w:type="dxa" w:w="40"/>
+              <w:left w:type="dxa" w:w="80"/>
+              <w:bottom w:type="dxa" w:w="40"/>
+              <w:right w:type="dxa" w:w="80"/>
+            </w:tcMar>
+            <w:vAlign w:val="center"/>
+          </w:tcPr>
+          <w:p>
+            <w:pPr>
+              <w:jc w:val="center"/>
+            </w:pPr>
+            <w:r>
+              <w:rPr>
+                <w:rFonts w:ascii="Arial" w:cs="Arial" w:eastAsia="Arial" w:hAnsi="Arial"/>
+                <w:color w:val="6B6B6B"/>
+                <w:sz w:val="15"/>
+                <w:szCs w:val="15"/>
+              </w:rPr>
+              <w:t xml:space="preserve">30s</w:t>
+            </w:r>
+          </w:p>
+        </w:tc>
+        <w:tc>
+          <w:tcPr>
+            <w:tcW w:type="dxa" w:w="5580"/>
+            <w:tcBorders>
+              <w:top w:val="none" w:color="FFFFFF" w:sz="0"/>
+              <w:left w:val="none" w:color="FFFFFF" w:sz="0"/>
+              <w:bottom w:val="none" w:color="FFFFFF" w:sz="0"/>
+              <w:right w:val="none" w:color="FFFFFF" w:sz="0"/>
+            </w:tcBorders>
+            <w:shd w:fill="FFF5F5" w:color="auto" w:val="clear"/>
+            <w:tcMar>
+              <w:top w:type="dxa" w:w="40"/>
+              <w:left w:type="dxa" w:w="80"/>
+              <w:bottom w:type="dxa" w:w="40"/>
+              <w:right w:type="dxa" w:w="80"/>
+            </w:tcMar>
+            <w:vAlign w:val="center"/>
+          </w:tcPr>
+          <w:p>
+            <w:r>
+              <w:rPr>
+                <w:rFonts w:ascii="Arial" w:cs="Arial" w:eastAsia="Arial" w:hAnsi="Arial"/>
+                <w:color w:val="6B6B6B"/>
+                <w:sz w:val="17"/>
+                <w:szCs w:val="17"/>
+              </w:rPr>
+              <w:t xml:space="preserve">Right hand only. Squeeze hard for 10 seconds, full rest between — wake the pathway, not fatigue it.</w:t>
+            </w:r>
+          </w:p>
+        </w:tc>
+      </w:tr>
+      <w:tr>
+        <w:tc>
+          <w:tcPr>
+            <w:tcW w:type="dxa" w:w="2400"/>
+            <w:tcBorders>
+              <w:top w:val="none" w:color="FFFFFF" w:sz="0"/>
+              <w:left w:val="none" w:color="FFFFFF" w:sz="0"/>
+              <w:bottom w:val="none" w:color="FFFFFF" w:sz="0"/>
+              <w:right w:val="none" w:color="FFFFFF" w:sz="0"/>
+            </w:tcBorders>
+            <w:shd w:fill="FFFFFF" w:color="auto" w:val="clear"/>
+            <w:tcMar>
+              <w:top w:type="dxa" w:w="40"/>
+              <w:left w:type="dxa" w:w="80"/>
+              <w:bottom w:type="dxa" w:w="40"/>
+              <w:right w:type="dxa" w:w="80"/>
+            </w:tcMar>
+            <w:vAlign w:val="center"/>
+          </w:tcPr>
+          <w:p>
+            <w:r>
+              <w:rPr>
+                <w:rFonts w:ascii="Arial" w:cs="Arial" w:eastAsia="Arial" w:hAnsi="Arial"/>
+                <w:b/>
+                <w:bCs/>
+                <w:color w:val="2C2C2C"/>
+                <w:sz w:val="18"/>
+                <w:szCs w:val="18"/>
+              </w:rPr>
+              <w:t xml:space="preserve">KB Dead-Hinge (Light Ramp)</w:t>
+            </w:r>
+          </w:p>
+        </w:tc>
+        <w:tc>
+          <w:tcPr>
+            <w:tcW w:type="dxa" w:w="380"/>
+            <w:tcBorders>
+              <w:top w:val="none" w:color="FFFFFF" w:sz="0"/>
+              <w:left w:val="none" w:color="FFFFFF" w:sz="0"/>
+              <w:bottom w:val="none" w:color="FFFFFF" w:sz="0"/>
+              <w:right w:val="none" w:color="FFFFFF" w:sz="0"/>
+            </w:tcBorders>
+            <w:shd w:fill="FFFFFF" w:color="auto" w:val="clear"/>
+            <w:tcMar>
+              <w:top w:type="dxa" w:w="40"/>
+              <w:left w:type="dxa" w:w="80"/>
+              <w:bottom w:type="dxa" w:w="40"/>
+              <w:right w:type="dxa" w:w="80"/>
+            </w:tcMar>
+            <w:vAlign w:val="center"/>
+          </w:tcPr>
+          <w:p>
+            <w:pPr>
+              <w:jc w:val="center"/>
+            </w:pPr>
+            <w:r>
+              <w:rPr>
+                <w:rFonts w:ascii="Arial" w:cs="Arial" w:eastAsia="Arial" w:hAnsi="Arial"/>
+                <w:color w:val="6B6B6B"/>
+                <w:sz w:val="15"/>
+                <w:szCs w:val="15"/>
+              </w:rPr>
+              <w:t xml:space="preserve">2</w:t>
+            </w:r>
+          </w:p>
+        </w:tc>
+        <w:tc>
+          <w:tcPr>
+            <w:tcW w:type="dxa" w:w="420"/>
+            <w:tcBorders>
+              <w:top w:val="none" w:color="FFFFFF" w:sz="0"/>
+              <w:left w:val="none" w:color="FFFFFF" w:sz="0"/>
+              <w:bottom w:val="none" w:color="FFFFFF" w:sz="0"/>
+              <w:right w:val="none" w:color="FFFFFF" w:sz="0"/>
+            </w:tcBorders>
+            <w:shd w:fill="FFFFFF" w:color="auto" w:val="clear"/>
+            <w:tcMar>
+              <w:top w:type="dxa" w:w="40"/>
+              <w:left w:type="dxa" w:w="80"/>
+              <w:bottom w:type="dxa" w:w="40"/>
+              <w:right w:type="dxa" w:w="80"/>
+            </w:tcMar>
+            <w:vAlign w:val="center"/>
+          </w:tcPr>
+          <w:p>
+            <w:pPr>
+              <w:jc w:val="center"/>
+            </w:pPr>
+            <w:r>
+              <w:rPr>
+                <w:rFonts w:ascii="Arial" w:cs="Arial" w:eastAsia="Arial" w:hAnsi="Arial"/>
+                <w:color w:val="6B6B6B"/>
+                <w:sz w:val="15"/>
+                <w:szCs w:val="15"/>
+              </w:rPr>
+              <w:t xml:space="preserve">10</w:t>
+            </w:r>
+          </w:p>
+        </w:tc>
+        <w:tc>
+          <w:tcPr>
+            <w:tcW w:type="dxa" w:w="680"/>
+            <w:tcBorders>
+              <w:top w:val="none" w:color="FFFFFF" w:sz="0"/>
+              <w:left w:val="none" w:color="FFFFFF" w:sz="0"/>
+              <w:bottom w:val="none" w:color="FFFFFF" w:sz="0"/>
+              <w:right w:val="none" w:color="FFFFFF" w:sz="0"/>
+            </w:tcBorders>
+            <w:shd w:fill="FFFFFF" w:color="auto" w:val="clear"/>
+            <w:tcMar>
+              <w:top w:type="dxa" w:w="40"/>
+              <w:left w:type="dxa" w:w="80"/>
+              <w:bottom w:type="dxa" w:w="40"/>
+              <w:right w:type="dxa" w:w="80"/>
+            </w:tcMar>
+            <w:vAlign w:val="center"/>
+          </w:tcPr>
+          <w:p>
+            <w:pPr>
+              <w:jc w:val="center"/>
+            </w:pPr>
+            <w:r>
+              <w:rPr>
+                <w:rFonts w:ascii="Arial" w:cs="Arial" w:eastAsia="Arial" w:hAnsi="Arial"/>
+                <w:color w:val="6B6B6B"/>
+                <w:sz w:val="15"/>
+                <w:szCs w:val="15"/>
+              </w:rPr>
+              <w:t xml:space="preserve">Light KB</w:t>
+            </w:r>
+          </w:p>
+        </w:tc>
+        <w:tc>
+          <w:tcPr>
+            <w:tcW w:type="dxa" w:w="540"/>
+            <w:tcBorders>
+              <w:top w:val="none" w:color="FFFFFF" w:sz="0"/>
+              <w:left w:val="none" w:color="FFFFFF" w:sz="0"/>
+              <w:bottom w:val="none" w:color="FFFFFF" w:sz="0"/>
+              <w:right w:val="none" w:color="FFFFFF" w:sz="0"/>
+            </w:tcBorders>
+            <w:shd w:fill="FFFFFF" w:color="auto" w:val="clear"/>
+            <w:tcMar>
+              <w:top w:type="dxa" w:w="40"/>
+              <w:left w:type="dxa" w:w="80"/>
+              <w:bottom w:type="dxa" w:w="40"/>
+              <w:right w:type="dxa" w:w="80"/>
+            </w:tcMar>
+            <w:vAlign w:val="center"/>
+          </w:tcPr>
+          <w:p>
+            <w:pPr>
+              <w:jc w:val="center"/>
+            </w:pPr>
+            <w:r>
+              <w:rPr>
+                <w:rFonts w:ascii="Arial" w:cs="Arial" w:eastAsia="Arial" w:hAnsi="Arial"/>
+                <w:color w:val="6B6B6B"/>
+                <w:sz w:val="15"/>
+                <w:szCs w:val="15"/>
+              </w:rPr>
+              <w:t xml:space="preserve">2-1-1</w:t>
+            </w:r>
+          </w:p>
+        </w:tc>
+        <w:tc>
+          <w:tcPr>
+            <w:tcW w:type="dxa" w:w="440"/>
+            <w:tcBorders>
+              <w:top w:val="none" w:color="FFFFFF" w:sz="0"/>
+              <w:left w:val="none" w:color="FFFFFF" w:sz="0"/>
+              <w:bottom w:val="none" w:color="FFFFFF" w:sz="0"/>
+              <w:right w:val="none" w:color="FFFFFF" w:sz="0"/>
+            </w:tcBorders>
+            <w:shd w:fill="FFFFFF" w:color="auto" w:val="clear"/>
+            <w:tcMar>
+              <w:top w:type="dxa" w:w="40"/>
+              <w:left w:type="dxa" w:w="80"/>
+              <w:bottom w:type="dxa" w:w="40"/>
+              <w:right w:type="dxa" w:w="80"/>
+            </w:tcMar>
+            <w:vAlign w:val="center"/>
+          </w:tcPr>
+          <w:p>
+            <w:pPr>
+              <w:jc w:val="center"/>
+            </w:pPr>
+            <w:r>
+              <w:rPr>
+                <w:rFonts w:ascii="Arial" w:cs="Arial" w:eastAsia="Arial" w:hAnsi="Arial"/>
+                <w:color w:val="6B6B6B"/>
+                <w:sz w:val="15"/>
+                <w:szCs w:val="15"/>
+              </w:rPr>
+              <w:t xml:space="preserve">30s</w:t>
+            </w:r>
+          </w:p>
+        </w:tc>
+        <w:tc>
+          <w:tcPr>
+            <w:tcW w:type="dxa" w:w="5580"/>
+            <w:tcBorders>
+              <w:top w:val="none" w:color="FFFFFF" w:sz="0"/>
+              <w:left w:val="none" w:color="FFFFFF" w:sz="0"/>
+              <w:bottom w:val="none" w:color="FFFFFF" w:sz="0"/>
+              <w:right w:val="none" w:color="FFFFFF" w:sz="0"/>
+            </w:tcBorders>
+            <w:shd w:fill="FFFFFF" w:color="auto" w:val="clear"/>
+            <w:tcMar>
+              <w:top w:type="dxa" w:w="40"/>
+              <w:left w:type="dxa" w:w="80"/>
+              <w:bottom w:type="dxa" w:w="40"/>
+              <w:right w:type="dxa" w:w="80"/>
+            </w:tcMar>
+            <w:vAlign w:val="center"/>
+          </w:tcPr>
+          <w:p>
+            <w:r>
+              <w:rPr>
+                <w:rFonts w:ascii="Arial" w:cs="Arial" w:eastAsia="Arial" w:hAnsi="Arial"/>
+                <w:color w:val="6B6B6B"/>
+                <w:sz w:val="17"/>
+                <w:szCs w:val="17"/>
+              </w:rPr>
+              <w:t xml:space="preserve">Crisp hinge rehearsal, KB stays close — prime the swing pattern, no grind.</w:t>
+            </w:r>
+            <w:r>
+              <w:rPr>
+                <w:rFonts w:ascii="Arial" w:cs="Arial" w:eastAsia="Arial" w:hAnsi="Arial"/>
+                <w:i/>
+                <w:iCs/>
+                <w:color w:val="00695C"/>
+                <w:sz w:val="14"/>
+                <w:szCs w:val="14"/>
+              </w:rPr>
+              <w:t xml:space="preserve">  3+ RIR — technique/submaximal</w:t>
+            </w:r>
+          </w:p>
+        </w:tc>
+      </w:tr>
+      <w:tr>
+        <w:tc>
+          <w:tcPr>
+            <w:tcW w:type="dxa" w:w="2400"/>
+            <w:tcBorders>
+              <w:top w:val="none" w:color="FFFFFF" w:sz="0"/>
+              <w:left w:val="none" w:color="FFFFFF" w:sz="0"/>
+              <w:bottom w:val="none" w:color="FFFFFF" w:sz="0"/>
+              <w:right w:val="none" w:color="FFFFFF" w:sz="0"/>
+            </w:tcBorders>
+            <w:shd w:fill="FFF5F5" w:color="auto" w:val="clear"/>
+            <w:tcMar>
+              <w:top w:type="dxa" w:w="40"/>
+              <w:left w:type="dxa" w:w="80"/>
+              <w:bottom w:type="dxa" w:w="40"/>
+              <w:right w:type="dxa" w:w="80"/>
+            </w:tcMar>
+            <w:vAlign w:val="center"/>
+          </w:tcPr>
+          <w:p>
+            <w:r>
+              <w:rPr>
+                <w:rFonts w:ascii="Arial" w:cs="Arial" w:eastAsia="Arial" w:hAnsi="Arial"/>
+                <w:b/>
+                <w:bCs/>
+                <w:color w:val="2C2C2C"/>
+                <w:sz w:val="18"/>
+                <w:szCs w:val="18"/>
+              </w:rPr>
+              <w:t xml:space="preserve">Single-Leg Glute Bridge (Left Side)</w:t>
+            </w:r>
+          </w:p>
+        </w:tc>
+        <w:tc>
+          <w:tcPr>
+            <w:tcW w:type="dxa" w:w="380"/>
+            <w:tcBorders>
+              <w:top w:val="none" w:color="FFFFFF" w:sz="0"/>
+              <w:left w:val="none" w:color="FFFFFF" w:sz="0"/>
+              <w:bottom w:val="none" w:color="FFFFFF" w:sz="0"/>
+              <w:right w:val="none" w:color="FFFFFF" w:sz="0"/>
+            </w:tcBorders>
+            <w:shd w:fill="FFF5F5" w:color="auto" w:val="clear"/>
+            <w:tcMar>
+              <w:top w:type="dxa" w:w="40"/>
+              <w:left w:type="dxa" w:w="80"/>
+              <w:bottom w:type="dxa" w:w="40"/>
+              <w:right w:type="dxa" w:w="80"/>
+            </w:tcMar>
+            <w:vAlign w:val="center"/>
+          </w:tcPr>
+          <w:p>
+            <w:pPr>
+              <w:jc w:val="center"/>
+            </w:pPr>
+            <w:r>
+              <w:rPr>
+                <w:rFonts w:ascii="Arial" w:cs="Arial" w:eastAsia="Arial" w:hAnsi="Arial"/>
+                <w:color w:val="6B6B6B"/>
+                <w:sz w:val="15"/>
+                <w:szCs w:val="15"/>
+              </w:rPr>
+              <w:t xml:space="preserve">2</w:t>
+            </w:r>
+          </w:p>
+        </w:tc>
+        <w:tc>
+          <w:tcPr>
+            <w:tcW w:type="dxa" w:w="420"/>
+            <w:tcBorders>
+              <w:top w:val="none" w:color="FFFFFF" w:sz="0"/>
+              <w:left w:val="none" w:color="FFFFFF" w:sz="0"/>
+              <w:bottom w:val="none" w:color="FFFFFF" w:sz="0"/>
+              <w:right w:val="none" w:color="FFFFFF" w:sz="0"/>
+            </w:tcBorders>
+            <w:shd w:fill="FFF5F5" w:color="auto" w:val="clear"/>
+            <w:tcMar>
+              <w:top w:type="dxa" w:w="40"/>
+              <w:left w:type="dxa" w:w="80"/>
+              <w:bottom w:type="dxa" w:w="40"/>
+              <w:right w:type="dxa" w:w="80"/>
+            </w:tcMar>
+            <w:vAlign w:val="center"/>
+          </w:tcPr>
+          <w:p>
+            <w:pPr>
+              <w:jc w:val="center"/>
+            </w:pPr>
+            <w:r>
+              <w:rPr>
+                <w:rFonts w:ascii="Arial" w:cs="Arial" w:eastAsia="Arial" w:hAnsi="Arial"/>
+                <w:color w:val="6B6B6B"/>
+                <w:sz w:val="15"/>
+                <w:szCs w:val="15"/>
+              </w:rPr>
+              <w:t xml:space="preserve">12</w:t>
+            </w:r>
+          </w:p>
+        </w:tc>
+        <w:tc>
+          <w:tcPr>
+            <w:tcW w:type="dxa" w:w="680"/>
+            <w:tcBorders>
+              <w:top w:val="none" w:color="FFFFFF" w:sz="0"/>
+              <w:left w:val="none" w:color="FFFFFF" w:sz="0"/>
+              <w:bottom w:val="none" w:color="FFFFFF" w:sz="0"/>
+              <w:right w:val="none" w:color="FFFFFF" w:sz="0"/>
+            </w:tcBorders>
+            <w:shd w:fill="FFF5F5" w:color="auto" w:val="clear"/>
+            <w:tcMar>
+              <w:top w:type="dxa" w:w="40"/>
+              <w:left w:type="dxa" w:w="80"/>
+              <w:bottom w:type="dxa" w:w="40"/>
+              <w:right w:type="dxa" w:w="80"/>
+            </w:tcMar>
+            <w:vAlign w:val="center"/>
+          </w:tcPr>
+          <w:p>
+            <w:pPr>
+              <w:jc w:val="center"/>
+            </w:pPr>
+            <w:r>
+              <w:rPr>
+                <w:rFonts w:ascii="Arial" w:cs="Arial" w:eastAsia="Arial" w:hAnsi="Arial"/>
+                <w:color w:val="6B6B6B"/>
+                <w:sz w:val="15"/>
+                <w:szCs w:val="15"/>
+              </w:rPr>
+              <w:t xml:space="preserve">Bodyweight</w:t>
+            </w:r>
+          </w:p>
+        </w:tc>
+        <w:tc>
+          <w:tcPr>
+            <w:tcW w:type="dxa" w:w="540"/>
+            <w:tcBorders>
+              <w:top w:val="none" w:color="FFFFFF" w:sz="0"/>
+              <w:left w:val="none" w:color="FFFFFF" w:sz="0"/>
+              <w:bottom w:val="none" w:color="FFFFFF" w:sz="0"/>
+              <w:right w:val="none" w:color="FFFFFF" w:sz="0"/>
+            </w:tcBorders>
+            <w:shd w:fill="FFF5F5" w:color="auto" w:val="clear"/>
+            <w:tcMar>
+              <w:top w:type="dxa" w:w="40"/>
+              <w:left w:type="dxa" w:w="80"/>
+              <w:bottom w:type="dxa" w:w="40"/>
+              <w:right w:type="dxa" w:w="80"/>
+            </w:tcMar>
+            <w:vAlign w:val="center"/>
+          </w:tcPr>
+          <w:p>
+            <w:pPr>
+              <w:jc w:val="center"/>
+            </w:pPr>
+            <w:r>
+              <w:rPr>
+                <w:rFonts w:ascii="Arial" w:cs="Arial" w:eastAsia="Arial" w:hAnsi="Arial"/>
+                <w:color w:val="6B6B6B"/>
+                <w:sz w:val="15"/>
+                <w:szCs w:val="15"/>
+              </w:rPr>
+              <w:t xml:space="preserve">2-1-1</w:t>
+            </w:r>
+          </w:p>
+        </w:tc>
+        <w:tc>
+          <w:tcPr>
+            <w:tcW w:type="dxa" w:w="440"/>
+            <w:tcBorders>
+              <w:top w:val="none" w:color="FFFFFF" w:sz="0"/>
+              <w:left w:val="none" w:color="FFFFFF" w:sz="0"/>
+              <w:bottom w:val="none" w:color="FFFFFF" w:sz="0"/>
+              <w:right w:val="none" w:color="FFFFFF" w:sz="0"/>
+            </w:tcBorders>
+            <w:shd w:fill="FFF5F5" w:color="auto" w:val="clear"/>
+            <w:tcMar>
+              <w:top w:type="dxa" w:w="40"/>
+              <w:left w:type="dxa" w:w="80"/>
+              <w:bottom w:type="dxa" w:w="40"/>
+              <w:right w:type="dxa" w:w="80"/>
+            </w:tcMar>
+            <w:vAlign w:val="center"/>
+          </w:tcPr>
+          <w:p>
+            <w:pPr>
+              <w:jc w:val="center"/>
+            </w:pPr>
+            <w:r>
+              <w:rPr>
+                <w:rFonts w:ascii="Arial" w:cs="Arial" w:eastAsia="Arial" w:hAnsi="Arial"/>
+                <w:color w:val="6B6B6B"/>
+                <w:sz w:val="15"/>
+                <w:szCs w:val="15"/>
+              </w:rPr>
+              <w:t xml:space="preserve">30s</w:t>
+            </w:r>
+          </w:p>
+        </w:tc>
+        <w:tc>
+          <w:tcPr>
+            <w:tcW w:type="dxa" w:w="5580"/>
+            <w:tcBorders>
+              <w:top w:val="none" w:color="FFFFFF" w:sz="0"/>
+              <w:left w:val="none" w:color="FFFFFF" w:sz="0"/>
+              <w:bottom w:val="none" w:color="FFFFFF" w:sz="0"/>
+              <w:right w:val="none" w:color="FFFFFF" w:sz="0"/>
+            </w:tcBorders>
+            <w:shd w:fill="FFF5F5" w:color="auto" w:val="clear"/>
+            <w:tcMar>
+              <w:top w:type="dxa" w:w="40"/>
+              <w:left w:type="dxa" w:w="80"/>
+              <w:bottom w:type="dxa" w:w="40"/>
+              <w:right w:type="dxa" w:w="80"/>
+            </w:tcMar>
+            <w:vAlign w:val="center"/>
+          </w:tcPr>
+          <w:p>
+            <w:r>
+              <w:rPr>
+                <w:rFonts w:ascii="Arial" w:cs="Arial" w:eastAsia="Arial" w:hAnsi="Arial"/>
+                <w:color w:val="6B6B6B"/>
+                <w:sz w:val="17"/>
+                <w:szCs w:val="17"/>
+              </w:rPr>
+              <w:t xml:space="preserve">Left glute drives, hips level — the priority side per the force assessment.</w:t>
+            </w:r>
+          </w:p>
+        </w:tc>
+      </w:tr>
+    </w:tbl>
+    <w:p>
+      <w:pPr>
+        <w:spacing w:after="100"/>
+      </w:pPr>
+    </w:p>
+    <w:p>
+      <w:pPr>
+        <w:spacing w:after="60" w:before="120"/>
+      </w:pPr>
+      <w:r>
+        <w:rPr>
+          <w:rFonts w:ascii="Arial" w:cs="Arial" w:eastAsia="Arial" w:hAnsi="Arial"/>
+          <w:b/>
+          <w:bCs/>
+          <w:color w:val="E53935"/>
+          <w:sz w:val="17"/>
+          <w:szCs w:val="17"/>
+        </w:rPr>
+        <w:t xml:space="preserve">B — PRIMARY POWER — KB BLOCK</w:t>
       </w:r>
     </w:p>
     <w:p>
@@ -10419,7 +13694,7 @@
           <w:sz w:val="17"/>
           <w:szCs w:val="17"/>
         </w:rPr>
-        <w:t xml:space="preserve">Use a KB you can swing explosively — not so heavy that the hinge pattern breaks. Swings are a hip hinge power movement, not a squat. Hike the KB back between the legs, then snap the hips forward. Arms are passive — the hip drives everything.</w:t>
+        <w:t xml:space="preserve">The day's primary work runs first while the nervous system is freshest — this is a power day, and power leads it. Use a KB you can swing explosively — not so heavy that the hinge pattern breaks. Swings are a hip hinge power movement, not a squat. Hike the KB back between the legs, then snap the hips forward. Arms are passive — the hip drives everything. If the day calls for a variation, rotate between: a dead-stop swing (reset the KB on the floor each rep — sharper technique focus) or a lighter-bell speed swing. The two-hand swing stays the movement we track.</w:t>
       </w:r>
     </w:p>
     <w:tbl>
@@ -11625,7 +14900,7 @@
           <w:sz w:val="17"/>
           <w:szCs w:val="17"/>
         </w:rPr>
-        <w:t xml:space="preserve">B — MEDICINE BALL POWER BLOCK</w:t>
+        <w:t xml:space="preserve">C — ACCESSORY POWER — MEDICINE BALL BLOCK</w:t>
       </w:r>
     </w:p>
     <w:p>
@@ -12856,7 +16131,7 @@
           <w:sz w:val="17"/>
           <w:szCs w:val="17"/>
         </w:rPr>
-        <w:t xml:space="preserve">C — COMPOUND STRENGTH CLUSTERS</w:t>
+        <w:t xml:space="preserve">D — FULL-BODY INTEGRATION — COMPOUND STRENGTH CLUSTERS</w:t>
       </w:r>
     </w:p>
     <w:p>
@@ -12881,7 +16156,7 @@
           <w:sz w:val="17"/>
           <w:szCs w:val="17"/>
         </w:rPr>
-        <w:t xml:space="preserve">A ‘cluster’ is two exercises performed back-to-back with 15 seconds rest between them, then full rest after the pair. C1+C2 together, 15s, then 90s rest. This allows heavier loads with better quality reps than straight supersets.</w:t>
+        <w:t xml:space="preserve">The session's compound strength work and its integrated close in one: each cluster pair is a full-body complex — a hinge flowing into a press, a squat flowing into a press — pulling the day's patterns together under fatigue. A ‘cluster’ is two exercises performed back-to-back with 15 seconds rest between them, then full rest after the pair. C1+C2 together, 15s, then 90s rest. This allows heavier loads with better quality reps than straight supersets. If a variation suits the day, a B-stance DB deadlift can stand in for C1 on a day the low back is tired, and a goblet squat for D1 — the listed cluster lifts stay the loads we track.</w:t>
       </w:r>
     </w:p>
     <w:tbl>
@@ -14087,7 +17362,7 @@
           <w:sz w:val="17"/>
           <w:szCs w:val="17"/>
         </w:rPr>
-        <w:t xml:space="preserve">D — CONDITIONING FINISHER + CORE</w:t>
+        <w:t xml:space="preserve">E — CONDITIONING FINISHER + CORE</w:t>
       </w:r>
     </w:p>
     <w:p>
@@ -15996,7 +19271,7 @@
           <w:sz w:val="17"/>
           <w:szCs w:val="17"/>
         </w:rPr>
-        <w:t xml:space="preserve">Virtual Training Best Practices: record each session or keep camera live; send clips of primary lifts (deadlift, OHP, Bulgarian split squat) after each session for async coach review; log load, reps, and how each set felt (easy / hard / form broke) every session. Strength &amp; Muscle Protocol: primary lifts run 5–6 reps heavy and close to failure on the final set (1–2 RIR) while accessory work runs 8–12 reps moderate (hypertrophy-focused) — both strength and hypertrophy trained simultaneously. Week 4 targets: Hex Deadlift 105 lbs ×5, Bulgarian Split Squat 25 lbs/hand ×8, Single-Leg RDL 27.5 lbs/hand ×8, Bench/OHP 20 lbs/hand ×10, DB Single-Arm Row 37.5 lbs, Farmer Carry 55 lbs/hand, Elbow Plank 1:15, Push-Up 10–12 full reps. Day 3 test week: compare max AMRAP rounds vs Week 1.</w:t>
+        <w:t xml:space="preserve">Virtual Training Best Practices: record each session or keep camera live; send clips of primary lifts (deadlift, OHP, Bulgarian split squat) after each session for async coach review; log load, reps, and how each set felt (easy / hard / form broke) every session. Strength &amp; Muscle Protocol: primary lifts run 5–6 reps heavy at 2 reps in reserve, while accessory work runs 8–12 reps moderate (hypertrophy-focused, up to 1 rep in reserve) — both strength and hypertrophy trained simultaneously. Week 4 targets: Hex Deadlift 105 lbs ×5, Bulgarian Split Squat 25 lbs/hand ×8, Single-Leg RDL 27.5 lbs/hand ×8, Bench/OHP 20 lbs/hand ×10, DB Single-Arm Row 37.5 lbs, Farmer Carry 55 lbs/hand, Elbow Plank 1:15, Push-Up 10–12 full reps. Day 3 test week: compare max AMRAP rounds vs Week 1. Week 4 closes with the strength check; Week 5 that follows is the planned deload week — same exercises, reduced sets, loads held (see the deload note above) — before Weeks 6-8 rebuild.</w:t>
       </w:r>
     </w:p>
     <w:p>
@@ -16021,7 +19296,7 @@
           <w:sz w:val="17"/>
           <w:szCs w:val="17"/>
         </w:rPr>
-        <w:t xml:space="preserve">8-week targets: Hex Deadlift 140–150 lbs ×5, Bench Press 27.5–30 lbs/hand ×8, Overhead Press 27.5 lbs/hand ×8, DB Single-Arm Row 50+ lbs ×8, Farmer Carry 70 lbs/hand, Bulgarian Split Squat 35 lbs/hand ×8, Elbow Plank 1:30+, Push-Up 15+ full reps unassisted. Re-test the Week 1 force assessment protocol (grip squeeze, floor pull, hip extension) around this window to confirm whether the left-grip/right-hip asymmetry pattern is closing — current gaps: grip 29.5% left, floor pull 23.8% left, hip extension (projected) 43.9% right.</w:t>
+        <w:t xml:space="preserve">8-week targets (reached through the Wk4 check, the planned Week 5 deload, and the Weeks 6-8 rebuild): Hex Deadlift 140–150 lbs ×5, Bench Press 27.5–30 lbs/hand ×8, Overhead Press 27.5 lbs/hand ×8, DB Single-Arm Row 50+ lbs ×8, Farmer Carry 70 lbs/hand, Bulgarian Split Squat 35 lbs/hand ×8, Elbow Plank 1:30+, Push-Up 15+ full reps unassisted. Re-test the Week 1 force assessment protocol (grip squeeze, floor pull, hip extension) around this window to confirm whether the left-grip/right-hip asymmetry pattern is closing — current gaps: grip 29.5% left, floor pull 23.8% left, hip extension (projected) 43.9% right.</w:t>
       </w:r>
     </w:p>
     <w:p>

--- a/clients/petra/Petra_3Day_Virtual_Training_Plan.docx
+++ b/clients/petra/Petra_3Day_Virtual_Training_Plan.docx
@@ -1900,7 +1900,7 @@
           <w:sz w:val="17"/>
           <w:szCs w:val="17"/>
         </w:rPr>
-        <w:t xml:space="preserve">Dumbbells (15–40 lbs range minimum, ideally 10–45 lbs). Kettlebell (one bell, 20–35 lbs recommended). Flat bench or adjustable bench. Resistance bands (light + medium). Medicine ball (8–12 lbs). Mat or flat floor space. This is an updated-equipment revision — several exercises below are explicit substitutions for cable- or anchor-based movements (DB Rear Delt Fly replaces banded face pull, Med Ball Rotational Press replaces Pallof press, KB Renegade Row replaces cable row) so every lift is achievable with the equipment list above.</w:t>
+        <w:t xml:space="preserve">Dumbbells — light pairs (5–20 lbs) for accessory and activation work, plus heavier singles/pairs running up to 55 lbs per hand for the Day 1 hinge, the loaded carries, and the Day 3 clusters (the 8-week carry target reaches 70 lbs per hand). If your heaviest pair tops out below that, tell your coach and the progression gets re-anchored to your actual rack rather than to a number you can't load. Kettlebell (one bell, 20–35 lbs recommended). Flat bench or adjustable bench. Resistance bands (light + medium). Medicine ball (8–12 lbs). Mat or flat floor space. This is an updated-equipment revision — several exercises below are explicit substitutions for cable- or anchor-based movements (DB Rear Delt Fly replaces banded face pull, Med Ball Rotational Press replaces Pallof press, KB Renegade Row replaces cable row) so every lift is achievable with the equipment list above.</w:t>
       </w:r>
     </w:p>
     <w:p>
@@ -2275,7 +2275,7 @@
           <w:sz w:val="17"/>
           <w:szCs w:val="17"/>
         </w:rPr>
-        <w:t xml:space="preserve">Primary lower-body strength day — hex deadlift and squat patterns carry the week's heaviest working loads, with unilateral work directly targeting the force-assessment asymmetry below. Equipment: Dumbbells (20–95 lbs range) · Kettlebell · Bench or step · Mini-band (optional).</w:t>
+        <w:t xml:space="preserve">Primary lower-body strength day — hex deadlift and squat patterns carry the week's heaviest working loads, with unilateral work directly targeting the force-assessment asymmetry below. Equipment: Dumbbells (heaviest pairs — the hinge and carries here run to 55 lbs/hand) · Kettlebell · Bench or step · Mini-band (optional).</w:t>
       </w:r>
     </w:p>
     <w:p>
@@ -2838,6 +2838,17 @@
               </w:rPr>
               <w:t xml:space="preserve">Left glute drives, hips level — the priority side per the force assessment.</w:t>
             </w:r>
+            <w:r>
+              <w:rPr>
+                <w:rFonts w:ascii="Arial" w:cs="Arial" w:eastAsia="Arial" w:hAnsi="Arial"/>
+                <w:i/>
+                <w:iCs/>
+                <w:color w:val="00695C"/>
+                <w:sz w:val="14"/>
+                <w:szCs w:val="14"/>
+              </w:rPr>
+              <w:t xml:space="preserve">  3+ RIR — technique/submaximal</w:t>
+            </w:r>
           </w:p>
         </w:tc>
       </w:tr>
@@ -3067,6 +3078,17 @@
               </w:rPr>
               <w:t xml:space="preserve">Hips stacked, heels together, squeeze the left glute med at top.</w:t>
             </w:r>
+            <w:r>
+              <w:rPr>
+                <w:rFonts w:ascii="Arial" w:cs="Arial" w:eastAsia="Arial" w:hAnsi="Arial"/>
+                <w:i/>
+                <w:iCs/>
+                <w:color w:val="00695C"/>
+                <w:sz w:val="14"/>
+                <w:szCs w:val="14"/>
+              </w:rPr>
+              <w:t xml:space="preserve">  3+ RIR — technique/submaximal</w:t>
+            </w:r>
           </w:p>
         </w:tc>
       </w:tr>
@@ -3535,6 +3557,17 @@
                 <w:szCs w:val="17"/>
               </w:rPr>
               <w:t xml:space="preserve">Band above knees. Slight squat, step lateral. Glute medius activation — prevents knee cave under load.</w:t>
+            </w:r>
+            <w:r>
+              <w:rPr>
+                <w:rFonts w:ascii="Arial" w:cs="Arial" w:eastAsia="Arial" w:hAnsi="Arial"/>
+                <w:i/>
+                <w:iCs/>
+                <w:color w:val="00695C"/>
+                <w:sz w:val="14"/>
+                <w:szCs w:val="14"/>
+              </w:rPr>
+              <w:t xml:space="preserve">  3+ RIR — technique/submaximal</w:t>
             </w:r>
           </w:p>
         </w:tc>
@@ -4080,6 +4113,17 @@
               </w:rPr>
               <w:t xml:space="preserve">Stand centered in hex bar or DBs at sides. Hips hinge back to grip. Drive floor away, lockout hips at top. Neutral spine throughout. Camera side-on for coach check.</w:t>
             </w:r>
+            <w:r>
+              <w:rPr>
+                <w:rFonts w:ascii="Arial" w:cs="Arial" w:eastAsia="Arial" w:hAnsi="Arial"/>
+                <w:i/>
+                <w:iCs/>
+                <w:color w:val="00695C"/>
+                <w:sz w:val="14"/>
+                <w:szCs w:val="14"/>
+              </w:rPr>
+              <w:t xml:space="preserve">  2 RIR</w:t>
+            </w:r>
           </w:p>
         </w:tc>
       </w:tr>
@@ -4624,6 +4668,17 @@
               </w:rPr>
               <w:t xml:space="preserve">Hip hinge, soft knee, feel hamstring load. DBs track close to legs. Returns to standing via glute squeeze. Builds hamstring volume to complement the hex bar pattern.</w:t>
             </w:r>
+            <w:r>
+              <w:rPr>
+                <w:rFonts w:ascii="Arial" w:cs="Arial" w:eastAsia="Arial" w:hAnsi="Arial"/>
+                <w:i/>
+                <w:iCs/>
+                <w:color w:val="00695C"/>
+                <w:sz w:val="14"/>
+                <w:szCs w:val="14"/>
+              </w:rPr>
+              <w:t xml:space="preserve">  1 RIR — hypertrophy priority</w:t>
+            </w:r>
           </w:p>
         </w:tc>
       </w:tr>
@@ -4671,7 +4726,7 @@
           <w:sz w:val="17"/>
           <w:szCs w:val="17"/>
         </w:rPr>
-        <w:t xml:space="preserve">The day's second compound pattern — knee-dominant squatting, rotating off the hinge work above. Camera facing front for goblet squat. Knees should track over the second toe. No inward collapse. Coach will cue depth — aim for thighs parallel or below. If the day calls for a variation, rotate between: a KB goblet squat (her bell, on a lighter day), a DB front squat (two DBs racked at the shoulders), or a box/bench squat to depth. The goblet squat stays the movement we track; on every unilateral option the left leg leads.</w:t>
+        <w:t xml:space="preserve">The day's second compound pattern — knee-dominant squatting, rotating off the hinge work above. Camera facing front for goblet squat. Knees should track over the second toe. No inward collapse. Coach will cue depth — aim for thighs parallel or below. If the day calls for a variation, rotate between: a KB goblet squat (your bell, on a lighter day), a DB front squat (two DBs racked at the shoulders), or a box/bench squat to depth. The goblet squat stays the movement we track; on every unilateral option the left leg leads.</w:t>
       </w:r>
     </w:p>
     <w:tbl>
@@ -5168,6 +5223,17 @@
               </w:rPr>
               <w:t xml:space="preserve">DB or KB at chest, elbows inside knees at depth. Full depth, drive through heels. Chest tall. Builds the bilateral squat pattern before loading heavier.</w:t>
             </w:r>
+            <w:r>
+              <w:rPr>
+                <w:rFonts w:ascii="Arial" w:cs="Arial" w:eastAsia="Arial" w:hAnsi="Arial"/>
+                <w:i/>
+                <w:iCs/>
+                <w:color w:val="00695C"/>
+                <w:sz w:val="14"/>
+                <w:szCs w:val="14"/>
+              </w:rPr>
+              <w:t xml:space="preserve">  2 RIR</w:t>
+            </w:r>
           </w:p>
         </w:tc>
       </w:tr>
@@ -5396,6 +5462,17 @@
                 <w:szCs w:val="17"/>
               </w:rPr>
               <w:t xml:space="preserve">Baseline 20 lbs/hand. Rear foot elevated on bench. Front knee tracks over second toe. Left leg leads first. +2.5 lbs/hand every 2 weeks.</w:t>
+            </w:r>
+            <w:r>
+              <w:rPr>
+                <w:rFonts w:ascii="Arial" w:cs="Arial" w:eastAsia="Arial" w:hAnsi="Arial"/>
+                <w:i/>
+                <w:iCs/>
+                <w:color w:val="00695C"/>
+                <w:sz w:val="14"/>
+                <w:szCs w:val="14"/>
+              </w:rPr>
+              <w:t xml:space="preserve">  1 RIR — hypertrophy priority</w:t>
             </w:r>
           </w:p>
         </w:tc>
@@ -5941,6 +6018,17 @@
               </w:rPr>
               <w:t xml:space="preserve">Baseline 20 lbs/hand. Slight knee bend, hinge from hip, feel hamstring load. Return to standing by squeezing the glute. Left leg leads. +2.5 lbs every 2 weeks.</w:t>
             </w:r>
+            <w:r>
+              <w:rPr>
+                <w:rFonts w:ascii="Arial" w:cs="Arial" w:eastAsia="Arial" w:hAnsi="Arial"/>
+                <w:i/>
+                <w:iCs/>
+                <w:color w:val="00695C"/>
+                <w:sz w:val="14"/>
+                <w:szCs w:val="14"/>
+              </w:rPr>
+              <w:t xml:space="preserve">  1 RIR — hypertrophy priority</w:t>
+            </w:r>
           </w:p>
         </w:tc>
       </w:tr>
@@ -6170,6 +6258,17 @@
               </w:rPr>
               <w:t xml:space="preserve">Step on bench, single leg. Lower until opposite foot grazes floor. Drive through heel. Full hip extension at top. Left leg leads.</w:t>
             </w:r>
+            <w:r>
+              <w:rPr>
+                <w:rFonts w:ascii="Arial" w:cs="Arial" w:eastAsia="Arial" w:hAnsi="Arial"/>
+                <w:i/>
+                <w:iCs/>
+                <w:color w:val="00695C"/>
+                <w:sz w:val="14"/>
+                <w:szCs w:val="14"/>
+              </w:rPr>
+              <w:t xml:space="preserve">  1 RIR — hypertrophy priority</w:t>
+            </w:r>
           </w:p>
         </w:tc>
       </w:tr>
@@ -6398,6 +6497,17 @@
                 <w:szCs w:val="17"/>
               </w:rPr>
               <w:t xml:space="preserve">Upper back on bench, DB or bar on hips. Drive through heels, hold 2 seconds at top. Glute isolation — the key driver of glute hypertrophy.</w:t>
+            </w:r>
+            <w:r>
+              <w:rPr>
+                <w:rFonts w:ascii="Arial" w:cs="Arial" w:eastAsia="Arial" w:hAnsi="Arial"/>
+                <w:i/>
+                <w:iCs/>
+                <w:color w:val="00695C"/>
+                <w:sz w:val="14"/>
+                <w:szCs w:val="14"/>
+              </w:rPr>
+              <w:t xml:space="preserve">  1 RIR — hypertrophy priority</w:t>
             </w:r>
           </w:p>
         </w:tc>
@@ -6943,6 +7053,17 @@
               </w:rPr>
               <w:t xml:space="preserve">Baseline :45. Add 10 seconds per week. Full brace — squeeze glutes, ribs down, neutral neck. Camera side-on so coach can check spine position.</w:t>
             </w:r>
+            <w:r>
+              <w:rPr>
+                <w:rFonts w:ascii="Arial" w:cs="Arial" w:eastAsia="Arial" w:hAnsi="Arial"/>
+                <w:i/>
+                <w:iCs/>
+                <w:color w:val="00695C"/>
+                <w:sz w:val="14"/>
+                <w:szCs w:val="14"/>
+              </w:rPr>
+              <w:t xml:space="preserve">  Hold quality governed — no RIR target</w:t>
+            </w:r>
           </w:p>
         </w:tc>
       </w:tr>
@@ -7172,6 +7293,17 @@
               </w:rPr>
               <w:t xml:space="preserve">Lower back pressed into floor throughout. Slow opposite arm-leg extension. Anti-extension core. Key stability work for deadlift and squat patterns.</w:t>
             </w:r>
+            <w:r>
+              <w:rPr>
+                <w:rFonts w:ascii="Arial" w:cs="Arial" w:eastAsia="Arial" w:hAnsi="Arial"/>
+                <w:i/>
+                <w:iCs/>
+                <w:color w:val="00695C"/>
+                <w:sz w:val="14"/>
+                <w:szCs w:val="14"/>
+              </w:rPr>
+              <w:t xml:space="preserve">  Hold quality governed — no RIR target</w:t>
+            </w:r>
           </w:p>
         </w:tc>
       </w:tr>
@@ -7400,6 +7532,17 @@
                 <w:szCs w:val="17"/>
               </w:rPr>
               <w:t xml:space="preserve">Hip hinge back, drive hips forward hard. Not a squat — the power comes entirely from the hip snap. Arms are ropes. Rate of force development.</w:t>
+            </w:r>
+            <w:r>
+              <w:rPr>
+                <w:rFonts w:ascii="Arial" w:cs="Arial" w:eastAsia="Arial" w:hAnsi="Arial"/>
+                <w:i/>
+                <w:iCs/>
+                <w:color w:val="00695C"/>
+                <w:sz w:val="14"/>
+                <w:szCs w:val="14"/>
+              </w:rPr>
+              <w:t xml:space="preserve">  Speed governed — stop when bar/ball speed drops</w:t>
             </w:r>
           </w:p>
         </w:tc>
@@ -8266,6 +8409,17 @@
               </w:rPr>
               <w:t xml:space="preserve">Right hand only. Squeeze hard for 10 seconds, full rest between — wake the pathway, not fatigue it.</w:t>
             </w:r>
+            <w:r>
+              <w:rPr>
+                <w:rFonts w:ascii="Arial" w:cs="Arial" w:eastAsia="Arial" w:hAnsi="Arial"/>
+                <w:i/>
+                <w:iCs/>
+                <w:color w:val="00695C"/>
+                <w:sz w:val="14"/>
+                <w:szCs w:val="14"/>
+              </w:rPr>
+              <w:t xml:space="preserve">  Hold quality governed — no RIR target</w:t>
+            </w:r>
           </w:p>
         </w:tc>
       </w:tr>
@@ -8313,7 +8467,7 @@
           <w:sz w:val="17"/>
           <w:szCs w:val="17"/>
         </w:rPr>
-        <w:t xml:space="preserve">15 lbs/hand for the DB bench press. Wk1 keeps that load for 10–12 reps. Progress +2.5 lbs/hand every 2 weeks toward a 22.5 lbs/hand target by Week 4 — a realistic intermediary jump from a 15 lb working weight. If the day calls for a variation, rotate between: a DB floor press (shorter range, easy on the shoulders) or a band-resisted push-up — both from her home equipment. The flat DB bench press stays the lift we track.</w:t>
+        <w:t xml:space="preserve">15 lbs/hand for the DB bench press. Wk1 keeps that load for 10–12 reps. Progress +2.5 lbs/hand every 2 weeks toward a 22.5 lbs/hand target by Week 4 — a realistic intermediary jump from a 15 lb working weight. If the day calls for a variation, rotate between: a DB floor press (shorter range, easy on the shoulders) or a band-resisted push-up — both from your own equipment. The flat DB bench press stays the lift we track.</w:t>
       </w:r>
     </w:p>
     <w:tbl>
@@ -8809,6 +8963,17 @@
                 <w:szCs w:val="17"/>
               </w:rPr>
               <w:t xml:space="preserve">Baseline 15 lbs/hand. Elbows at 45°. Full range — DBs to chest level. Squeeze at top. Add 2.5 lbs/hand every 2 weeks. Target 22.5 lbs by Week 4.</w:t>
+            </w:r>
+            <w:r>
+              <w:rPr>
+                <w:rFonts w:ascii="Arial" w:cs="Arial" w:eastAsia="Arial" w:hAnsi="Arial"/>
+                <w:i/>
+                <w:iCs/>
+                <w:color w:val="00695C"/>
+                <w:sz w:val="14"/>
+                <w:szCs w:val="14"/>
+              </w:rPr>
+              <w:t xml:space="preserve">  2 RIR</w:t>
             </w:r>
           </w:p>
         </w:tc>
@@ -9354,6 +9519,17 @@
               </w:rPr>
               <w:t xml:space="preserve">Upper chest emphasis. Slightly lighter than flat press. Builds the upper chest and anterior delt that complement the flat press.</w:t>
             </w:r>
+            <w:r>
+              <w:rPr>
+                <w:rFonts w:ascii="Arial" w:cs="Arial" w:eastAsia="Arial" w:hAnsi="Arial"/>
+                <w:i/>
+                <w:iCs/>
+                <w:color w:val="00695C"/>
+                <w:sz w:val="14"/>
+                <w:szCs w:val="14"/>
+              </w:rPr>
+              <w:t xml:space="preserve">  1 RIR — hypertrophy priority</w:t>
+            </w:r>
           </w:p>
         </w:tc>
       </w:tr>
@@ -9596,6 +9772,17 @@
               </w:rPr>
               <w:t xml:space="preserve">Force data: LEFT grip 78 lb (98th %ile), RIGHT 55 lb (65th %ile), 29.5% asymmetry. RIGHT arm leads each set and starts 5 lbs lighter than left. RIGHT arm: 3s isometric squeeze at top every rep to address the 14.8% neural delay. Left arm: normal tempo. Add 2.5 lbs/hand every 2 weeks.</w:t>
             </w:r>
+            <w:r>
+              <w:rPr>
+                <w:rFonts w:ascii="Arial" w:cs="Arial" w:eastAsia="Arial" w:hAnsi="Arial"/>
+                <w:i/>
+                <w:iCs/>
+                <w:color w:val="00695C"/>
+                <w:sz w:val="14"/>
+                <w:szCs w:val="14"/>
+              </w:rPr>
+              <w:t xml:space="preserve">  1 RIR — hypertrophy priority</w:t>
+            </w:r>
           </w:p>
         </w:tc>
       </w:tr>
@@ -9824,6 +10011,17 @@
                 <w:szCs w:val="17"/>
               </w:rPr>
               <w:t xml:space="preserve">Baseline 10 assisted. Week 1: incline push-ups (hands on bench) or first full floor attempts. Week 3: full push-ups from the floor. Record reps each set every session.</w:t>
+            </w:r>
+            <w:r>
+              <w:rPr>
+                <w:rFonts w:ascii="Arial" w:cs="Arial" w:eastAsia="Arial" w:hAnsi="Arial"/>
+                <w:i/>
+                <w:iCs/>
+                <w:color w:val="00695C"/>
+                <w:sz w:val="14"/>
+                <w:szCs w:val="14"/>
+              </w:rPr>
+              <w:t xml:space="preserve">  1 RIR — hypertrophy priority</w:t>
             </w:r>
           </w:p>
         </w:tc>
@@ -9872,7 +10070,7 @@
           <w:sz w:val="17"/>
           <w:szCs w:val="17"/>
         </w:rPr>
-        <w:t xml:space="preserve">The day's second compound pattern — the overhead press, with the pulling volume that balances it. OHP baseline is 15 lbs/hand, progressing +2.5 lbs/hand every 2 weeks toward 22.5 lbs/hand by Week 4 — same rate as the bench press. If the day calls for a press variation, rotate between: a seated DB press (bench back support), a half-kneeling single-arm DB press, or a band overhead press — all from her home equipment; the standing/seated DB press stays the lift we track. Force data shows right grip 29.5% weaker (55 lb vs 78 lb) and 14.8% slower time-to-peak — right arm leads sequencing on every pulling exercise below and starts each load lighter than left. Row baseline: L 35 / R 30 lbs Wk1, adding 2.5 lbs/hand every 2 weeks toward symmetry. Renegade row and rear delt fly reinforce the same pull pattern and neural-delay protocol without a cable machine.</w:t>
+        <w:t xml:space="preserve">The day's second compound pattern — the overhead press, with the pulling volume that balances it. OHP baseline is 15 lbs/hand, progressing +2.5 lbs/hand every 2 weeks toward 22.5 lbs/hand by Week 4 — same rate as the bench press. If the day calls for a press variation, rotate between: a seated DB press (bench back support), a half-kneeling single-arm DB press, or a band overhead press — all from your own equipment; the standing/seated DB press stays the lift we track. Force data shows right grip 29.5% weaker (55 lb vs 78 lb) and 14.8% slower time-to-peak — right arm leads sequencing on every pulling exercise below and starts each load lighter than left. Row baseline: L 35 / R 30 lbs Wk1, adding 2.5 lbs/hand every 2 weeks toward symmetry. Renegade row and rear delt fly reinforce the same pull pattern and neural-delay protocol without a cable machine.</w:t>
       </w:r>
     </w:p>
     <w:tbl>
@@ -10369,6 +10567,17 @@
               </w:rPr>
               <w:t xml:space="preserve">Baseline 15 lbs/hand. Seated or standing. Press overhead, arms alongside ears. Core rigid. Progress same rate as bench press.</w:t>
             </w:r>
+            <w:r>
+              <w:rPr>
+                <w:rFonts w:ascii="Arial" w:cs="Arial" w:eastAsia="Arial" w:hAnsi="Arial"/>
+                <w:i/>
+                <w:iCs/>
+                <w:color w:val="00695C"/>
+                <w:sz w:val="14"/>
+                <w:szCs w:val="14"/>
+              </w:rPr>
+              <w:t xml:space="preserve">  2 RIR</w:t>
+            </w:r>
           </w:p>
         </w:tc>
       </w:tr>
@@ -10598,6 +10807,17 @@
               </w:rPr>
               <w:t xml:space="preserve">Push-up position, one hand on KB. Row one arm while holding plank with the other. Builds lat and mid-back strength without a cable. RIGHT arm: 3s hold at top (neural delay protocol).</w:t>
             </w:r>
+            <w:r>
+              <w:rPr>
+                <w:rFonts w:ascii="Arial" w:cs="Arial" w:eastAsia="Arial" w:hAnsi="Arial"/>
+                <w:i/>
+                <w:iCs/>
+                <w:color w:val="00695C"/>
+                <w:sz w:val="14"/>
+                <w:szCs w:val="14"/>
+              </w:rPr>
+              <w:t xml:space="preserve">  1 RIR — hypertrophy priority</w:t>
+            </w:r>
           </w:p>
         </w:tc>
       </w:tr>
@@ -10827,6 +11047,17 @@
               </w:rPr>
               <w:t xml:space="preserve">Hinge forward, arms hanging. Raise DBs out to shoulder height, 3-second hold at top. Rear delt and mid-back. Replaces banded face pull — no anchor needed. 3s hold creates the same stimulus.</w:t>
             </w:r>
+            <w:r>
+              <w:rPr>
+                <w:rFonts w:ascii="Arial" w:cs="Arial" w:eastAsia="Arial" w:hAnsi="Arial"/>
+                <w:i/>
+                <w:iCs/>
+                <w:color w:val="00695C"/>
+                <w:sz w:val="14"/>
+                <w:szCs w:val="14"/>
+              </w:rPr>
+              <w:t xml:space="preserve">  1 RIR — hypertrophy priority</w:t>
+            </w:r>
           </w:p>
         </w:tc>
       </w:tr>
@@ -11055,6 +11286,17 @@
                 <w:szCs w:val="17"/>
               </w:rPr>
               <w:t xml:space="preserve">Raise overhead, slam to floor with full force. Shoulders and lats fire hard at the top — trains the same scapular retraction pattern as a pull-apart but adds power expression. No band needed.</w:t>
+            </w:r>
+            <w:r>
+              <w:rPr>
+                <w:rFonts w:ascii="Arial" w:cs="Arial" w:eastAsia="Arial" w:hAnsi="Arial"/>
+                <w:i/>
+                <w:iCs/>
+                <w:color w:val="00695C"/>
+                <w:sz w:val="14"/>
+                <w:szCs w:val="14"/>
+              </w:rPr>
+              <w:t xml:space="preserve">  Speed governed — stop when bar/ball speed drops</w:t>
             </w:r>
           </w:p>
         </w:tc>
@@ -11613,6 +11855,17 @@
               </w:rPr>
               <w:t xml:space="preserve">Force data shows right grip 29.5% weaker. Start RIGHT hand 5 lbs lighter than left (L:40, R:35) to avoid right-side compensation. Raise right-side load by 5 lbs per week when sets complete cleanly. Target load symmetry by Week 4.</w:t>
             </w:r>
+            <w:r>
+              <w:rPr>
+                <w:rFonts w:ascii="Arial" w:cs="Arial" w:eastAsia="Arial" w:hAnsi="Arial"/>
+                <w:i/>
+                <w:iCs/>
+                <w:color w:val="00695C"/>
+                <w:sz w:val="14"/>
+                <w:szCs w:val="14"/>
+              </w:rPr>
+              <w:t xml:space="preserve">  Distance &amp; quality governed — no RIR target</w:t>
+            </w:r>
           </w:p>
         </w:tc>
       </w:tr>
@@ -11855,6 +12108,17 @@
               </w:rPr>
               <w:t xml:space="preserve">RIGHT arm carries first each set, per the right-arm-priority protocol. Resist lateral lean. Anti-lateral flexion core. Reveals left-right imbalance under load.</w:t>
             </w:r>
+            <w:r>
+              <w:rPr>
+                <w:rFonts w:ascii="Arial" w:cs="Arial" w:eastAsia="Arial" w:hAnsi="Arial"/>
+                <w:i/>
+                <w:iCs/>
+                <w:color w:val="00695C"/>
+                <w:sz w:val="14"/>
+                <w:szCs w:val="14"/>
+              </w:rPr>
+              <w:t xml:space="preserve">  Distance &amp; quality governed — no RIR target</w:t>
+            </w:r>
           </w:p>
         </w:tc>
       </w:tr>
@@ -12084,6 +12348,17 @@
               </w:rPr>
               <w:t xml:space="preserve">Baseline :45. Add 10 seconds per week. Target 1:00 by Week 2, 1:20 by Week 4.</w:t>
             </w:r>
+            <w:r>
+              <w:rPr>
+                <w:rFonts w:ascii="Arial" w:cs="Arial" w:eastAsia="Arial" w:hAnsi="Arial"/>
+                <w:i/>
+                <w:iCs/>
+                <w:color w:val="00695C"/>
+                <w:sz w:val="14"/>
+                <w:szCs w:val="14"/>
+              </w:rPr>
+              <w:t xml:space="preserve">  Hold quality governed — no RIR target</w:t>
+            </w:r>
           </w:p>
         </w:tc>
       </w:tr>
@@ -12312,6 +12587,17 @@
                 <w:szCs w:val="17"/>
               </w:rPr>
               <w:t xml:space="preserve">Hold med ball at chest, step laterally and press out while resisting trunk rotation. No anchor needed. Same anti-rotation stimulus as Pallof press using the med ball as resistance.</w:t>
+            </w:r>
+            <w:r>
+              <w:rPr>
+                <w:rFonts w:ascii="Arial" w:cs="Arial" w:eastAsia="Arial" w:hAnsi="Arial"/>
+                <w:i/>
+                <w:iCs/>
+                <w:color w:val="00695C"/>
+                <w:sz w:val="14"/>
+                <w:szCs w:val="14"/>
+              </w:rPr>
+              <w:t xml:space="preserve">  Hold quality governed — no RIR target</w:t>
             </w:r>
           </w:p>
         </w:tc>
@@ -13178,6 +13464,17 @@
               </w:rPr>
               <w:t xml:space="preserve">Right hand only. Squeeze hard for 10 seconds, full rest between — wake the pathway, not fatigue it.</w:t>
             </w:r>
+            <w:r>
+              <w:rPr>
+                <w:rFonts w:ascii="Arial" w:cs="Arial" w:eastAsia="Arial" w:hAnsi="Arial"/>
+                <w:i/>
+                <w:iCs/>
+                <w:color w:val="00695C"/>
+                <w:sz w:val="14"/>
+                <w:szCs w:val="14"/>
+              </w:rPr>
+              <w:t xml:space="preserve">  Hold quality governed — no RIR target</w:t>
+            </w:r>
           </w:p>
         </w:tc>
       </w:tr>
@@ -13646,6 +13943,17 @@
                 <w:szCs w:val="17"/>
               </w:rPr>
               <w:t xml:space="preserve">Left glute drives, hips level — the priority side per the force assessment.</w:t>
+            </w:r>
+            <w:r>
+              <w:rPr>
+                <w:rFonts w:ascii="Arial" w:cs="Arial" w:eastAsia="Arial" w:hAnsi="Arial"/>
+                <w:i/>
+                <w:iCs/>
+                <w:color w:val="00695C"/>
+                <w:sz w:val="14"/>
+                <w:szCs w:val="14"/>
+              </w:rPr>
+              <w:t xml:space="preserve">  3+ RIR — technique/submaximal</w:t>
             </w:r>
           </w:p>
         </w:tc>
@@ -14191,6 +14499,17 @@
               </w:rPr>
               <w:t xml:space="preserve">Hip hinge back, explosive hip snap forward. The KB floats to shoulder height from hip drive alone. This is the foundational power exercise in this program.</w:t>
             </w:r>
+            <w:r>
+              <w:rPr>
+                <w:rFonts w:ascii="Arial" w:cs="Arial" w:eastAsia="Arial" w:hAnsi="Arial"/>
+                <w:i/>
+                <w:iCs/>
+                <w:color w:val="00695C"/>
+                <w:sz w:val="14"/>
+                <w:szCs w:val="14"/>
+              </w:rPr>
+              <w:t xml:space="preserve">  Speed governed — stop when bar/ball speed drops</w:t>
+            </w:r>
           </w:p>
         </w:tc>
       </w:tr>
@@ -14420,6 +14739,17 @@
               </w:rPr>
               <w:t xml:space="preserve">Same mechanics as two-hand. Release and switch at the top. Challenges rotational core stability. Build from two-hand base before loading this.</w:t>
             </w:r>
+            <w:r>
+              <w:rPr>
+                <w:rFonts w:ascii="Arial" w:cs="Arial" w:eastAsia="Arial" w:hAnsi="Arial"/>
+                <w:i/>
+                <w:iCs/>
+                <w:color w:val="00695C"/>
+                <w:sz w:val="14"/>
+                <w:szCs w:val="14"/>
+              </w:rPr>
+              <w:t xml:space="preserve">  Speed governed — stop when bar/ball speed drops</w:t>
+            </w:r>
           </w:p>
         </w:tc>
       </w:tr>
@@ -14649,6 +14979,17 @@
               </w:rPr>
               <w:t xml:space="preserve">Full squat, then pulse 3 inches at bottom for 5 reps. The pulse creates time under tension at the most mechanically demanding position.</w:t>
             </w:r>
+            <w:r>
+              <w:rPr>
+                <w:rFonts w:ascii="Arial" w:cs="Arial" w:eastAsia="Arial" w:hAnsi="Arial"/>
+                <w:i/>
+                <w:iCs/>
+                <w:color w:val="00695C"/>
+                <w:sz w:val="14"/>
+                <w:szCs w:val="14"/>
+              </w:rPr>
+              <w:t xml:space="preserve">  Speed governed — stop when bar/ball speed drops</w:t>
+            </w:r>
           </w:p>
         </w:tc>
       </w:tr>
@@ -14877,6 +15218,17 @@
                 <w:szCs w:val="17"/>
               </w:rPr>
               <w:t xml:space="preserve">Hinge back, pull KB up close to body, punch elbow under to rack at shoulder. Explosive pull from the floor. Builds power and shoulder stability simultaneously.</w:t>
+            </w:r>
+            <w:r>
+              <w:rPr>
+                <w:rFonts w:ascii="Arial" w:cs="Arial" w:eastAsia="Arial" w:hAnsi="Arial"/>
+                <w:i/>
+                <w:iCs/>
+                <w:color w:val="00695C"/>
+                <w:sz w:val="14"/>
+                <w:szCs w:val="14"/>
+              </w:rPr>
+              <w:t xml:space="preserve">  Speed governed — stop when bar/ball speed drops</w:t>
             </w:r>
           </w:p>
         </w:tc>
@@ -15422,6 +15774,17 @@
               </w:rPr>
               <w:t xml:space="preserve">Stand 3–4 feet from wall. Catch and immediately fire back. No pause. Trains horizontal pushing power and reflexive upper body strength.</w:t>
             </w:r>
+            <w:r>
+              <w:rPr>
+                <w:rFonts w:ascii="Arial" w:cs="Arial" w:eastAsia="Arial" w:hAnsi="Arial"/>
+                <w:i/>
+                <w:iCs/>
+                <w:color w:val="00695C"/>
+                <w:sz w:val="14"/>
+                <w:szCs w:val="14"/>
+              </w:rPr>
+              <w:t xml:space="preserve">  Speed governed — stop when bar/ball speed drops</w:t>
+            </w:r>
           </w:p>
         </w:tc>
       </w:tr>
@@ -15651,6 +16014,17 @@
               </w:rPr>
               <w:t xml:space="preserve">Raise overhead (full extension), slam to floor with full force. Total-body power from shoulders through hips. Excellent metabolic and neural stimulus.</w:t>
             </w:r>
+            <w:r>
+              <w:rPr>
+                <w:rFonts w:ascii="Arial" w:cs="Arial" w:eastAsia="Arial" w:hAnsi="Arial"/>
+                <w:i/>
+                <w:iCs/>
+                <w:color w:val="00695C"/>
+                <w:sz w:val="14"/>
+                <w:szCs w:val="14"/>
+              </w:rPr>
+              <w:t xml:space="preserve">  Speed governed — stop when bar/ball speed drops</w:t>
+            </w:r>
           </w:p>
         </w:tc>
       </w:tr>
@@ -15880,6 +16254,17 @@
               </w:rPr>
               <w:t xml:space="preserve">Stand side-on to wall, rotate through trunk and throw across body. Trains transverse plane power and thoracic rotation under load.</w:t>
             </w:r>
+            <w:r>
+              <w:rPr>
+                <w:rFonts w:ascii="Arial" w:cs="Arial" w:eastAsia="Arial" w:hAnsi="Arial"/>
+                <w:i/>
+                <w:iCs/>
+                <w:color w:val="00695C"/>
+                <w:sz w:val="14"/>
+                <w:szCs w:val="14"/>
+              </w:rPr>
+              <w:t xml:space="preserve">  Speed governed — stop when bar/ball speed drops</w:t>
+            </w:r>
           </w:p>
         </w:tc>
       </w:tr>
@@ -16108,6 +16493,17 @@
                 <w:szCs w:val="17"/>
               </w:rPr>
               <w:t xml:space="preserve">Both hands on the med ball for a destabilized push-up. Challenges shoulder stability and core. Regression: one hand on ball, one on floor.</w:t>
+            </w:r>
+            <w:r>
+              <w:rPr>
+                <w:rFonts w:ascii="Arial" w:cs="Arial" w:eastAsia="Arial" w:hAnsi="Arial"/>
+                <w:i/>
+                <w:iCs/>
+                <w:color w:val="00695C"/>
+                <w:sz w:val="14"/>
+                <w:szCs w:val="14"/>
+              </w:rPr>
+              <w:t xml:space="preserve">  3+ RIR — technique/submaximal</w:t>
             </w:r>
           </w:p>
         </w:tc>
@@ -16555,7 +16951,7 @@
                 <w:sz w:val="15"/>
                 <w:szCs w:val="15"/>
               </w:rPr>
-              <w:t xml:space="preserve">Wk1: 80 lbs → Wk4: 100 lbs (per hand, total)</w:t>
+              <w:t xml:space="preserve">Wk1: 80 lbs → Wk4: 100 lbs total (40 → 50 lbs per hand)</w:t>
             </w:r>
           </w:p>
         </w:tc>
@@ -16652,6 +17048,17 @@
                 <w:szCs w:val="17"/>
               </w:rPr>
               <w:t xml:space="preserve">Hip hinge, one DB each side like a suitcase. Heavy — near Day 1's Hex Bar Deadlift load. Then 15s rest, straight into C2.</w:t>
+            </w:r>
+            <w:r>
+              <w:rPr>
+                <w:rFonts w:ascii="Arial" w:cs="Arial" w:eastAsia="Arial" w:hAnsi="Arial"/>
+                <w:i/>
+                <w:iCs/>
+                <w:color w:val="00695C"/>
+                <w:sz w:val="14"/>
+                <w:szCs w:val="14"/>
+              </w:rPr>
+              <w:t xml:space="preserve">  2 RIR — cluster pairing, both lifts</w:t>
             </w:r>
           </w:p>
         </w:tc>
@@ -16882,6 +17289,17 @@
               </w:rPr>
               <w:t xml:space="preserve">15 lbs/hand Wk1. Same baseline as Day 2. Full 90s rest after C2 before next cluster. The deadlift pre-fatigues the posterior chain, making the OHP pure upper.</w:t>
             </w:r>
+            <w:r>
+              <w:rPr>
+                <w:rFonts w:ascii="Arial" w:cs="Arial" w:eastAsia="Arial" w:hAnsi="Arial"/>
+                <w:i/>
+                <w:iCs/>
+                <w:color w:val="00695C"/>
+                <w:sz w:val="14"/>
+                <w:szCs w:val="14"/>
+              </w:rPr>
+              <w:t xml:space="preserve">  2 RIR — cluster pairing, both lifts</w:t>
+            </w:r>
           </w:p>
         </w:tc>
       </w:tr>
@@ -17111,6 +17529,17 @@
               </w:rPr>
               <w:t xml:space="preserve">Heaviest goblet squat of the week — above Day 1's working load. Push load here. Then 15s, into D2.</w:t>
             </w:r>
+            <w:r>
+              <w:rPr>
+                <w:rFonts w:ascii="Arial" w:cs="Arial" w:eastAsia="Arial" w:hAnsi="Arial"/>
+                <w:i/>
+                <w:iCs/>
+                <w:color w:val="00695C"/>
+                <w:sz w:val="14"/>
+                <w:szCs w:val="14"/>
+              </w:rPr>
+              <w:t xml:space="preserve">  2 RIR — cluster pairing, both lifts</w:t>
+            </w:r>
           </w:p>
         </w:tc>
       </w:tr>
@@ -17339,6 +17768,17 @@
                 <w:szCs w:val="17"/>
               </w:rPr>
               <w:t xml:space="preserve">15 lbs/hand Wk1. Rest 90s after D2. Squat pre-loads the full body, making the bench a true upper test under fatigue.</w:t>
+            </w:r>
+            <w:r>
+              <w:rPr>
+                <w:rFonts w:ascii="Arial" w:cs="Arial" w:eastAsia="Arial" w:hAnsi="Arial"/>
+                <w:i/>
+                <w:iCs/>
+                <w:color w:val="00695C"/>
+                <w:sz w:val="14"/>
+                <w:szCs w:val="14"/>
+              </w:rPr>
+              <w:t xml:space="preserve">  2 RIR — cluster pairing, both lifts</w:t>
             </w:r>
           </w:p>
         </w:tc>
@@ -17884,6 +18324,17 @@
               </w:rPr>
               <w:t xml:space="preserve">Third plank exposure this week. All three sessions build plank time simultaneously. :45 baseline → 1:00 Wk2 → 1:10 Wk3 → 1:20 Wk4.</w:t>
             </w:r>
+            <w:r>
+              <w:rPr>
+                <w:rFonts w:ascii="Arial" w:cs="Arial" w:eastAsia="Arial" w:hAnsi="Arial"/>
+                <w:i/>
+                <w:iCs/>
+                <w:color w:val="00695C"/>
+                <w:sz w:val="14"/>
+                <w:szCs w:val="14"/>
+              </w:rPr>
+              <w:t xml:space="preserve">  Hold quality governed — no RIR target</w:t>
+            </w:r>
           </w:p>
         </w:tc>
       </w:tr>
@@ -18113,6 +18564,17 @@
               </w:rPr>
               <w:t xml:space="preserve">Lower back to floor throughout. Full extension arm and leg. Anti-extension core endurance for deadlift and carry strength.</w:t>
             </w:r>
+            <w:r>
+              <w:rPr>
+                <w:rFonts w:ascii="Arial" w:cs="Arial" w:eastAsia="Arial" w:hAnsi="Arial"/>
+                <w:i/>
+                <w:iCs/>
+                <w:color w:val="00695C"/>
+                <w:sz w:val="14"/>
+                <w:szCs w:val="14"/>
+              </w:rPr>
+              <w:t xml:space="preserve">  Hold quality governed — no RIR target</w:t>
+            </w:r>
           </w:p>
         </w:tc>
       </w:tr>
@@ -18341,6 +18803,17 @@
                 <w:szCs w:val="17"/>
               </w:rPr>
               <w:t xml:space="preserve">Hold med ball extended, rotate trunk and resist. Anti-rotation core. Third exposure this week. No band needed — med ball as resistance.</w:t>
+            </w:r>
+            <w:r>
+              <w:rPr>
+                <w:rFonts w:ascii="Arial" w:cs="Arial" w:eastAsia="Arial" w:hAnsi="Arial"/>
+                <w:i/>
+                <w:iCs/>
+                <w:color w:val="00695C"/>
+                <w:sz w:val="14"/>
+                <w:szCs w:val="14"/>
+              </w:rPr>
+              <w:t xml:space="preserve">  Hold quality governed — no RIR target</w:t>
             </w:r>
           </w:p>
         </w:tc>

--- a/clients/petra/Petra_3Day_Virtual_Training_Plan.docx
+++ b/clients/petra/Petra_3Day_Virtual_Training_Plan.docx
@@ -2075,7 +2075,7 @@
           <w:sz w:val="17"/>
           <w:szCs w:val="17"/>
         </w:rPr>
-        <w:t xml:space="preserve">Restructured to the ICONS Block Method six-slot session architecture (Corrective → Primary Compound → Accessory → Jason's Exercise → Secondary Compound → Third Compound/Integration; see CLAUDE.md). VIRTUAL client — all menus/substitutions drawn from her own equipment list only (DBs, one KB 20-35, bench, bands, med ball); no Kieser renames (no cable machine exists in her setup — the studio inventory does not apply, per CLAUDE.md's scope note). Slot 4 omitted all days — no Jason Bethea relationship on file, re-verified. Slot 1 on every day is her force-assessment corrective work PROMOTED out of warmUp prose into tracked blocks (left-hip activation, right-hand neural-delay squeeze, and the two light KB dead-hinge ramps — the ramps are loaded, rep-prescribed movements per the warm-up drift rule; the med ball chest passes deliberately stay in warmUp as implement activation primers, the band-pull-apart category). Block-internal corrective ordering deliberately keeps each hinge ramp separated from the hinge work that follows (Day 1: ramp → band walk → Hex DL; Day 3: ramp → glute bridge → KB swings) so no 3-consecutive-hinge run is created; the 8/12 KB Power fix order (2H Swing → 1A Swing → Goblet → Clean) survives verbatim. Day 1's Lateral Band Walk moved from the squat block into the corrective slot; Day 1's unilateral force-data block keeps its own position/purpose; Day 1's KB complex and Day 2's carries+core retitled as the integration closers (content unchanged). Day 3 documented deviation (Elizabeth Poyner Saturday precedent): power block runs first as the day's primary expression; the Compound Strength Clusters — literally hinge-to-press and squat-to-press complexes — serve the secondary-compound and integration functions together, AMRAP finisher after. RIR alignment to the corrected model: "1-2 RIR / final set closer to failure" language updated to the 2-RIR primary default (loads/sets/reps untouched); milestones4wk's "(1-2 RIR)" aligned to "(2 RIR)". Deload: proactive Week 5 (aggressive 8+-week continuous progression + virtual monitoring limits). No Styku clock exists for this client — reassessment cadence stated on her actual data sources (4-week strength, ~8-week force-assessment re-test), nothing invented.</w:t>
+        <w:t xml:space="preserve">Restructured to the ICONS Block Method six-slot session architecture (Corrective → Primary Compound → Accessory → Jason's Exercise → Secondary Compound → Third Compound/Integration; see CLAUDE.md). VIRTUAL client — all menus/substitutions drawn from her own equipment list only (DBs, one KB 20-35, bench, bands, med ball); no Kieser renames (no cable machine exists in her setup — the studio inventory does not apply, per CLAUDE.md's scope note). Slot 4 omitted all days — no Jason Bethea relationship on file, re-verified. Slot 1 on every day is her force-assessment corrective work PROMOTED out of warmUp prose into tracked blocks (left-hip activation, right-hand neural-delay squeeze, and the two light KB dead-hinge ramps — the ramps are loaded, rep-prescribed movements per the warm-up drift rule; the med ball chest passes deliberately stay in warmUp as implement activation primers, the band-pull-apart category). Block-internal corrective ordering deliberately keeps each hinge ramp separated from the hinge work that follows (Day 1: ramp → band walk → Hex DL; Day 3: ramp → glute bridge → KB swings) so no 3-consecutive-hinge run is created; the 8/12 KB Power fix order (2H Swing → 1A Swing → Goblet → Clean) survives verbatim. Day 1's Lateral Band Walk moved from the squat block into the corrective slot; Day 1's unilateral force-data block keeps its own position/purpose; Day 1's KB complex and Day 2's carries+core retitled as the integration closers (content unchanged). Day 3 documented deviation (Elizabeth Poynor Saturday precedent): power block runs first as the day's primary expression; the Compound Strength Clusters — literally hinge-to-press and squat-to-press complexes — serve the secondary-compound and integration functions together, AMRAP finisher after. RIR alignment to the corrected model: "1-2 RIR / final set closer to failure" language updated to the 2-RIR primary default (loads/sets/reps untouched); milestones4wk's "(1-2 RIR)" aligned to "(2 RIR)". Deload: proactive Week 5 (aggressive 8+-week continuous progression + virtual monitoring limits). No Styku clock exists for this client — reassessment cadence stated on her actual data sources (4-week strength, ~8-week force-assessment re-test), nothing invented.</w:t>
       </w:r>
     </w:p>
     <w:p>
